--- a/contrato_colaboradores/MODELO-CONTRATO-COLABORACION-CREADORES.docx
+++ b/contrato_colaboradores/MODELO-CONTRATO-COLABORACION-CREADORES.docx
@@ -28,7 +28,7 @@
         </w:p>
       </w:sdtContent>
     </w:sdt>
-    <w:bookmarkStart w:id="51" w:name="Xca2e99aed5dc548f363502624e67bd5eeecb50d"/>
+    <w:bookmarkStart w:id="52" w:name="Xca2e99aed5dc548f363502624e67bd5eeecb50d"/>
     <w:p>
       <w:pPr>
         <w:pStyle w:val="Heading1"/>
@@ -2036,7 +2036,7 @@
     </w:p>
     <w:bookmarkEnd w:id="17"/>
     <w:bookmarkEnd w:id="18"/>
-    <w:bookmarkStart w:id="25" w:name="Xcac75de2398768a6fc2eb886fabf183d6f68611"/>
+    <w:bookmarkStart w:id="26" w:name="Xcac75de2398768a6fc2eb886fabf183d6f68611"/>
     <w:p>
       <w:pPr>
         <w:pStyle w:val="Heading2"/>
@@ -2403,7 +2403,162 @@
       </w:r>
     </w:p>
     <w:bookmarkEnd w:id="20"/>
-    <w:bookmarkStart w:id="21" w:name="Xe2f4eb1c02948845a739cdc30d40953efe47e1c"/>
+    <w:bookmarkStart w:id="21" w:name="Xc6436271fd2dff81d1d3f6acb259e670a7a43cc"/>
+    <w:p>
+      <w:pPr>
+        <w:pStyle w:val="Heading3"/>
+      </w:pPr>
+      <w:r>
+        <w:t xml:space="preserve">4.2 bis · Criterio de aprobación razonable</w:t>
+      </w:r>
+    </w:p>
+    <w:p>
+      <w:pPr>
+        <w:pStyle w:val="FirstParagraph"/>
+      </w:pPr>
+      <w:r>
+        <w:t xml:space="preserve">La evaluación de la entrega por FURGOCASA será</w:t>
+      </w:r>
+      <w:r>
+        <w:t xml:space="preserve"> </w:t>
+      </w:r>
+      <w:r>
+        <w:rPr>
+          <w:b/>
+          <w:bCs/>
+        </w:rPr>
+        <w:t xml:space="preserve">razonable y objetiva</w:t>
+      </w:r>
+      <w:r>
+        <w:t xml:space="preserve">, limitándose a verificar:</w:t>
+      </w:r>
+    </w:p>
+    <w:p>
+      <w:pPr>
+        <w:pStyle w:val="Compact"/>
+        <w:numPr>
+          <w:ilvl w:val="0"/>
+          <w:numId w:val="1010"/>
+        </w:numPr>
+      </w:pPr>
+      <w:r>
+        <w:t xml:space="preserve">El</w:t>
+      </w:r>
+      <w:r>
+        <w:t xml:space="preserve"> </w:t>
+      </w:r>
+      <w:r>
+        <w:rPr>
+          <w:b/>
+          <w:bCs/>
+        </w:rPr>
+        <w:t xml:space="preserve">cumplimiento cuantitativo</w:t>
+      </w:r>
+      <w:r>
+        <w:t xml:space="preserve"> </w:t>
+      </w:r>
+      <w:r>
+        <w:t xml:space="preserve">de los entregables mínimos del nivel pactado (Cláusula 3.1).</w:t>
+      </w:r>
+    </w:p>
+    <w:p>
+      <w:pPr>
+        <w:pStyle w:val="Compact"/>
+        <w:numPr>
+          <w:ilvl w:val="0"/>
+          <w:numId w:val="1010"/>
+        </w:numPr>
+      </w:pPr>
+      <w:r>
+        <w:t xml:space="preserve">El</w:t>
+      </w:r>
+      <w:r>
+        <w:t xml:space="preserve"> </w:t>
+      </w:r>
+      <w:r>
+        <w:rPr>
+          <w:b/>
+          <w:bCs/>
+        </w:rPr>
+        <w:t xml:space="preserve">cumplimiento técnico</w:t>
+      </w:r>
+      <w:r>
+        <w:t xml:space="preserve"> </w:t>
+      </w:r>
+      <w:r>
+        <w:t xml:space="preserve">de los estándares definidos en la Cláusula 3.2 (formato, resolución, audio, pre-selección, estructura de carpetas).</w:t>
+      </w:r>
+    </w:p>
+    <w:p>
+      <w:pPr>
+        <w:pStyle w:val="Compact"/>
+        <w:numPr>
+          <w:ilvl w:val="0"/>
+          <w:numId w:val="1010"/>
+        </w:numPr>
+      </w:pPr>
+      <w:r>
+        <w:t xml:space="preserve">La</w:t>
+      </w:r>
+      <w:r>
+        <w:t xml:space="preserve"> </w:t>
+      </w:r>
+      <w:r>
+        <w:rPr>
+          <w:b/>
+          <w:bCs/>
+        </w:rPr>
+        <w:t xml:space="preserve">adecuación temática</w:t>
+      </w:r>
+      <w:r>
+        <w:t xml:space="preserve"> </w:t>
+      </w:r>
+      <w:r>
+        <w:t xml:space="preserve">al ámbito del programa (camper, viaje, vida en ruta, interiores en uso real, paisaje, etc.) y a la idoneidad de marca de la Cláusula 3.3.</w:t>
+      </w:r>
+    </w:p>
+    <w:p>
+      <w:pPr>
+        <w:pStyle w:val="FirstParagraph"/>
+      </w:pPr>
+      <w:r>
+        <w:t xml:space="preserve">FURGOCASA</w:t>
+      </w:r>
+      <w:r>
+        <w:t xml:space="preserve"> </w:t>
+      </w:r>
+      <w:r>
+        <w:rPr>
+          <w:b/>
+          <w:bCs/>
+        </w:rPr>
+        <w:t xml:space="preserve">no entrará a valorar</w:t>
+      </w:r>
+      <w:r>
+        <w:t xml:space="preserve"> </w:t>
+      </w:r>
+      <w:r>
+        <w:t xml:space="preserve">elementos estéticos, narrativos o de gusto subjetivo —encuadre concreto, paleta de color, hora exacta del día, localizaciones específicas, vestuario, contenido del plato cocinado, etc.— siempre que el material cumpla los puntos 1, 2 y 3 anteriores. En consecuencia,</w:t>
+      </w:r>
+      <w:r>
+        <w:t xml:space="preserve"> </w:t>
+      </w:r>
+      <w:r>
+        <w:rPr>
+          <w:b/>
+          <w:bCs/>
+        </w:rPr>
+        <w:t xml:space="preserve">no procederá</w:t>
+      </w:r>
+      <w:r>
+        <w:t xml:space="preserve"> </w:t>
+      </w:r>
+      <w:r>
+        <w:t xml:space="preserve">una decisión de «NO CUMPLE» motivada únicamente en preferencias estéticas o de criterio creativo de FURGOCASA cuando los entregables sean técnica y temáticamente correctos.</w:t>
+      </w:r>
+    </w:p>
+    <w:bookmarkEnd w:id="21"/>
+    <w:bookmarkStart w:id="22" w:name="Xe2f4eb1c02948845a739cdc30d40953efe47e1c"/>
     <w:p>
       <w:pPr>
         <w:pStyle w:val="Heading3"/>
@@ -2655,8 +2810,8 @@
         <w:t xml:space="preserve">y cumpla los mínimos técnicos básicos para poder ser revisada.</w:t>
       </w:r>
     </w:p>
-    <w:bookmarkEnd w:id="21"/>
-    <w:bookmarkStart w:id="22" w:name="X77dabe94f2b27201bb0fb550b5b5ad99dc9e61a"/>
+    <w:bookmarkEnd w:id="22"/>
+    <w:bookmarkStart w:id="23" w:name="X77dabe94f2b27201bb0fb550b5b5ad99dc9e61a"/>
     <w:p>
       <w:pPr>
         <w:pStyle w:val="Heading3"/>
@@ -2691,7 +2846,7 @@
         <w:pStyle w:val="Compact"/>
         <w:numPr>
           <w:ilvl w:val="0"/>
-          <w:numId w:val="1010"/>
+          <w:numId w:val="1011"/>
         </w:numPr>
       </w:pPr>
       <w:r>
@@ -2713,7 +2868,7 @@
         <w:pStyle w:val="Compact"/>
         <w:numPr>
           <w:ilvl w:val="0"/>
-          <w:numId w:val="1010"/>
+          <w:numId w:val="1011"/>
         </w:numPr>
       </w:pPr>
       <w:r>
@@ -2786,8 +2941,8 @@
         <w:t xml:space="preserve">al número facilitado. La decisión incluirá motivación razonada cuando sea de “NO CUMPLE”, con referencia a los mínimos no alcanzados.</w:t>
       </w:r>
     </w:p>
-    <w:bookmarkEnd w:id="22"/>
-    <w:bookmarkStart w:id="23" w:name="X3e0d715aa613383aa5eefe17e05d011a50a5084"/>
+    <w:bookmarkEnd w:id="23"/>
+    <w:bookmarkStart w:id="24" w:name="X3e0d715aa613383aa5eefe17e05d011a50a5084"/>
     <w:p>
       <w:pPr>
         <w:pStyle w:val="Heading3"/>
@@ -2820,8 +2975,8 @@
         <w:t xml:space="preserve">para completar lo faltante. La oferta de subsanación se documenta por email y, si EL CREADOR la acepta expresamente, reabre el ciclo de revisión 4.3. Si no la acepta o no entrega dentro del plazo adicional, el resultado pasa automáticamente a “NO CUMPLE”.</w:t>
       </w:r>
     </w:p>
-    <w:bookmarkEnd w:id="23"/>
-    <w:bookmarkStart w:id="24" w:name="X06301f13b333bfd4a2cbf1c8517d7acdcbfdc52"/>
+    <w:bookmarkEnd w:id="24"/>
+    <w:bookmarkStart w:id="25" w:name="X06301f13b333bfd4a2cbf1c8517d7acdcbfdc52"/>
     <w:p>
       <w:pPr>
         <w:pStyle w:val="Heading3"/>
@@ -2877,9 +3032,9 @@
         </w:pict>
       </w:r>
     </w:p>
-    <w:bookmarkEnd w:id="24"/>
     <w:bookmarkEnd w:id="25"/>
-    <w:bookmarkStart w:id="26" w:name="Xf5df741565110fa512ec30c29a19e8fa443cc61"/>
+    <w:bookmarkEnd w:id="26"/>
+    <w:bookmarkStart w:id="27" w:name="Xf5df741565110fa512ec30c29a19e8fa443cc61"/>
     <w:p>
       <w:pPr>
         <w:pStyle w:val="Heading2"/>
@@ -3267,8 +3422,8 @@
         </w:pict>
       </w:r>
     </w:p>
-    <w:bookmarkEnd w:id="26"/>
-    <w:bookmarkStart w:id="27" w:name="Xa89b38410b14ea86d29088d4f5c98ea688ef62a"/>
+    <w:bookmarkEnd w:id="27"/>
+    <w:bookmarkStart w:id="28" w:name="Xa89b38410b14ea86d29088d4f5c98ea688ef62a"/>
     <w:p>
       <w:pPr>
         <w:pStyle w:val="Heading2"/>
@@ -3306,7 +3461,7 @@
         <w:pStyle w:val="Compact"/>
         <w:numPr>
           <w:ilvl w:val="0"/>
-          <w:numId w:val="1011"/>
+          <w:numId w:val="1012"/>
         </w:numPr>
       </w:pPr>
       <w:r>
@@ -3347,7 +3502,7 @@
         <w:pStyle w:val="Compact"/>
         <w:numPr>
           <w:ilvl w:val="0"/>
-          <w:numId w:val="1011"/>
+          <w:numId w:val="1012"/>
         </w:numPr>
       </w:pPr>
       <w:r>
@@ -3366,7 +3521,7 @@
         <w:pStyle w:val="Compact"/>
         <w:numPr>
           <w:ilvl w:val="0"/>
-          <w:numId w:val="1011"/>
+          <w:numId w:val="1012"/>
         </w:numPr>
       </w:pPr>
       <w:r>
@@ -3438,8 +3593,8 @@
         </w:pict>
       </w:r>
     </w:p>
-    <w:bookmarkEnd w:id="27"/>
-    <w:bookmarkStart w:id="34" w:name="Xdd595c8e4d34c897c67fd8cefb6f124491b51ff"/>
+    <w:bookmarkEnd w:id="28"/>
+    <w:bookmarkStart w:id="35" w:name="Xdd595c8e4d34c897c67fd8cefb6f124491b51ff"/>
     <w:p>
       <w:pPr>
         <w:pStyle w:val="Heading2"/>
@@ -3448,7 +3603,7 @@
         <w:t xml:space="preserve">7 · Cesión de derechos sobre el material entregado</w:t>
       </w:r>
     </w:p>
-    <w:bookmarkStart w:id="28" w:name="X38075960c3bd74a3d7d14f7639deb2360e6a227"/>
+    <w:bookmarkStart w:id="29" w:name="X38075960c3bd74a3d7d14f7639deb2360e6a227"/>
     <w:p>
       <w:pPr>
         <w:pStyle w:val="Heading3"/>
@@ -3495,175 +3650,6 @@
       </w:r>
       <w:r>
         <w:t xml:space="preserve">(por todo el plazo legal de protección de los derechos de propiedad intelectual):</w:t>
-      </w:r>
-    </w:p>
-    <w:p>
-      <w:pPr>
-        <w:pStyle w:val="Compact"/>
-        <w:numPr>
-          <w:ilvl w:val="0"/>
-          <w:numId w:val="1012"/>
-        </w:numPr>
-      </w:pPr>
-      <w:r>
-        <w:rPr>
-          <w:b/>
-          <w:bCs/>
-        </w:rPr>
-        <w:t xml:space="preserve">Reproducción</w:t>
-      </w:r>
-      <w:r>
-        <w:t xml:space="preserve"> </w:t>
-      </w:r>
-      <w:r>
-        <w:t xml:space="preserve">en cualquier soporte y formato (digital, impreso, gran formato, materiales promocionales, packaging).</w:t>
-      </w:r>
-    </w:p>
-    <w:p>
-      <w:pPr>
-        <w:pStyle w:val="Compact"/>
-        <w:numPr>
-          <w:ilvl w:val="0"/>
-          <w:numId w:val="1012"/>
-        </w:numPr>
-      </w:pPr>
-      <w:r>
-        <w:rPr>
-          <w:b/>
-          <w:bCs/>
-        </w:rPr>
-        <w:t xml:space="preserve">Distribución</w:t>
-      </w:r>
-      <w:r>
-        <w:t xml:space="preserve"> </w:t>
-      </w:r>
-      <w:r>
-        <w:t xml:space="preserve">y</w:t>
-      </w:r>
-      <w:r>
-        <w:t xml:space="preserve"> </w:t>
-      </w:r>
-      <w:r>
-        <w:rPr>
-          <w:b/>
-          <w:bCs/>
-        </w:rPr>
-        <w:t xml:space="preserve">comunicación pública</w:t>
-      </w:r>
-      <w:r>
-        <w:t xml:space="preserve"> </w:t>
-      </w:r>
-      <w:r>
-        <w:t xml:space="preserve">en cualquier medio online u offline, incluyendo —sin limitación— web propia, redes sociales propias, newsletters, blog,</w:t>
-      </w:r>
-      <w:r>
-        <w:t xml:space="preserve"> </w:t>
-      </w:r>
-      <w:r>
-        <w:rPr>
-          <w:b/>
-          <w:bCs/>
-        </w:rPr>
-        <w:t xml:space="preserve">publicidad pagada</w:t>
-      </w:r>
-      <w:r>
-        <w:t xml:space="preserve"> </w:t>
-      </w:r>
-      <w:r>
-        <w:t xml:space="preserve">en cualquier plataforma (Google Ads, Meta Ads, TikTok Ads, programática, exterior, etc.), folletos, ferias, prensa, televisión y radio.</w:t>
-      </w:r>
-    </w:p>
-    <w:p>
-      <w:pPr>
-        <w:pStyle w:val="Compact"/>
-        <w:numPr>
-          <w:ilvl w:val="0"/>
-          <w:numId w:val="1012"/>
-        </w:numPr>
-      </w:pPr>
-      <w:r>
-        <w:rPr>
-          <w:b/>
-          <w:bCs/>
-        </w:rPr>
-        <w:t xml:space="preserve">Transformación</w:t>
-      </w:r>
-      <w:r>
-        <w:t xml:space="preserve">: edición, recorte, doblaje, subtitulado, color grading, montaje y derivados.</w:t>
-      </w:r>
-    </w:p>
-    <w:p>
-      <w:pPr>
-        <w:pStyle w:val="Compact"/>
-        <w:numPr>
-          <w:ilvl w:val="0"/>
-          <w:numId w:val="1012"/>
-        </w:numPr>
-      </w:pPr>
-      <w:r>
-        <w:rPr>
-          <w:b/>
-          <w:bCs/>
-        </w:rPr>
-        <w:t xml:space="preserve">Sublicencia</w:t>
-      </w:r>
-      <w:r>
-        <w:t xml:space="preserve"> </w:t>
-      </w:r>
-      <w:r>
-        <w:t xml:space="preserve">a terceros únicamente en el marco de la comunicación comercial de FURGOCASA (agencias, partners turísticos, plataformas de reservas) y siempre que el uso sea coherente con esa comunicación.</w:t>
-      </w:r>
-    </w:p>
-    <w:bookmarkEnd w:id="28"/>
-    <w:bookmarkStart w:id="29" w:name="X91fc5a2a399cce6039213b03af47a5884ae932c"/>
-    <w:p>
-      <w:pPr>
-        <w:pStyle w:val="Heading3"/>
-      </w:pPr>
-      <w:r>
-        <w:t xml:space="preserve">7.2 · Autoría y portfolio</w:t>
-      </w:r>
-    </w:p>
-    <w:p>
-      <w:pPr>
-        <w:pStyle w:val="FirstParagraph"/>
-      </w:pPr>
-      <w:r>
-        <w:t xml:space="preserve">EL CREADOR</w:t>
-      </w:r>
-      <w:r>
-        <w:t xml:space="preserve"> </w:t>
-      </w:r>
-      <w:r>
-        <w:rPr>
-          <w:b/>
-          <w:bCs/>
-        </w:rPr>
-        <w:t xml:space="preserve">conserva la autoría moral</w:t>
-      </w:r>
-      <w:r>
-        <w:t xml:space="preserve"> </w:t>
-      </w:r>
-      <w:r>
-        <w:t xml:space="preserve">sobre el material. FURGOCASA no está obligada a citarle en cada uso, aunque podrá hacerlo cuando aporte valor editorial. EL CREADOR podrá utilizar el material en su portfolio personal y profesional, salvo pacto en contrario en el Anexo II.</w:t>
-      </w:r>
-    </w:p>
-    <w:bookmarkEnd w:id="29"/>
-    <w:bookmarkStart w:id="30" w:name="Xd8b8000dc7182b7f9276b6bde5bf92c6bf3d9c0"/>
-    <w:p>
-      <w:pPr>
-        <w:pStyle w:val="Heading3"/>
-      </w:pPr>
-      <w:r>
-        <w:t xml:space="preserve">7.3 · Garantías de EL CREADOR</w:t>
-      </w:r>
-    </w:p>
-    <w:p>
-      <w:pPr>
-        <w:pStyle w:val="FirstParagraph"/>
-      </w:pPr>
-      <w:r>
-        <w:t xml:space="preserve">EL CREADOR garantiza que:</w:t>
       </w:r>
     </w:p>
     <w:p>
@@ -3675,7 +3661,17 @@
         </w:numPr>
       </w:pPr>
       <w:r>
-        <w:t xml:space="preserve">Es el autor original del material entregado o cuenta con todos los derechos necesarios para cederlo a FURGOCASA.</w:t>
+        <w:rPr>
+          <w:b/>
+          <w:bCs/>
+        </w:rPr>
+        <w:t xml:space="preserve">Reproducción</w:t>
+      </w:r>
+      <w:r>
+        <w:t xml:space="preserve"> </w:t>
+      </w:r>
+      <w:r>
+        <w:t xml:space="preserve">en cualquier soporte y formato (digital, impreso, gran formato, materiales promocionales, packaging).</w:t>
       </w:r>
     </w:p>
     <w:p>
@@ -3687,7 +3683,49 @@
         </w:numPr>
       </w:pPr>
       <w:r>
-        <w:t xml:space="preserve">Dispone de las autorizaciones firmadas de imagen de cualquier persona reconocible que aparezca en el material (Anexo III). FURGOCASA podrá requerir copia.</w:t>
+        <w:rPr>
+          <w:b/>
+          <w:bCs/>
+        </w:rPr>
+        <w:t xml:space="preserve">Distribución</w:t>
+      </w:r>
+      <w:r>
+        <w:t xml:space="preserve"> </w:t>
+      </w:r>
+      <w:r>
+        <w:t xml:space="preserve">y</w:t>
+      </w:r>
+      <w:r>
+        <w:t xml:space="preserve"> </w:t>
+      </w:r>
+      <w:r>
+        <w:rPr>
+          <w:b/>
+          <w:bCs/>
+        </w:rPr>
+        <w:t xml:space="preserve">comunicación pública</w:t>
+      </w:r>
+      <w:r>
+        <w:t xml:space="preserve"> </w:t>
+      </w:r>
+      <w:r>
+        <w:t xml:space="preserve">en cualquier medio online u offline, incluyendo —sin limitación— web propia, redes sociales propias, newsletters, blog,</w:t>
+      </w:r>
+      <w:r>
+        <w:t xml:space="preserve"> </w:t>
+      </w:r>
+      <w:r>
+        <w:rPr>
+          <w:b/>
+          <w:bCs/>
+        </w:rPr>
+        <w:t xml:space="preserve">publicidad pagada</w:t>
+      </w:r>
+      <w:r>
+        <w:t xml:space="preserve"> </w:t>
+      </w:r>
+      <w:r>
+        <w:t xml:space="preserve">en cualquier plataforma (Google Ads, Meta Ads, TikTok Ads, programática, exterior, etc.), folletos, ferias, prensa, televisión y radio.</w:t>
       </w:r>
     </w:p>
     <w:p>
@@ -3699,11 +3737,128 @@
         </w:numPr>
       </w:pPr>
       <w:r>
+        <w:rPr>
+          <w:b/>
+          <w:bCs/>
+        </w:rPr>
+        <w:t xml:space="preserve">Transformación</w:t>
+      </w:r>
+      <w:r>
+        <w:t xml:space="preserve">: edición, recorte, doblaje, subtitulado, color grading, montaje y derivados.</w:t>
+      </w:r>
+    </w:p>
+    <w:p>
+      <w:pPr>
+        <w:pStyle w:val="Compact"/>
+        <w:numPr>
+          <w:ilvl w:val="0"/>
+          <w:numId w:val="1013"/>
+        </w:numPr>
+      </w:pPr>
+      <w:r>
+        <w:rPr>
+          <w:b/>
+          <w:bCs/>
+        </w:rPr>
+        <w:t xml:space="preserve">Sublicencia</w:t>
+      </w:r>
+      <w:r>
+        <w:t xml:space="preserve"> </w:t>
+      </w:r>
+      <w:r>
+        <w:t xml:space="preserve">a terceros únicamente en el marco de la comunicación comercial de FURGOCASA (agencias, partners turísticos, plataformas de reservas) y siempre que el uso sea coherente con esa comunicación.</w:t>
+      </w:r>
+    </w:p>
+    <w:bookmarkEnd w:id="29"/>
+    <w:bookmarkStart w:id="30" w:name="X91fc5a2a399cce6039213b03af47a5884ae932c"/>
+    <w:p>
+      <w:pPr>
+        <w:pStyle w:val="Heading3"/>
+      </w:pPr>
+      <w:r>
+        <w:t xml:space="preserve">7.2 · Autoría y portfolio</w:t>
+      </w:r>
+    </w:p>
+    <w:p>
+      <w:pPr>
+        <w:pStyle w:val="FirstParagraph"/>
+      </w:pPr>
+      <w:r>
+        <w:t xml:space="preserve">EL CREADOR</w:t>
+      </w:r>
+      <w:r>
+        <w:t xml:space="preserve"> </w:t>
+      </w:r>
+      <w:r>
+        <w:rPr>
+          <w:b/>
+          <w:bCs/>
+        </w:rPr>
+        <w:t xml:space="preserve">conserva la autoría moral</w:t>
+      </w:r>
+      <w:r>
+        <w:t xml:space="preserve"> </w:t>
+      </w:r>
+      <w:r>
+        <w:t xml:space="preserve">sobre el material. FURGOCASA no está obligada a citarle en cada uso, aunque podrá hacerlo cuando aporte valor editorial. EL CREADOR podrá utilizar el material en su portfolio personal y profesional, salvo pacto en contrario en el Anexo II.</w:t>
+      </w:r>
+    </w:p>
+    <w:bookmarkEnd w:id="30"/>
+    <w:bookmarkStart w:id="31" w:name="Xd8b8000dc7182b7f9276b6bde5bf92c6bf3d9c0"/>
+    <w:p>
+      <w:pPr>
+        <w:pStyle w:val="Heading3"/>
+      </w:pPr>
+      <w:r>
+        <w:t xml:space="preserve">7.3 · Garantías de EL CREADOR</w:t>
+      </w:r>
+    </w:p>
+    <w:p>
+      <w:pPr>
+        <w:pStyle w:val="FirstParagraph"/>
+      </w:pPr>
+      <w:r>
+        <w:t xml:space="preserve">EL CREADOR garantiza que:</w:t>
+      </w:r>
+    </w:p>
+    <w:p>
+      <w:pPr>
+        <w:pStyle w:val="Compact"/>
+        <w:numPr>
+          <w:ilvl w:val="0"/>
+          <w:numId w:val="1014"/>
+        </w:numPr>
+      </w:pPr>
+      <w:r>
+        <w:t xml:space="preserve">Es el autor original del material entregado o cuenta con todos los derechos necesarios para cederlo a FURGOCASA.</w:t>
+      </w:r>
+    </w:p>
+    <w:p>
+      <w:pPr>
+        <w:pStyle w:val="Compact"/>
+        <w:numPr>
+          <w:ilvl w:val="0"/>
+          <w:numId w:val="1014"/>
+        </w:numPr>
+      </w:pPr>
+      <w:r>
+        <w:t xml:space="preserve">Dispone de las autorizaciones firmadas de imagen de cualquier persona reconocible que aparezca en el material (Anexo III). FURGOCASA podrá requerir copia.</w:t>
+      </w:r>
+    </w:p>
+    <w:p>
+      <w:pPr>
+        <w:pStyle w:val="Compact"/>
+        <w:numPr>
+          <w:ilvl w:val="0"/>
+          <w:numId w:val="1014"/>
+        </w:numPr>
+      </w:pPr>
+      <w:r>
         <w:t xml:space="preserve">El material no infringe derechos de terceros (autores, modelos, marcas, lugares con derechos especiales, drones en zonas reguladas, etc.).</w:t>
       </w:r>
     </w:p>
-    <w:bookmarkEnd w:id="30"/>
-    <w:bookmarkStart w:id="31" w:name="Xfb39853fdded2392b0026bd1dc3a1f710482167"/>
+    <w:bookmarkEnd w:id="31"/>
+    <w:bookmarkStart w:id="32" w:name="Xfb39853fdded2392b0026bd1dc3a1f710482167"/>
     <w:p>
       <w:pPr>
         <w:pStyle w:val="Heading3"/>
@@ -3768,8 +3923,8 @@
         <w:t xml:space="preserve">descritos en la Cláusula 3.3 (sin elementos ofensivos, sin marcas competidoras visibles, sin conducción imprudente, con autorizaciones de imagen).</w:t>
       </w:r>
     </w:p>
-    <w:bookmarkEnd w:id="31"/>
-    <w:bookmarkStart w:id="32" w:name="X649b0ea2920f78a09f1ea1a01fc3d7794f85fa8"/>
+    <w:bookmarkEnd w:id="32"/>
+    <w:bookmarkStart w:id="33" w:name="X649b0ea2920f78a09f1ea1a01fc3d7794f85fa8"/>
     <w:p>
       <w:pPr>
         <w:pStyle w:val="Heading3"/>
@@ -3786,8 +3941,8 @@
         <w:t xml:space="preserve">EL CREADOR mantendrá indemne a FURGOCASA frente a cualquier reclamación de terceros derivada del incumplimiento de las garantías de la cláusula 7.3.</w:t>
       </w:r>
     </w:p>
-    <w:bookmarkEnd w:id="32"/>
-    <w:bookmarkStart w:id="33" w:name="Xa2c3bbc64658d4743288fe75775903fc0c0bc7d"/>
+    <w:bookmarkEnd w:id="33"/>
+    <w:bookmarkStart w:id="34" w:name="Xa2c3bbc64658d4743288fe75775903fc0c0bc7d"/>
     <w:p>
       <w:pPr>
         <w:pStyle w:val="Heading3"/>
@@ -3827,9 +3982,9 @@
         </w:pict>
       </w:r>
     </w:p>
-    <w:bookmarkEnd w:id="33"/>
     <w:bookmarkEnd w:id="34"/>
-    <w:bookmarkStart w:id="35" w:name="Xba840f41ed901865352a7d4ade551a4a75cc43e"/>
+    <w:bookmarkEnd w:id="35"/>
+    <w:bookmarkStart w:id="36" w:name="Xba840f41ed901865352a7d4ade551a4a75cc43e"/>
     <w:p>
       <w:pPr>
         <w:pStyle w:val="Heading2"/>
@@ -3843,7 +3998,7 @@
         <w:pStyle w:val="Compact"/>
         <w:numPr>
           <w:ilvl w:val="0"/>
-          <w:numId w:val="1014"/>
+          <w:numId w:val="1015"/>
         </w:numPr>
       </w:pPr>
       <w:r>
@@ -3871,7 +4026,7 @@
         <w:pStyle w:val="Compact"/>
         <w:numPr>
           <w:ilvl w:val="0"/>
-          <w:numId w:val="1014"/>
+          <w:numId w:val="1015"/>
         </w:numPr>
       </w:pPr>
       <w:r>
@@ -3899,7 +4054,7 @@
         <w:pStyle w:val="Compact"/>
         <w:numPr>
           <w:ilvl w:val="0"/>
-          <w:numId w:val="1014"/>
+          <w:numId w:val="1015"/>
         </w:numPr>
       </w:pPr>
       <w:r>
@@ -3911,7 +4066,7 @@
         <w:pStyle w:val="Compact"/>
         <w:numPr>
           <w:ilvl w:val="0"/>
-          <w:numId w:val="1014"/>
+          <w:numId w:val="1015"/>
         </w:numPr>
       </w:pPr>
       <w:r>
@@ -3925,8 +4080,8 @@
         </w:pict>
       </w:r>
     </w:p>
-    <w:bookmarkEnd w:id="35"/>
-    <w:bookmarkStart w:id="39" w:name="Xc42290a22094b2ce1e9541260ced0c2adc4ffb6"/>
+    <w:bookmarkEnd w:id="36"/>
+    <w:bookmarkStart w:id="40" w:name="Xc42290a22094b2ce1e9541260ced0c2adc4ffb6"/>
     <w:p>
       <w:pPr>
         <w:pStyle w:val="Heading2"/>
@@ -3935,7 +4090,7 @@
         <w:t xml:space="preserve">9 · Causas de incumplimiento y consecuencias</w:t>
       </w:r>
     </w:p>
-    <w:bookmarkStart w:id="36" w:name="X846d02eb3ead52df6c5b82487f5b56ba45b3abc"/>
+    <w:bookmarkStart w:id="37" w:name="X846d02eb3ead52df6c5b82487f5b56ba45b3abc"/>
     <w:p>
       <w:pPr>
         <w:pStyle w:val="Heading3"/>
@@ -3950,106 +4105,6 @@
       </w:pPr>
       <w:r>
         <w:t xml:space="preserve">Se considerarán incumplimientos materiales de este contrato, sin perjuicio de los previstos en el contrato de alquiler estándar de la Cláusula 5:</w:t>
-      </w:r>
-    </w:p>
-    <w:p>
-      <w:pPr>
-        <w:pStyle w:val="Compact"/>
-        <w:numPr>
-          <w:ilvl w:val="0"/>
-          <w:numId w:val="1015"/>
-        </w:numPr>
-      </w:pPr>
-      <w:r>
-        <w:rPr>
-          <w:b/>
-          <w:bCs/>
-        </w:rPr>
-        <w:t xml:space="preserve">No entrega del material</w:t>
-      </w:r>
-      <w:r>
-        <w:t xml:space="preserve"> </w:t>
-      </w:r>
-      <w:r>
-        <w:t xml:space="preserve">dentro del plazo pactado.</w:t>
-      </w:r>
-    </w:p>
-    <w:p>
-      <w:pPr>
-        <w:pStyle w:val="Compact"/>
-        <w:numPr>
-          <w:ilvl w:val="0"/>
-          <w:numId w:val="1015"/>
-        </w:numPr>
-      </w:pPr>
-      <w:r>
-        <w:rPr>
-          <w:b/>
-          <w:bCs/>
-        </w:rPr>
-        <w:t xml:space="preserve">Entrega defectuosa</w:t>
-      </w:r>
-      <w:r>
-        <w:t xml:space="preserve">: por debajo de los mínimos técnicos (3.2) o de variedad (3.3), tras agotar el procedimiento de subsanación de la 4.5 si fuera ofrecido.</w:t>
-      </w:r>
-    </w:p>
-    <w:p>
-      <w:pPr>
-        <w:pStyle w:val="Compact"/>
-        <w:numPr>
-          <w:ilvl w:val="0"/>
-          <w:numId w:val="1015"/>
-        </w:numPr>
-      </w:pPr>
-      <w:r>
-        <w:rPr>
-          <w:b/>
-          <w:bCs/>
-        </w:rPr>
-        <w:t xml:space="preserve">Falsedad</w:t>
-      </w:r>
-      <w:r>
-        <w:t xml:space="preserve"> </w:t>
-      </w:r>
-      <w:r>
-        <w:t xml:space="preserve">en las garantías de la 7.3 (autoría, autorizaciones de imagen, no infracción).</w:t>
-      </w:r>
-    </w:p>
-    <w:p>
-      <w:pPr>
-        <w:pStyle w:val="Compact"/>
-        <w:numPr>
-          <w:ilvl w:val="0"/>
-          <w:numId w:val="1015"/>
-        </w:numPr>
-      </w:pPr>
-      <w:r>
-        <w:rPr>
-          <w:b/>
-          <w:bCs/>
-        </w:rPr>
-        <w:t xml:space="preserve">Uso del vehículo</w:t>
-      </w:r>
-      <w:r>
-        <w:t xml:space="preserve"> </w:t>
-      </w:r>
-      <w:r>
-        <w:t xml:space="preserve">distinto al pactado: subarriendo, uso comercial no autorizado, salida del territorio sin permiso, conducción por personas no autorizadas.</w:t>
-      </w:r>
-    </w:p>
-    <w:p>
-      <w:pPr>
-        <w:pStyle w:val="FirstParagraph"/>
-      </w:pPr>
-      <w:r>
-        <w:rPr>
-          <w:b/>
-          <w:bCs/>
-        </w:rPr>
-        <w:t xml:space="preserve">Consecuencias</w:t>
-      </w:r>
-      <w:r>
-        <w:t xml:space="preserve">:</w:t>
       </w:r>
     </w:p>
     <w:p>
@@ -4061,23 +4116,17 @@
         </w:numPr>
       </w:pPr>
       <w:r>
-        <w:t xml:space="preserve">El alquiler</w:t>
-      </w:r>
-      <w:r>
-        <w:t xml:space="preserve"> </w:t>
-      </w:r>
-      <w:r>
-        <w:rPr>
-          <w:b/>
-          <w:bCs/>
-        </w:rPr>
-        <w:t xml:space="preserve">permanece facturado</w:t>
-      </w:r>
-      <w:r>
-        <w:t xml:space="preserve"> </w:t>
-      </w:r>
-      <w:r>
-        <w:t xml:space="preserve">y no procede reembolso (Cláusula 4.4).</w:t>
+        <w:rPr>
+          <w:b/>
+          <w:bCs/>
+        </w:rPr>
+        <w:t xml:space="preserve">No entrega del material</w:t>
+      </w:r>
+      <w:r>
+        <w:t xml:space="preserve"> </w:t>
+      </w:r>
+      <w:r>
+        <w:t xml:space="preserve">dentro del plazo pactado.</w:t>
       </w:r>
     </w:p>
     <w:p>
@@ -4089,23 +4138,14 @@
         </w:numPr>
       </w:pPr>
       <w:r>
-        <w:t xml:space="preserve">En los casos 3 y 4, FURGOCASA podrá reclamar adicionalmente los</w:t>
-      </w:r>
-      <w:r>
-        <w:t xml:space="preserve"> </w:t>
-      </w:r>
-      <w:r>
-        <w:rPr>
-          <w:b/>
-          <w:bCs/>
-        </w:rPr>
-        <w:t xml:space="preserve">daños y perjuicios</w:t>
-      </w:r>
-      <w:r>
-        <w:t xml:space="preserve"> </w:t>
-      </w:r>
-      <w:r>
-        <w:t xml:space="preserve">causados, incluyendo el coste de retirada del material publicado y eventuales acciones judiciales por infracción de derechos.</w:t>
+        <w:rPr>
+          <w:b/>
+          <w:bCs/>
+        </w:rPr>
+        <w:t xml:space="preserve">Entrega defectuosa</w:t>
+      </w:r>
+      <w:r>
+        <w:t xml:space="preserve">: por debajo de los mínimos cuantitativos (3.1), técnicos (3.2) o de adecuación temática / idoneidad de marca (3.3), tras agotar el procedimiento de subsanación de la 4.5 si fuera ofrecido. Conforme a la Cláusula 4.2 bis, las preferencias estéticas o de criterio creativo de FURGOCASA no constituyen, por sí solas, causa de incumplimiento.</w:t>
       </w:r>
     </w:p>
     <w:p>
@@ -4117,17 +4157,39 @@
         </w:numPr>
       </w:pPr>
       <w:r>
-        <w:t xml:space="preserve">Pérdida del derecho a participar en futuras colaboraciones del programa.</w:t>
-      </w:r>
-    </w:p>
-    <w:bookmarkEnd w:id="36"/>
-    <w:bookmarkStart w:id="37" w:name="X9a6ed9a64b0340986b9ed6b3467f7b726f201e3"/>
-    <w:p>
-      <w:pPr>
-        <w:pStyle w:val="Heading3"/>
-      </w:pPr>
-      <w:r>
-        <w:t xml:space="preserve">9.2 · Incumplimiento por parte de FURGOCASA</w:t>
+        <w:rPr>
+          <w:b/>
+          <w:bCs/>
+        </w:rPr>
+        <w:t xml:space="preserve">Falsedad</w:t>
+      </w:r>
+      <w:r>
+        <w:t xml:space="preserve"> </w:t>
+      </w:r>
+      <w:r>
+        <w:t xml:space="preserve">en las garantías de la 7.3 (autoría, autorizaciones de imagen, no infracción).</w:t>
+      </w:r>
+    </w:p>
+    <w:p>
+      <w:pPr>
+        <w:pStyle w:val="Compact"/>
+        <w:numPr>
+          <w:ilvl w:val="0"/>
+          <w:numId w:val="1016"/>
+        </w:numPr>
+      </w:pPr>
+      <w:r>
+        <w:rPr>
+          <w:b/>
+          <w:bCs/>
+        </w:rPr>
+        <w:t xml:space="preserve">Uso del vehículo</w:t>
+      </w:r>
+      <w:r>
+        <w:t xml:space="preserve"> </w:t>
+      </w:r>
+      <w:r>
+        <w:t xml:space="preserve">distinto al pactado: subarriendo, uso comercial no autorizado, salida del territorio sin permiso, conducción por personas no autorizadas.</w:t>
       </w:r>
     </w:p>
     <w:p>
@@ -4135,7 +4197,14 @@
         <w:pStyle w:val="FirstParagraph"/>
       </w:pPr>
       <w:r>
-        <w:t xml:space="preserve">Si FURGOCASA no pone el vehículo a disposición de EL CREADOR en la fecha pactada por causas imputables a la empresa (y no por fuerza mayor, avería sobrevenida o circunstancias externas razonables), FURGOCASA ofrecerá:</w:t>
+        <w:rPr>
+          <w:b/>
+          <w:bCs/>
+        </w:rPr>
+        <w:t xml:space="preserve">Consecuencias</w:t>
+      </w:r>
+      <w:r>
+        <w:t xml:space="preserve">:</w:t>
       </w:r>
     </w:p>
     <w:p>
@@ -4147,33 +4216,23 @@
         </w:numPr>
       </w:pPr>
       <w:r>
-        <w:t xml:space="preserve">Ofrecer un</w:t>
-      </w:r>
-      <w:r>
-        <w:t xml:space="preserve"> </w:t>
-      </w:r>
-      <w:r>
-        <w:rPr>
-          <w:b/>
-          <w:bCs/>
-        </w:rPr>
-        <w:t xml:space="preserve">vehículo equivalente</w:t>
-      </w:r>
-      <w:r>
-        <w:t xml:space="preserve"> </w:t>
-      </w:r>
-      <w:r>
-        <w:t xml:space="preserve">de la flota,</w:t>
-      </w:r>
-      <w:r>
-        <w:t xml:space="preserve"> </w:t>
-      </w:r>
-      <w:r>
-        <w:rPr>
-          <w:b/>
-          <w:bCs/>
-        </w:rPr>
-        <w:t xml:space="preserve">o</w:t>
+        <w:t xml:space="preserve">El alquiler</w:t>
+      </w:r>
+      <w:r>
+        <w:t xml:space="preserve"> </w:t>
+      </w:r>
+      <w:r>
+        <w:rPr>
+          <w:b/>
+          <w:bCs/>
+        </w:rPr>
+        <w:t xml:space="preserve">permanece facturado</w:t>
+      </w:r>
+      <w:r>
+        <w:t xml:space="preserve"> </w:t>
+      </w:r>
+      <w:r>
+        <w:t xml:space="preserve">y no procede reembolso (Cláusula 4.4).</w:t>
       </w:r>
     </w:p>
     <w:p>
@@ -4185,17 +4244,23 @@
         </w:numPr>
       </w:pPr>
       <w:r>
-        <w:t xml:space="preserve">Reprogramar la colaboración en fechas alternativas dentro del periodo permitido (Cláusula 6),</w:t>
-      </w:r>
-      <w:r>
-        <w:t xml:space="preserve"> </w:t>
-      </w:r>
-      <w:r>
-        <w:rPr>
-          <w:b/>
-          <w:bCs/>
-        </w:rPr>
-        <w:t xml:space="preserve">o</w:t>
+        <w:t xml:space="preserve">En los casos 3 y 4, FURGOCASA podrá reclamar adicionalmente los</w:t>
+      </w:r>
+      <w:r>
+        <w:t xml:space="preserve"> </w:t>
+      </w:r>
+      <w:r>
+        <w:rPr>
+          <w:b/>
+          <w:bCs/>
+        </w:rPr>
+        <w:t xml:space="preserve">daños y perjuicios</w:t>
+      </w:r>
+      <w:r>
+        <w:t xml:space="preserve"> </w:t>
+      </w:r>
+      <w:r>
+        <w:t xml:space="preserve">causados, incluyendo el coste de retirada del material publicado y eventuales acciones judiciales por infracción de derechos.</w:t>
       </w:r>
     </w:p>
     <w:p>
@@ -4207,6 +4272,96 @@
         </w:numPr>
       </w:pPr>
       <w:r>
+        <w:t xml:space="preserve">Pérdida del derecho a participar en futuras colaboraciones del programa.</w:t>
+      </w:r>
+    </w:p>
+    <w:bookmarkEnd w:id="37"/>
+    <w:bookmarkStart w:id="38" w:name="X9a6ed9a64b0340986b9ed6b3467f7b726f201e3"/>
+    <w:p>
+      <w:pPr>
+        <w:pStyle w:val="Heading3"/>
+      </w:pPr>
+      <w:r>
+        <w:t xml:space="preserve">9.2 · Incumplimiento por parte de FURGOCASA</w:t>
+      </w:r>
+    </w:p>
+    <w:p>
+      <w:pPr>
+        <w:pStyle w:val="FirstParagraph"/>
+      </w:pPr>
+      <w:r>
+        <w:t xml:space="preserve">Si FURGOCASA no pone el vehículo a disposición de EL CREADOR en la fecha pactada por causas imputables a la empresa (y no por fuerza mayor, avería sobrevenida o circunstancias externas razonables), FURGOCASA ofrecerá:</w:t>
+      </w:r>
+    </w:p>
+    <w:p>
+      <w:pPr>
+        <w:pStyle w:val="Compact"/>
+        <w:numPr>
+          <w:ilvl w:val="0"/>
+          <w:numId w:val="1018"/>
+        </w:numPr>
+      </w:pPr>
+      <w:r>
+        <w:t xml:space="preserve">Ofrecer un</w:t>
+      </w:r>
+      <w:r>
+        <w:t xml:space="preserve"> </w:t>
+      </w:r>
+      <w:r>
+        <w:rPr>
+          <w:b/>
+          <w:bCs/>
+        </w:rPr>
+        <w:t xml:space="preserve">vehículo equivalente</w:t>
+      </w:r>
+      <w:r>
+        <w:t xml:space="preserve"> </w:t>
+      </w:r>
+      <w:r>
+        <w:t xml:space="preserve">de la flota,</w:t>
+      </w:r>
+      <w:r>
+        <w:t xml:space="preserve"> </w:t>
+      </w:r>
+      <w:r>
+        <w:rPr>
+          <w:b/>
+          <w:bCs/>
+        </w:rPr>
+        <w:t xml:space="preserve">o</w:t>
+      </w:r>
+    </w:p>
+    <w:p>
+      <w:pPr>
+        <w:pStyle w:val="Compact"/>
+        <w:numPr>
+          <w:ilvl w:val="0"/>
+          <w:numId w:val="1018"/>
+        </w:numPr>
+      </w:pPr>
+      <w:r>
+        <w:t xml:space="preserve">Reprogramar la colaboración en fechas alternativas dentro del periodo permitido (Cláusula 6),</w:t>
+      </w:r>
+      <w:r>
+        <w:t xml:space="preserve"> </w:t>
+      </w:r>
+      <w:r>
+        <w:rPr>
+          <w:b/>
+          <w:bCs/>
+        </w:rPr>
+        <w:t xml:space="preserve">o</w:t>
+      </w:r>
+    </w:p>
+    <w:p>
+      <w:pPr>
+        <w:pStyle w:val="Compact"/>
+        <w:numPr>
+          <w:ilvl w:val="0"/>
+          <w:numId w:val="1018"/>
+        </w:numPr>
+      </w:pPr>
+      <w:r>
         <w:rPr>
           <w:b/>
           <w:bCs/>
@@ -4228,8 +4383,8 @@
         <w:t xml:space="preserve">En ningún caso EL CREADOR podrá reclamar lucro cesante por trabajos no realizados a terceros, dado el carácter de colaboración no remunerada en metálico.</w:t>
       </w:r>
     </w:p>
-    <w:bookmarkEnd w:id="37"/>
-    <w:bookmarkStart w:id="38" w:name="X57eda80df33dcdb14c940ad2ad78e0f3af0008a"/>
+    <w:bookmarkEnd w:id="38"/>
+    <w:bookmarkStart w:id="39" w:name="X57eda80df33dcdb14c940ad2ad78e0f3af0008a"/>
     <w:p>
       <w:pPr>
         <w:pStyle w:val="Heading3"/>
@@ -4253,9 +4408,9 @@
         </w:pict>
       </w:r>
     </w:p>
-    <w:bookmarkEnd w:id="38"/>
     <w:bookmarkEnd w:id="39"/>
-    <w:bookmarkStart w:id="40" w:name="Xd54f430d624ccf64e20443cffb77a3c70848db4"/>
+    <w:bookmarkEnd w:id="40"/>
+    <w:bookmarkStart w:id="41" w:name="Xd54f430d624ccf64e20443cffb77a3c70848db4"/>
     <w:p>
       <w:pPr>
         <w:pStyle w:val="Heading2"/>
@@ -4437,8 +4592,8 @@
         </w:pict>
       </w:r>
     </w:p>
-    <w:bookmarkEnd w:id="40"/>
-    <w:bookmarkStart w:id="41" w:name="Xad33c4b5f5b95199f4a8157ac6b7fd4ec9126a7"/>
+    <w:bookmarkEnd w:id="41"/>
+    <w:bookmarkStart w:id="42" w:name="Xad33c4b5f5b95199f4a8157ac6b7fd4ec9126a7"/>
     <w:p>
       <w:pPr>
         <w:pStyle w:val="Heading2"/>
@@ -4514,8 +4669,8 @@
         </w:pict>
       </w:r>
     </w:p>
-    <w:bookmarkEnd w:id="41"/>
-    <w:bookmarkStart w:id="42" w:name="Xf3b4937eb7227dc5e29d702aace4a91941b2a4a"/>
+    <w:bookmarkEnd w:id="42"/>
+    <w:bookmarkStart w:id="43" w:name="Xf3b4937eb7227dc5e29d702aace4a91941b2a4a"/>
     <w:p>
       <w:pPr>
         <w:pStyle w:val="Heading2"/>
@@ -4592,8 +4747,8 @@
         </w:pict>
       </w:r>
     </w:p>
-    <w:bookmarkEnd w:id="42"/>
-    <w:bookmarkStart w:id="43" w:name="Xc72963a4ed2419379d9e287bf5087e8c89a3707"/>
+    <w:bookmarkEnd w:id="43"/>
+    <w:bookmarkStart w:id="44" w:name="Xc72963a4ed2419379d9e287bf5087e8c89a3707"/>
     <w:p>
       <w:pPr>
         <w:pStyle w:val="Heading2"/>
@@ -4633,8 +4788,8 @@
         </w:pict>
       </w:r>
     </w:p>
-    <w:bookmarkEnd w:id="43"/>
-    <w:bookmarkStart w:id="44" w:name="X8d2d615541ff30f569b9e4d83f9d32c13b6c1cd"/>
+    <w:bookmarkEnd w:id="44"/>
+    <w:bookmarkStart w:id="45" w:name="X8d2d615541ff30f569b9e4d83f9d32c13b6c1cd"/>
     <w:p>
       <w:pPr>
         <w:pStyle w:val="Heading2"/>
@@ -4828,8 +4983,8 @@
         </w:pict>
       </w:r>
     </w:p>
-    <w:bookmarkEnd w:id="44"/>
-    <w:bookmarkStart w:id="49" w:name="anexos"/>
+    <w:bookmarkEnd w:id="45"/>
+    <w:bookmarkStart w:id="50" w:name="anexos"/>
     <w:p>
       <w:pPr>
         <w:pStyle w:val="Heading2"/>
@@ -4838,7 +4993,7 @@
         <w:t xml:space="preserve">Anexos</w:t>
       </w:r>
     </w:p>
-    <w:bookmarkStart w:id="45" w:name="Xdd3a476795cbf4c98cc76119a2e6a343138ed09"/>
+    <w:bookmarkStart w:id="46" w:name="Xdd3a476795cbf4c98cc76119a2e6a343138ed09"/>
     <w:p>
       <w:pPr>
         <w:pStyle w:val="Heading3"/>
@@ -5341,8 +5496,8 @@
         </w:tc>
       </w:tr>
     </w:tbl>
-    <w:bookmarkEnd w:id="45"/>
-    <w:bookmarkStart w:id="46" w:name="Xdbf92fd3314d946f6aa8f7380e4cd0f47ba06c8"/>
+    <w:bookmarkEnd w:id="46"/>
+    <w:bookmarkStart w:id="47" w:name="Xdbf92fd3314d946f6aa8f7380e4cd0f47ba06c8"/>
     <w:p>
       <w:pPr>
         <w:pStyle w:val="Heading3"/>
@@ -5357,67 +5512,6 @@
       </w:pPr>
       <w:r>
         <w:t xml:space="preserve">Por defecto, sin excepciones. Si hay alguna pieza con uso restringido (por ejemplo, una imagen únicamente para portfolio de EL CREADOR y no para campañas de pago), enumerarla aquí con su título, descripción y motivo.</w:t>
-      </w:r>
-    </w:p>
-    <w:p>
-      <w:pPr>
-        <w:pStyle w:val="Compact"/>
-        <w:numPr>
-          <w:ilvl w:val="0"/>
-          <w:numId w:val="1018"/>
-        </w:numPr>
-      </w:pPr>
-      <w:r>
-        <w:rPr>
-          <w:rStyle w:val="VerbatimChar"/>
-        </w:rPr>
-        <w:t xml:space="preserve">{{EXCEPCIONES_CESION}}</w:t>
-      </w:r>
-    </w:p>
-    <w:bookmarkEnd w:id="46"/>
-    <w:bookmarkStart w:id="47" w:name="X18e489059105d9051847f1d720f2367e3ce8cd7"/>
-    <w:p>
-      <w:pPr>
-        <w:pStyle w:val="Heading3"/>
-      </w:pPr>
-      <w:r>
-        <w:t xml:space="preserve">Anexo III — Autorizaciones de imagen de terceros</w:t>
-      </w:r>
-    </w:p>
-    <w:p>
-      <w:pPr>
-        <w:pStyle w:val="BlockText"/>
-      </w:pPr>
-      <w:r>
-        <w:t xml:space="preserve">Adjuntar copia firmada de la</w:t>
-      </w:r>
-      <w:r>
-        <w:t xml:space="preserve"> </w:t>
-      </w:r>
-      <w:r>
-        <w:rPr>
-          <w:b/>
-          <w:bCs/>
-        </w:rPr>
-        <w:t xml:space="preserve">autorización de imagen</w:t>
-      </w:r>
-      <w:r>
-        <w:t xml:space="preserve"> </w:t>
-      </w:r>
-      <w:r>
-        <w:t xml:space="preserve">de cada persona reconocible que aparezca en el material. Modelo estándar disponible en</w:t>
-      </w:r>
-      <w:r>
-        <w:t xml:space="preserve"> </w:t>
-      </w:r>
-      <w:r>
-        <w:rPr>
-          <w:rStyle w:val="VerbatimChar"/>
-        </w:rPr>
-        <w:t xml:space="preserve">{{URL_MODELO_AUTORIZACION_IMAGEN}}</w:t>
-      </w:r>
-      <w:r>
-        <w:t xml:space="preserve">.</w:t>
       </w:r>
     </w:p>
     <w:p>
@@ -5432,17 +5526,17 @@
         <w:rPr>
           <w:rStyle w:val="VerbatimChar"/>
         </w:rPr>
-        <w:t xml:space="preserve">{{LISTA_AUTORIZACIONES_ADJUNTAS}}</w:t>
+        <w:t xml:space="preserve">{{EXCEPCIONES_CESION}}</w:t>
       </w:r>
     </w:p>
     <w:bookmarkEnd w:id="47"/>
-    <w:bookmarkStart w:id="48" w:name="Xe7d9b0526ed1999096c921e4929904fb8711dd2"/>
+    <w:bookmarkStart w:id="48" w:name="X18e489059105d9051847f1d720f2367e3ce8cd7"/>
     <w:p>
       <w:pPr>
         <w:pStyle w:val="Heading3"/>
       </w:pPr>
       <w:r>
-        <w:t xml:space="preserve">Anexo IV — Identidad visual y mención de FURGOCASA</w:t>
+        <w:t xml:space="preserve">Anexo III — Autorizaciones de imagen de terceros</w:t>
       </w:r>
     </w:p>
     <w:p>
@@ -5450,7 +5544,23 @@
         <w:pStyle w:val="BlockText"/>
       </w:pPr>
       <w:r>
-        <w:t xml:space="preserve">FURGOCASA proporciona a EL CREADOR el logotipo y la guía de marca mínima para menciones públicas. URL:</w:t>
+        <w:t xml:space="preserve">Adjuntar copia firmada de la</w:t>
+      </w:r>
+      <w:r>
+        <w:t xml:space="preserve"> </w:t>
+      </w:r>
+      <w:r>
+        <w:rPr>
+          <w:b/>
+          <w:bCs/>
+        </w:rPr>
+        <w:t xml:space="preserve">autorización de imagen</w:t>
+      </w:r>
+      <w:r>
+        <w:t xml:space="preserve"> </w:t>
+      </w:r>
+      <w:r>
+        <w:t xml:space="preserve">de cada persona reconocible que aparezca en el material. Modelo estándar disponible en</w:t>
       </w:r>
       <w:r>
         <w:t xml:space="preserve"> </w:t>
@@ -5459,7 +5569,7 @@
         <w:rPr>
           <w:rStyle w:val="VerbatimChar"/>
         </w:rPr>
-        <w:t xml:space="preserve">{{URL_BRAND_GUIDELINES}}</w:t>
+        <w:t xml:space="preserve">{{URL_MODELO_AUTORIZACION_IMAGEN}}</w:t>
       </w:r>
       <w:r>
         <w:t xml:space="preserve">.</w:t>
@@ -5474,6 +5584,51 @@
         </w:numPr>
       </w:pPr>
       <w:r>
+        <w:rPr>
+          <w:rStyle w:val="VerbatimChar"/>
+        </w:rPr>
+        <w:t xml:space="preserve">{{LISTA_AUTORIZACIONES_ADJUNTAS}}</w:t>
+      </w:r>
+    </w:p>
+    <w:bookmarkEnd w:id="48"/>
+    <w:bookmarkStart w:id="49" w:name="Xe7d9b0526ed1999096c921e4929904fb8711dd2"/>
+    <w:p>
+      <w:pPr>
+        <w:pStyle w:val="Heading3"/>
+      </w:pPr>
+      <w:r>
+        <w:t xml:space="preserve">Anexo IV — Identidad visual y mención de FURGOCASA</w:t>
+      </w:r>
+    </w:p>
+    <w:p>
+      <w:pPr>
+        <w:pStyle w:val="BlockText"/>
+      </w:pPr>
+      <w:r>
+        <w:t xml:space="preserve">FURGOCASA proporciona a EL CREADOR el logotipo y la guía de marca mínima para menciones públicas. URL:</w:t>
+      </w:r>
+      <w:r>
+        <w:t xml:space="preserve"> </w:t>
+      </w:r>
+      <w:r>
+        <w:rPr>
+          <w:rStyle w:val="VerbatimChar"/>
+        </w:rPr>
+        <w:t xml:space="preserve">{{URL_BRAND_GUIDELINES}}</w:t>
+      </w:r>
+      <w:r>
+        <w:t xml:space="preserve">.</w:t>
+      </w:r>
+    </w:p>
+    <w:p>
+      <w:pPr>
+        <w:pStyle w:val="Compact"/>
+        <w:numPr>
+          <w:ilvl w:val="0"/>
+          <w:numId w:val="1021"/>
+        </w:numPr>
+      </w:pPr>
+      <w:r>
         <w:t xml:space="preserve">Mención escrita preferente:</w:t>
       </w:r>
       <w:r>
@@ -5495,7 +5650,7 @@
         <w:pStyle w:val="Compact"/>
         <w:numPr>
           <w:ilvl w:val="0"/>
-          <w:numId w:val="1020"/>
+          <w:numId w:val="1021"/>
         </w:numPr>
       </w:pPr>
       <w:r>
@@ -5522,7 +5677,7 @@
         <w:pStyle w:val="Compact"/>
         <w:numPr>
           <w:ilvl w:val="0"/>
-          <w:numId w:val="1020"/>
+          <w:numId w:val="1021"/>
         </w:numPr>
       </w:pPr>
       <w:r>
@@ -5548,9 +5703,9 @@
         </w:pict>
       </w:r>
     </w:p>
-    <w:bookmarkEnd w:id="48"/>
     <w:bookmarkEnd w:id="49"/>
-    <w:bookmarkStart w:id="50" w:name="X05b8b978a05c0b9ab13b93b2b15df6792df9be4"/>
+    <w:bookmarkEnd w:id="50"/>
+    <w:bookmarkStart w:id="51" w:name="X05b8b978a05c0b9ab13b93b2b15df6792df9be4"/>
     <w:p>
       <w:pPr>
         <w:pStyle w:val="Heading2"/>
@@ -5588,7 +5743,7 @@
         <w:pStyle w:val="Compact"/>
         <w:numPr>
           <w:ilvl w:val="0"/>
-          <w:numId w:val="1021"/>
+          <w:numId w:val="1022"/>
         </w:numPr>
       </w:pPr>
       <w:r>
@@ -5637,7 +5792,7 @@
         <w:pStyle w:val="Compact"/>
         <w:numPr>
           <w:ilvl w:val="0"/>
-          <w:numId w:val="1021"/>
+          <w:numId w:val="1022"/>
         </w:numPr>
       </w:pPr>
       <w:r>
@@ -5659,7 +5814,7 @@
         <w:pStyle w:val="Compact"/>
         <w:numPr>
           <w:ilvl w:val="0"/>
-          <w:numId w:val="1021"/>
+          <w:numId w:val="1022"/>
         </w:numPr>
       </w:pPr>
       <w:r>
@@ -5687,7 +5842,7 @@
         <w:pStyle w:val="Compact"/>
         <w:numPr>
           <w:ilvl w:val="0"/>
-          <w:numId w:val="1021"/>
+          <w:numId w:val="1022"/>
         </w:numPr>
       </w:pPr>
       <w:r>
@@ -5715,7 +5870,7 @@
         <w:pStyle w:val="Compact"/>
         <w:numPr>
           <w:ilvl w:val="0"/>
-          <w:numId w:val="1021"/>
+          <w:numId w:val="1022"/>
         </w:numPr>
       </w:pPr>
       <w:r>
@@ -5727,7 +5882,7 @@
         <w:pStyle w:val="Compact"/>
         <w:numPr>
           <w:ilvl w:val="0"/>
-          <w:numId w:val="1021"/>
+          <w:numId w:val="1022"/>
         </w:numPr>
       </w:pPr>
       <w:r>
@@ -5845,8 +6000,8 @@
         <w:t xml:space="preserve">.</w:t>
       </w:r>
     </w:p>
-    <w:bookmarkEnd w:id="50"/>
     <w:bookmarkEnd w:id="51"/>
+    <w:bookmarkEnd w:id="52"/>
     <w:sectPr>
       <w:footnotePr>
         <w:numRestart w:val="eachSect"/>
@@ -6257,15 +6412,6 @@
     </w:lvlOverride>
   </w:num>
   <w:num w:numId="1010">
-    <w:abstractNumId w:val="991"/>
-  </w:num>
-  <w:num w:numId="1011">
-    <w:abstractNumId w:val="991"/>
-  </w:num>
-  <w:num w:numId="1012">
-    <w:abstractNumId w:val="991"/>
-  </w:num>
-  <w:num w:numId="1013">
     <w:abstractNumId w:val="99411"/>
     <w:lvlOverride w:ilvl="0">
       <w:startOverride w:val="1"/>
@@ -6295,10 +6441,16 @@
       <w:startOverride w:val="1"/>
     </w:lvlOverride>
   </w:num>
-  <w:num w:numId="1014">
+  <w:num w:numId="1011">
     <w:abstractNumId w:val="991"/>
   </w:num>
-  <w:num w:numId="1015">
+  <w:num w:numId="1012">
+    <w:abstractNumId w:val="991"/>
+  </w:num>
+  <w:num w:numId="1013">
+    <w:abstractNumId w:val="991"/>
+  </w:num>
+  <w:num w:numId="1014">
     <w:abstractNumId w:val="99411"/>
     <w:lvlOverride w:ilvl="0">
       <w:startOverride w:val="1"/>
@@ -6328,10 +6480,10 @@
       <w:startOverride w:val="1"/>
     </w:lvlOverride>
   </w:num>
-  <w:num w:numId="1016">
+  <w:num w:numId="1015">
     <w:abstractNumId w:val="991"/>
   </w:num>
-  <w:num w:numId="1017">
+  <w:num w:numId="1016">
     <w:abstractNumId w:val="99411"/>
     <w:lvlOverride w:ilvl="0">
       <w:startOverride w:val="1"/>
@@ -6361,8 +6513,38 @@
       <w:startOverride w:val="1"/>
     </w:lvlOverride>
   </w:num>
+  <w:num w:numId="1017">
+    <w:abstractNumId w:val="991"/>
+  </w:num>
   <w:num w:numId="1018">
-    <w:abstractNumId w:val="991"/>
+    <w:abstractNumId w:val="99411"/>
+    <w:lvlOverride w:ilvl="0">
+      <w:startOverride w:val="1"/>
+    </w:lvlOverride>
+    <w:lvlOverride w:ilvl="1">
+      <w:startOverride w:val="1"/>
+    </w:lvlOverride>
+    <w:lvlOverride w:ilvl="2">
+      <w:startOverride w:val="1"/>
+    </w:lvlOverride>
+    <w:lvlOverride w:ilvl="3">
+      <w:startOverride w:val="1"/>
+    </w:lvlOverride>
+    <w:lvlOverride w:ilvl="4">
+      <w:startOverride w:val="1"/>
+    </w:lvlOverride>
+    <w:lvlOverride w:ilvl="5">
+      <w:startOverride w:val="1"/>
+    </w:lvlOverride>
+    <w:lvlOverride w:ilvl="6">
+      <w:startOverride w:val="1"/>
+    </w:lvlOverride>
+    <w:lvlOverride w:ilvl="7">
+      <w:startOverride w:val="1"/>
+    </w:lvlOverride>
+    <w:lvlOverride w:ilvl="8">
+      <w:startOverride w:val="1"/>
+    </w:lvlOverride>
   </w:num>
   <w:num w:numId="1019">
     <w:abstractNumId w:val="991"/>
@@ -6371,6 +6553,9 @@
     <w:abstractNumId w:val="991"/>
   </w:num>
   <w:num w:numId="1021">
+    <w:abstractNumId w:val="991"/>
+  </w:num>
+  <w:num w:numId="1022">
     <w:abstractNumId w:val="991"/>
   </w:num>
 </w:numbering>

--- a/contrato_colaboradores/MODELO-CONTRATO-COLABORACION-CREADORES.docx
+++ b/contrato_colaboradores/MODELO-CONTRATO-COLABORACION-CREADORES.docx
@@ -28,7 +28,7 @@
         </w:p>
       </w:sdtContent>
     </w:sdt>
-    <w:bookmarkStart w:id="52" w:name="Xca2e99aed5dc548f363502624e67bd5eeecb50d"/>
+    <w:bookmarkStart w:id="55" w:name="Xca2e99aed5dc548f363502624e67bd5eeecb50d"/>
     <w:p>
       <w:pPr>
         <w:pStyle w:val="Heading1"/>
@@ -46,40 +46,144 @@
           <w:b/>
           <w:bCs/>
         </w:rPr>
-        <w:t xml:space="preserve">Versión MD de trabajo.</w:t>
-      </w:r>
-      <w:r>
-        <w:t xml:space="preserve"> </w:t>
-      </w:r>
-      <w:r>
-        <w:t xml:space="preserve">Plantilla maestra para colaboraciones con creadores de contenido (página pública:</w:t>
-      </w:r>
-      <w:r>
-        <w:t xml:space="preserve"> </w:t>
+        <w:t xml:space="preserve">Plantilla lista para enviar.</w:t>
+      </w:r>
+      <w:r>
+        <w:t xml:space="preserve"> </w:t>
+      </w:r>
+      <w:r>
+        <w:t xml:space="preserve">Los campos variables van con rayas (</w:t>
       </w:r>
       <w:r>
         <w:rPr>
           <w:rStyle w:val="VerbatimChar"/>
         </w:rPr>
-        <w:t xml:space="preserve">/es/creadores-de-contenido</w:t>
-      </w:r>
-      <w:r>
-        <w:t xml:space="preserve">). Posteriormente se exportará a PDF firmable. Los placeholders entre dobles llaves</w:t>
-      </w:r>
-      <w:r>
-        <w:t xml:space="preserve"> </w:t>
+        <w:t xml:space="preserve">__________</w:t>
+      </w:r>
+      <w:r>
+        <w:t xml:space="preserve">) para que se completen a mano o digitalmente en cada colaboración. Los datos fijos de FURGOCASA y los plazos por defecto ya están rellenos.</w:t>
+      </w:r>
+    </w:p>
+    <w:p>
+      <w:pPr>
+        <w:pStyle w:val="BlockText"/>
+      </w:pPr>
+      <w:r>
+        <w:t xml:space="preserve">Coherente con:</w:t>
+      </w:r>
+    </w:p>
+    <w:p>
+      <w:pPr>
+        <w:pStyle w:val="Compact"/>
+        <w:numPr>
+          <w:ilvl w:val="0"/>
+          <w:numId w:val="1001"/>
+        </w:numPr>
+      </w:pPr>
+      <w:r>
+        <w:t xml:space="preserve">Landing pública</w:t>
+      </w:r>
+      <w:r>
+        <w:t xml:space="preserve"> </w:t>
+      </w:r>
+      <w:hyperlink r:id="rId9">
+        <w:r>
+          <w:rPr>
+            <w:rStyle w:val="VerbatimChar"/>
+          </w:rPr>
+          <w:t xml:space="preserve">/es/creadores-de-contenido</w:t>
+        </w:r>
+      </w:hyperlink>
+      <w:r>
+        <w:t xml:space="preserve"> </w:t>
+      </w:r>
+      <w:r>
+        <w:t xml:space="preserve">(</w:t>
       </w:r>
       <w:r>
         <w:rPr>
           <w:rStyle w:val="VerbatimChar"/>
         </w:rPr>
-        <w:t xml:space="preserve">{{...}}</w:t>
-      </w:r>
-      <w:r>
-        <w:t xml:space="preserve"> </w:t>
-      </w:r>
-      <w:r>
-        <w:t xml:space="preserve">se sustituyen por los datos de cada colaboración concreta.</w:t>
+        <w:t xml:space="preserve">src/components/content-creators/content-creators-landing.tsx</w:t>
+      </w:r>
+      <w:r>
+        <w:t xml:space="preserve">).</w:t>
+      </w:r>
+    </w:p>
+    <w:p>
+      <w:pPr>
+        <w:pStyle w:val="Compact"/>
+        <w:numPr>
+          <w:ilvl w:val="0"/>
+          <w:numId w:val="1001"/>
+        </w:numPr>
+      </w:pPr>
+      <w:r>
+        <w:t xml:space="preserve">Guía interna del programa:</w:t>
+      </w:r>
+      <w:r>
+        <w:t xml:space="preserve"> </w:t>
+      </w:r>
+      <w:hyperlink r:id="rId10">
+        <w:r>
+          <w:rPr>
+            <w:rStyle w:val="VerbatimChar"/>
+          </w:rPr>
+          <w:t xml:space="preserve">GUIA-INTERNA-PROGRAMA-CREADORES.md</w:t>
+        </w:r>
+      </w:hyperlink>
+      <w:r>
+        <w:t xml:space="preserve">.</w:t>
+      </w:r>
+    </w:p>
+    <w:p>
+      <w:pPr>
+        <w:pStyle w:val="Compact"/>
+        <w:numPr>
+          <w:ilvl w:val="0"/>
+          <w:numId w:val="1001"/>
+        </w:numPr>
+      </w:pPr>
+      <w:r>
+        <w:t xml:space="preserve">Email de envío al creador:</w:t>
+      </w:r>
+      <w:r>
+        <w:t xml:space="preserve"> </w:t>
+      </w:r>
+      <w:hyperlink r:id="rId11">
+        <w:r>
+          <w:rPr>
+            <w:rStyle w:val="VerbatimChar"/>
+          </w:rPr>
+          <w:t xml:space="preserve">EMAIL-MODELO-ENVIO-CONTRATO.md</w:t>
+        </w:r>
+      </w:hyperlink>
+      <w:r>
+        <w:t xml:space="preserve">.</w:t>
+      </w:r>
+    </w:p>
+    <w:p>
+      <w:pPr>
+        <w:pStyle w:val="Compact"/>
+        <w:numPr>
+          <w:ilvl w:val="0"/>
+          <w:numId w:val="1001"/>
+        </w:numPr>
+      </w:pPr>
+      <w:r>
+        <w:t xml:space="preserve">Datos canónicos de empresa:</w:t>
+      </w:r>
+      <w:r>
+        <w:t xml:space="preserve"> </w:t>
+      </w:r>
+      <w:r>
+        <w:rPr>
+          <w:rStyle w:val="VerbatimChar"/>
+        </w:rPr>
+        <w:t xml:space="preserve">src/lib/company.ts</w:t>
+      </w:r>
+      <w:r>
+        <w:t xml:space="preserve">.</w:t>
       </w:r>
     </w:p>
     <w:p>
@@ -87,95 +191,6 @@
         <w:pStyle w:val="BlockText"/>
       </w:pPr>
       <w:r>
-        <w:t xml:space="preserve">Coherente con:</w:t>
-      </w:r>
-    </w:p>
-    <w:p>
-      <w:pPr>
-        <w:pStyle w:val="Compact"/>
-        <w:numPr>
-          <w:ilvl w:val="0"/>
-          <w:numId w:val="1001"/>
-        </w:numPr>
-      </w:pPr>
-      <w:r>
-        <w:t xml:space="preserve">Landing pública</w:t>
-      </w:r>
-      <w:r>
-        <w:t xml:space="preserve"> </w:t>
-      </w:r>
-      <w:r>
-        <w:rPr>
-          <w:rStyle w:val="VerbatimChar"/>
-        </w:rPr>
-        <w:t xml:space="preserve">src/components/content-creators/content-creators-landing.tsx</w:t>
-      </w:r>
-      <w:r>
-        <w:t xml:space="preserve"> </w:t>
-      </w:r>
-      <w:r>
-        <w:t xml:space="preserve">(modelo de cobro + reembolso).</w:t>
-      </w:r>
-    </w:p>
-    <w:p>
-      <w:pPr>
-        <w:pStyle w:val="Compact"/>
-        <w:numPr>
-          <w:ilvl w:val="0"/>
-          <w:numId w:val="1001"/>
-        </w:numPr>
-      </w:pPr>
-      <w:r>
-        <w:t xml:space="preserve">Formulario</w:t>
-      </w:r>
-      <w:r>
-        <w:t xml:space="preserve"> </w:t>
-      </w:r>
-      <w:r>
-        <w:rPr>
-          <w:rStyle w:val="VerbatimChar"/>
-        </w:rPr>
-        <w:t xml:space="preserve">src/components/content-creators/creator-application-form.tsx</w:t>
-      </w:r>
-      <w:r>
-        <w:t xml:space="preserve"> </w:t>
-      </w:r>
-      <w:r>
-        <w:t xml:space="preserve">(niveles Tiny/Light/Standard/Premium, días, checkboxes aceptados).</w:t>
-      </w:r>
-    </w:p>
-    <w:p>
-      <w:pPr>
-        <w:pStyle w:val="Compact"/>
-        <w:numPr>
-          <w:ilvl w:val="0"/>
-          <w:numId w:val="1001"/>
-        </w:numPr>
-      </w:pPr>
-      <w:r>
-        <w:t xml:space="preserve">Datos canónicos de empresa en</w:t>
-      </w:r>
-      <w:r>
-        <w:t xml:space="preserve"> </w:t>
-      </w:r>
-      <w:r>
-        <w:rPr>
-          <w:rStyle w:val="VerbatimChar"/>
-        </w:rPr>
-        <w:t xml:space="preserve">src/lib/company.ts</w:t>
-      </w:r>
-      <w:r>
-        <w:t xml:space="preserve"> </w:t>
-      </w:r>
-      <w:r>
-        <w:t xml:space="preserve">(razón social, domicilio, fianza 1.000 €, tarifas).</w:t>
-      </w:r>
-    </w:p>
-    <w:p>
-      <w:pPr>
-        <w:pStyle w:val="BlockText"/>
-      </w:pPr>
-      <w:r>
         <w:rPr>
           <w:b/>
           <w:bCs/>
@@ -186,7 +201,7 @@
         <w:t xml:space="preserve"> </w:t>
       </w:r>
       <w:r>
-        <w:t xml:space="preserve">Antes de firmar el primer contrato, revísese con gestoría/abogado para validar fiscalidad (IVA, factura rectificativa) y los plazos legales aplicables a contrato civil de cesión de uso + servicios.</w:t>
+        <w:t xml:space="preserve">Antes de firmar el primer contrato real, conviene una pasada de gestoría/abogado para validar fiscalidad (IVA, factura rectificativa) y los plazos legales aplicables.</w:t>
       </w:r>
     </w:p>
     <w:p>
@@ -196,7 +211,7 @@
         </w:pict>
       </w:r>
     </w:p>
-    <w:bookmarkStart w:id="9" w:name="X8451e448d0de54a2b60fcaf1cb2f00fb10cfe92"/>
+    <w:bookmarkStart w:id="12" w:name="X8451e448d0de54a2b60fcaf1cb2f00fb10cfe92"/>
     <w:p>
       <w:pPr>
         <w:pStyle w:val="Heading2"/>
@@ -258,13 +273,13 @@
               <w:rPr>
                 <w:rStyle w:val="VerbatimChar"/>
               </w:rPr>
-              <w:t xml:space="preserve">{{REFERENCIA_COLABORACION}}</w:t>
+              <w:t xml:space="preserve">COL-</w:t>
             </w:r>
             <w:r>
               <w:t xml:space="preserve"> </w:t>
             </w:r>
             <w:r>
-              <w:t xml:space="preserve">(ej.:</w:t>
+              <w:t xml:space="preserve">__________ (formato</w:t>
             </w:r>
             <w:r>
               <w:t xml:space="preserve"> </w:t>
@@ -273,7 +288,7 @@
               <w:rPr>
                 <w:rStyle w:val="VerbatimChar"/>
               </w:rPr>
-              <w:t xml:space="preserve">COL-2026-001</w:t>
+              <w:t xml:space="preserve">COL-AAAA-NNN</w:t>
             </w:r>
             <w:r>
               <w:t xml:space="preserve">)</w:t>
@@ -300,10 +315,7 @@
               <w:pStyle w:val="Compact"/>
             </w:pPr>
             <w:r>
-              <w:rPr>
-                <w:rStyle w:val="VerbatimChar"/>
-              </w:rPr>
-              <w:t xml:space="preserve">{{FECHA_FIRMA}}</w:t>
+              <w:t xml:space="preserve">__________</w:t>
             </w:r>
           </w:p>
         </w:tc>
@@ -327,16 +339,7 @@
               <w:pStyle w:val="Compact"/>
             </w:pPr>
             <w:r>
-              <w:rPr>
-                <w:rStyle w:val="VerbatimChar"/>
-              </w:rPr>
-              <w:t xml:space="preserve">{{LUGAR_FIRMA}}</w:t>
-            </w:r>
-            <w:r>
-              <w:t xml:space="preserve"> </w:t>
-            </w:r>
-            <w:r>
-              <w:t xml:space="preserve">(por defecto: Casillas – Murcia)</w:t>
+              <w:t xml:space="preserve">Murcia</w:t>
             </w:r>
           </w:p>
         </w:tc>
@@ -360,27 +363,7 @@
               <w:pStyle w:val="Compact"/>
             </w:pPr>
             <w:r>
-              <w:rPr>
-                <w:b/>
-                <w:bCs/>
-              </w:rPr>
-              <w:t xml:space="preserve">{{NIVEL}}</w:t>
-            </w:r>
-            <w:r>
-              <w:t xml:space="preserve"> </w:t>
-            </w:r>
-            <w:r>
-              <w:t xml:space="preserve">—</w:t>
-            </w:r>
-            <w:r>
-              <w:t xml:space="preserve"> </w:t>
-            </w:r>
-            <w:r>
-              <w:rPr>
-                <w:i/>
-                <w:iCs/>
-              </w:rPr>
-              <w:t xml:space="preserve">Tiny · Light · Standard · Premium · Personalizado</w:t>
+              <w:t xml:space="preserve">☐ Tiny    ☐ Light    ☐ Standard    ☐ Premium    ☐ Personalizado</w:t>
             </w:r>
           </w:p>
         </w:tc>
@@ -404,37 +387,7 @@
               <w:pStyle w:val="Compact"/>
             </w:pPr>
             <w:r>
-              <w:t xml:space="preserve">Del</w:t>
-            </w:r>
-            <w:r>
-              <w:t xml:space="preserve"> </w:t>
-            </w:r>
-            <w:r>
-              <w:rPr>
-                <w:rStyle w:val="VerbatimChar"/>
-              </w:rPr>
-              <w:t xml:space="preserve">{{FECHA_PICKUP}}</w:t>
-            </w:r>
-            <w:r>
-              <w:t xml:space="preserve"> </w:t>
-            </w:r>
-            <w:r>
-              <w:t xml:space="preserve">al</w:t>
-            </w:r>
-            <w:r>
-              <w:t xml:space="preserve"> </w:t>
-            </w:r>
-            <w:r>
-              <w:rPr>
-                <w:rStyle w:val="VerbatimChar"/>
-              </w:rPr>
-              <w:t xml:space="preserve">{{FECHA_DROPOFF}}</w:t>
-            </w:r>
-            <w:r>
-              <w:t xml:space="preserve"> </w:t>
-            </w:r>
-            <w:r>
-              <w:t xml:space="preserve">(ambos inclusive)</w:t>
+              <w:t xml:space="preserve">Del __________ al __________ (ambos inclusive)</w:t>
             </w:r>
           </w:p>
         </w:tc>
@@ -458,10 +411,7 @@
               <w:pStyle w:val="Compact"/>
             </w:pPr>
             <w:r>
-              <w:rPr>
-                <w:rStyle w:val="VerbatimChar"/>
-              </w:rPr>
-              <w:t xml:space="preserve">{{DIAS_CESION}}</w:t>
+              <w:t xml:space="preserve">__________</w:t>
             </w:r>
           </w:p>
         </w:tc>
@@ -485,10 +435,7 @@
               <w:pStyle w:val="Compact"/>
             </w:pPr>
             <w:r>
-              <w:rPr>
-                <w:rStyle w:val="VerbatimChar"/>
-              </w:rPr>
-              <w:t xml:space="preserve">{{VEHICULO_MODELO}} — matrícula {{VEHICULO_MATRICULA}}</w:t>
+              <w:t xml:space="preserve">__________    ·    matrícula __________</w:t>
             </w:r>
           </w:p>
         </w:tc>
@@ -512,16 +459,7 @@
               <w:pStyle w:val="Compact"/>
             </w:pPr>
             <w:r>
-              <w:rPr>
-                <w:rStyle w:val="VerbatimChar"/>
-              </w:rPr>
-              <w:t xml:space="preserve">{{IMPORTE_ALQUILER}}</w:t>
-            </w:r>
-            <w:r>
-              <w:t xml:space="preserve"> </w:t>
-            </w:r>
-            <w:r>
-              <w:t xml:space="preserve">€ (IVA incluido) —</w:t>
+              <w:t xml:space="preserve">__________ € (IVA incluido) —</w:t>
             </w:r>
             <w:r>
               <w:t xml:space="preserve"> </w:t>
@@ -588,8 +526,8 @@
         </w:pict>
       </w:r>
     </w:p>
-    <w:bookmarkEnd w:id="9"/>
-    <w:bookmarkStart w:id="13" w:name="X172f232634bf020e1fca6fe22aa9593bee688fe"/>
+    <w:bookmarkEnd w:id="12"/>
+    <w:bookmarkStart w:id="16" w:name="X172f232634bf020e1fca6fe22aa9593bee688fe"/>
     <w:p>
       <w:pPr>
         <w:pStyle w:val="Heading2"/>
@@ -629,7 +567,7 @@
           <w:b/>
           <w:bCs/>
         </w:rPr>
-        <w:t xml:space="preserve">Furgocasa S.L.</w:t>
+        <w:t xml:space="preserve">FURGOCASA CAMPERVANS S.L.</w:t>
       </w:r>
     </w:p>
     <w:p>
@@ -648,9 +586,10 @@
       </w:r>
       <w:r>
         <w:rPr>
-          <w:rStyle w:val="VerbatimChar"/>
-        </w:rPr>
-        <w:t xml:space="preserve">{{COMPANY_NIF}}</w:t>
+          <w:b/>
+          <w:bCs/>
+        </w:rPr>
+        <w:t xml:space="preserve">B87947412</w:t>
       </w:r>
     </w:p>
     <w:p>
@@ -662,17 +601,17 @@
         </w:numPr>
       </w:pPr>
       <w:r>
-        <w:t xml:space="preserve">Domicilio social:</w:t>
-      </w:r>
-      <w:r>
-        <w:t xml:space="preserve"> </w:t>
-      </w:r>
-      <w:r>
-        <w:rPr>
-          <w:b/>
-          <w:bCs/>
-        </w:rPr>
-        <w:t xml:space="preserve">Avenida Puente Tocinos, 4 — 30007 Casillas (Murcia), España</w:t>
+        <w:t xml:space="preserve">Domicilio fiscal:</w:t>
+      </w:r>
+      <w:r>
+        <w:t xml:space="preserve"> </w:t>
+      </w:r>
+      <w:r>
+        <w:rPr>
+          <w:b/>
+          <w:bCs/>
+        </w:rPr>
+        <w:t xml:space="preserve">Calle Enrique Villar, núm. 13, Planta 5, Puerta A — 30008 Murcia (España)</w:t>
       </w:r>
     </w:p>
     <w:p>
@@ -684,6 +623,28 @@
         </w:numPr>
       </w:pPr>
       <w:r>
+        <w:t xml:space="preserve">Domicilio operativo / entrega de vehículos:</w:t>
+      </w:r>
+      <w:r>
+        <w:t xml:space="preserve"> </w:t>
+      </w:r>
+      <w:r>
+        <w:rPr>
+          <w:b/>
+          <w:bCs/>
+        </w:rPr>
+        <w:t xml:space="preserve">Avenida Puente Tocinos, 4 — 30007 Casillas (Murcia)</w:t>
+      </w:r>
+    </w:p>
+    <w:p>
+      <w:pPr>
+        <w:pStyle w:val="Compact"/>
+        <w:numPr>
+          <w:ilvl w:val="0"/>
+          <w:numId w:val="1002"/>
+        </w:numPr>
+      </w:pPr>
+      <w:r>
         <w:t xml:space="preserve">Teléfono:</w:t>
       </w:r>
       <w:r>
@@ -711,7 +672,7 @@
       <w:r>
         <w:t xml:space="preserve"> </w:t>
       </w:r>
-      <w:hyperlink r:id="rId10">
+      <w:hyperlink r:id="rId13">
         <w:r>
           <w:rPr>
             <w:rStyle w:val="Hyperlink"/>
@@ -731,7 +692,180 @@
         </w:numPr>
       </w:pPr>
       <w:r>
-        <w:t xml:space="preserve">Representada por:</w:t>
+        <w:t xml:space="preserve">Representada por: D./Dña. _____________________________________, con DNI/NIE __________________, en calidad de _____________________________________.</w:t>
+      </w:r>
+    </w:p>
+    <w:p>
+      <w:pPr>
+        <w:pStyle w:val="FirstParagraph"/>
+      </w:pPr>
+      <w:r>
+        <w:rPr>
+          <w:b/>
+          <w:bCs/>
+        </w:rPr>
+        <w:t xml:space="preserve">Y de otra parte, “EL CREADOR”:</w:t>
+      </w:r>
+    </w:p>
+    <w:p>
+      <w:pPr>
+        <w:pStyle w:val="Compact"/>
+        <w:numPr>
+          <w:ilvl w:val="0"/>
+          <w:numId w:val="1003"/>
+        </w:numPr>
+      </w:pPr>
+      <w:r>
+        <w:t xml:space="preserve">Nombre y apellidos / Razón social: _____________________________________________________</w:t>
+      </w:r>
+    </w:p>
+    <w:p>
+      <w:pPr>
+        <w:pStyle w:val="Compact"/>
+        <w:numPr>
+          <w:ilvl w:val="0"/>
+          <w:numId w:val="1003"/>
+        </w:numPr>
+      </w:pPr>
+      <w:r>
+        <w:t xml:space="preserve">DNI / NIE / NIF: __________________</w:t>
+      </w:r>
+    </w:p>
+    <w:p>
+      <w:pPr>
+        <w:pStyle w:val="Compact"/>
+        <w:numPr>
+          <w:ilvl w:val="0"/>
+          <w:numId w:val="1003"/>
+        </w:numPr>
+      </w:pPr>
+      <w:r>
+        <w:t xml:space="preserve">Domicilio: ______________________________________________________________________</w:t>
+      </w:r>
+    </w:p>
+    <w:p>
+      <w:pPr>
+        <w:pStyle w:val="Compact"/>
+        <w:numPr>
+          <w:ilvl w:val="0"/>
+          <w:numId w:val="1003"/>
+        </w:numPr>
+      </w:pPr>
+      <w:r>
+        <w:t xml:space="preserve">Teléfono / WhatsApp: __________________</w:t>
+      </w:r>
+    </w:p>
+    <w:p>
+      <w:pPr>
+        <w:pStyle w:val="Compact"/>
+        <w:numPr>
+          <w:ilvl w:val="0"/>
+          <w:numId w:val="1003"/>
+        </w:numPr>
+      </w:pPr>
+      <w:r>
+        <w:t xml:space="preserve">Email: ____________________________________</w:t>
+      </w:r>
+    </w:p>
+    <w:p>
+      <w:pPr>
+        <w:pStyle w:val="Compact"/>
+        <w:numPr>
+          <w:ilvl w:val="0"/>
+          <w:numId w:val="1003"/>
+        </w:numPr>
+      </w:pPr>
+      <w:r>
+        <w:t xml:space="preserve">Nombre artístico / canal (si aplica): ______________________  ·  redes: __________________________</w:t>
+      </w:r>
+    </w:p>
+    <w:p>
+      <w:pPr>
+        <w:pStyle w:val="FirstParagraph"/>
+      </w:pPr>
+      <w:r>
+        <w:t xml:space="preserve">Ambas partes se reconocen mutuamente capacidad legal suficiente para suscribir el presente contrato y, a tal efecto,</w:t>
+      </w:r>
+    </w:p>
+    <w:bookmarkStart w:id="14" w:name="exponen"/>
+    <w:p>
+      <w:pPr>
+        <w:pStyle w:val="Heading3"/>
+      </w:pPr>
+      <w:r>
+        <w:rPr>
+          <w:b/>
+          <w:bCs/>
+        </w:rPr>
+        <w:t xml:space="preserve">EXPONEN</w:t>
+      </w:r>
+    </w:p>
+    <w:p>
+      <w:pPr>
+        <w:pStyle w:val="Compact"/>
+        <w:numPr>
+          <w:ilvl w:val="0"/>
+          <w:numId w:val="1004"/>
+        </w:numPr>
+      </w:pPr>
+      <w:r>
+        <w:t xml:space="preserve">Que FURGOCASA es una empresa dedicada al</w:t>
+      </w:r>
+      <w:r>
+        <w:t xml:space="preserve"> </w:t>
+      </w:r>
+      <w:r>
+        <w:rPr>
+          <w:b/>
+          <w:bCs/>
+        </w:rPr>
+        <w:t xml:space="preserve">alquiler de campers de gran volumen</w:t>
+      </w:r>
+      <w:r>
+        <w:t xml:space="preserve"> </w:t>
+      </w:r>
+      <w:r>
+        <w:t xml:space="preserve">en España, con sede operativa en Murcia y Madrid.</w:t>
+      </w:r>
+    </w:p>
+    <w:p>
+      <w:pPr>
+        <w:pStyle w:val="Compact"/>
+        <w:numPr>
+          <w:ilvl w:val="0"/>
+          <w:numId w:val="1004"/>
+        </w:numPr>
+      </w:pPr>
+      <w:r>
+        <w:t xml:space="preserve">Que EL CREADOR ejerce profesional o habitualmente la</w:t>
+      </w:r>
+      <w:r>
+        <w:t xml:space="preserve"> </w:t>
+      </w:r>
+      <w:r>
+        <w:rPr>
+          <w:b/>
+          <w:bCs/>
+        </w:rPr>
+        <w:t xml:space="preserve">creación de contenido audiovisual</w:t>
+      </w:r>
+      <w:r>
+        <w:t xml:space="preserve"> </w:t>
+      </w:r>
+      <w:r>
+        <w:t xml:space="preserve">(foto/vídeo) —ya sea con equipo de cámara dedicado o con dispositivos móviles de alta gama— y dispone de capacidad y criterio suficientes para entregar el material descrito en la Cláusula 3.</w:t>
+      </w:r>
+    </w:p>
+    <w:p>
+      <w:pPr>
+        <w:pStyle w:val="Compact"/>
+        <w:numPr>
+          <w:ilvl w:val="0"/>
+          <w:numId w:val="1004"/>
+        </w:numPr>
+      </w:pPr>
+      <w:r>
+        <w:t xml:space="preserve">Que FURGOCASA ha lanzado un programa público de colaboraciones con creadores —páginas oficiales en</w:t>
       </w:r>
       <w:r>
         <w:t xml:space="preserve"> </w:t>
@@ -739,227 +873,24 @@
       <w:r>
         <w:rPr>
           <w:rStyle w:val="VerbatimChar"/>
-          <w:b/>
-          <w:bCs/>
-        </w:rPr>
-        <w:t xml:space="preserve">{{COMPANY_REP_NOMBRE}}</w:t>
-      </w:r>
-      <w:r>
-        <w:t xml:space="preserve">, en calidad de</w:t>
-      </w:r>
-      <w:r>
-        <w:t xml:space="preserve"> </w:t>
-      </w:r>
-      <w:r>
-        <w:rPr>
-          <w:rStyle w:val="VerbatimChar"/>
-          <w:b/>
-          <w:bCs/>
-        </w:rPr>
-        <w:t xml:space="preserve">{{COMPANY_REP_CARGO}}</w:t>
-      </w:r>
-      <w:r>
-        <w:t xml:space="preserve">, con DNI/NIE</w:t>
-      </w:r>
-      <w:r>
-        <w:t xml:space="preserve"> </w:t>
-      </w:r>
-      <w:r>
-        <w:rPr>
-          <w:rStyle w:val="VerbatimChar"/>
-          <w:b/>
-          <w:bCs/>
-        </w:rPr>
-        <w:t xml:space="preserve">{{COMPANY_REP_DNI}}</w:t>
-      </w:r>
-      <w:r>
-        <w:t xml:space="preserve">.</w:t>
-      </w:r>
-    </w:p>
-    <w:p>
-      <w:pPr>
-        <w:pStyle w:val="FirstParagraph"/>
-      </w:pPr>
-      <w:r>
-        <w:rPr>
-          <w:b/>
-          <w:bCs/>
-        </w:rPr>
-        <w:t xml:space="preserve">Y de otra parte, “EL CREADOR”:</w:t>
-      </w:r>
-    </w:p>
-    <w:p>
-      <w:pPr>
-        <w:pStyle w:val="Compact"/>
-        <w:numPr>
-          <w:ilvl w:val="0"/>
-          <w:numId w:val="1003"/>
-        </w:numPr>
-      </w:pPr>
-      <w:r>
-        <w:t xml:space="preserve">Nombre y apellidos / Razón social:</w:t>
-      </w:r>
-      <w:r>
-        <w:t xml:space="preserve"> </w:t>
-      </w:r>
-      <w:r>
-        <w:rPr>
-          <w:rStyle w:val="VerbatimChar"/>
-          <w:b/>
-          <w:bCs/>
-        </w:rPr>
-        <w:t xml:space="preserve">{{CREADOR_NOMBRE}}</w:t>
-      </w:r>
-    </w:p>
-    <w:p>
-      <w:pPr>
-        <w:pStyle w:val="Compact"/>
-        <w:numPr>
-          <w:ilvl w:val="0"/>
-          <w:numId w:val="1003"/>
-        </w:numPr>
-      </w:pPr>
-      <w:r>
-        <w:t xml:space="preserve">DNI / NIE / NIF:</w:t>
-      </w:r>
-      <w:r>
-        <w:t xml:space="preserve"> </w:t>
-      </w:r>
-      <w:r>
-        <w:rPr>
-          <w:rStyle w:val="VerbatimChar"/>
-          <w:b/>
-          <w:bCs/>
-        </w:rPr>
-        <w:t xml:space="preserve">{{CREADOR_DNI}}</w:t>
-      </w:r>
-    </w:p>
-    <w:p>
-      <w:pPr>
-        <w:pStyle w:val="Compact"/>
-        <w:numPr>
-          <w:ilvl w:val="0"/>
-          <w:numId w:val="1003"/>
-        </w:numPr>
-      </w:pPr>
-      <w:r>
-        <w:t xml:space="preserve">Domicilio:</w:t>
-      </w:r>
-      <w:r>
-        <w:t xml:space="preserve"> </w:t>
-      </w:r>
-      <w:r>
-        <w:rPr>
-          <w:rStyle w:val="VerbatimChar"/>
-          <w:b/>
-          <w:bCs/>
-        </w:rPr>
-        <w:t xml:space="preserve">{{CREADOR_DIRECCION}}</w:t>
-      </w:r>
-    </w:p>
-    <w:p>
-      <w:pPr>
-        <w:pStyle w:val="Compact"/>
-        <w:numPr>
-          <w:ilvl w:val="0"/>
-          <w:numId w:val="1003"/>
-        </w:numPr>
-      </w:pPr>
-      <w:r>
-        <w:t xml:space="preserve">Teléfono / WhatsApp:</w:t>
-      </w:r>
-      <w:r>
-        <w:t xml:space="preserve"> </w:t>
-      </w:r>
-      <w:r>
-        <w:rPr>
-          <w:rStyle w:val="VerbatimChar"/>
-          <w:b/>
-          <w:bCs/>
-        </w:rPr>
-        <w:t xml:space="preserve">{{CREADOR_TELEFONO}}</w:t>
-      </w:r>
-    </w:p>
-    <w:p>
-      <w:pPr>
-        <w:pStyle w:val="Compact"/>
-        <w:numPr>
-          <w:ilvl w:val="0"/>
-          <w:numId w:val="1003"/>
-        </w:numPr>
-      </w:pPr>
-      <w:r>
-        <w:t xml:space="preserve">Email:</w:t>
-      </w:r>
-      <w:r>
-        <w:t xml:space="preserve"> </w:t>
-      </w:r>
-      <w:r>
-        <w:rPr>
-          <w:rStyle w:val="VerbatimChar"/>
-          <w:b/>
-          <w:bCs/>
-        </w:rPr>
-        <w:t xml:space="preserve">{{CREADOR_EMAIL}}</w:t>
-      </w:r>
-    </w:p>
-    <w:p>
-      <w:pPr>
-        <w:pStyle w:val="Compact"/>
-        <w:numPr>
-          <w:ilvl w:val="0"/>
-          <w:numId w:val="1003"/>
-        </w:numPr>
-      </w:pPr>
-      <w:r>
-        <w:t xml:space="preserve">Nombre artístico / canal (si aplica):</w:t>
-      </w:r>
-      <w:r>
-        <w:t xml:space="preserve"> </w:t>
-      </w:r>
-      <w:r>
-        <w:rPr>
-          <w:rStyle w:val="VerbatimChar"/>
-          <w:b/>
-          <w:bCs/>
-        </w:rPr>
-        <w:t xml:space="preserve">{{CREADOR_ALIAS}}</w:t>
-      </w:r>
-      <w:r>
-        <w:t xml:space="preserve"> </w:t>
-      </w:r>
-      <w:r>
-        <w:t xml:space="preserve">—</w:t>
-      </w:r>
-      <w:r>
-        <w:t xml:space="preserve"> </w:t>
-      </w:r>
-      <w:r>
-        <w:rPr>
-          <w:rStyle w:val="VerbatimChar"/>
-        </w:rPr>
-        <w:t xml:space="preserve">{{CREADOR_REDES}}</w:t>
-      </w:r>
-    </w:p>
-    <w:p>
-      <w:pPr>
-        <w:pStyle w:val="FirstParagraph"/>
-      </w:pPr>
-      <w:r>
-        <w:t xml:space="preserve">Ambas partes se reconocen mutuamente capacidad legal suficiente para suscribir el presente contrato y, a tal efecto,</w:t>
-      </w:r>
-    </w:p>
-    <w:bookmarkStart w:id="11" w:name="exponen"/>
-    <w:p>
-      <w:pPr>
-        <w:pStyle w:val="Heading3"/>
-      </w:pPr>
-      <w:r>
-        <w:rPr>
-          <w:b/>
-          <w:bCs/>
-        </w:rPr>
-        <w:t xml:space="preserve">EXPONEN</w:t>
+        </w:rPr>
+        <w:t xml:space="preserve">https://www.furgocasa.com/es/creadores-de-contenido</w:t>
+      </w:r>
+      <w:r>
+        <w:t xml:space="preserve">— bajo el modelo de</w:t>
+      </w:r>
+      <w:r>
+        <w:t xml:space="preserve"> </w:t>
+      </w:r>
+      <w:r>
+        <w:rPr>
+          <w:b/>
+          <w:bCs/>
+        </w:rPr>
+        <w:t xml:space="preserve">cobro y reembolso del alquiler condicionado a la entrega del material pactado</w:t>
+      </w:r>
+      <w:r>
+        <w:t xml:space="preserve">, descrito en este contrato.</w:t>
       </w:r>
     </w:p>
     <w:p>
@@ -971,104 +902,11 @@
         </w:numPr>
       </w:pPr>
       <w:r>
-        <w:t xml:space="preserve">Que FURGOCASA es una empresa dedicada al</w:t>
-      </w:r>
-      <w:r>
-        <w:t xml:space="preserve"> </w:t>
-      </w:r>
-      <w:r>
-        <w:rPr>
-          <w:b/>
-          <w:bCs/>
-        </w:rPr>
-        <w:t xml:space="preserve">alquiler de campers y autocaravanas de gran volumen</w:t>
-      </w:r>
-      <w:r>
-        <w:t xml:space="preserve"> </w:t>
-      </w:r>
-      <w:r>
-        <w:t xml:space="preserve">en España, con sede operativa en Murcia y Madrid.</w:t>
-      </w:r>
-    </w:p>
-    <w:p>
-      <w:pPr>
-        <w:pStyle w:val="Compact"/>
-        <w:numPr>
-          <w:ilvl w:val="0"/>
-          <w:numId w:val="1004"/>
-        </w:numPr>
-      </w:pPr>
-      <w:r>
-        <w:t xml:space="preserve">Que EL CREADOR ejerce profesional o habitualmente la</w:t>
-      </w:r>
-      <w:r>
-        <w:t xml:space="preserve"> </w:t>
-      </w:r>
-      <w:r>
-        <w:rPr>
-          <w:b/>
-          <w:bCs/>
-        </w:rPr>
-        <w:t xml:space="preserve">creación de contenido audiovisual</w:t>
-      </w:r>
-      <w:r>
-        <w:t xml:space="preserve"> </w:t>
-      </w:r>
-      <w:r>
-        <w:t xml:space="preserve">(foto/vídeo) y dispone de equipo, capacidad y criterio suficientes para entregar el material descrito en la Cláusula 3.</w:t>
-      </w:r>
-    </w:p>
-    <w:p>
-      <w:pPr>
-        <w:pStyle w:val="Compact"/>
-        <w:numPr>
-          <w:ilvl w:val="0"/>
-          <w:numId w:val="1004"/>
-        </w:numPr>
-      </w:pPr>
-      <w:r>
-        <w:t xml:space="preserve">Que FURGOCASA ha lanzado un programa público de colaboraciones con creadores —páginas oficiales en</w:t>
-      </w:r>
-      <w:r>
-        <w:t xml:space="preserve"> </w:t>
-      </w:r>
-      <w:r>
-        <w:rPr>
-          <w:rStyle w:val="VerbatimChar"/>
-        </w:rPr>
-        <w:t xml:space="preserve">https://www.furgocasa.com/es/creadores-de-contenido</w:t>
-      </w:r>
-      <w:r>
-        <w:t xml:space="preserve">— bajo el modelo de</w:t>
-      </w:r>
-      <w:r>
-        <w:t xml:space="preserve"> </w:t>
-      </w:r>
-      <w:r>
-        <w:rPr>
-          <w:b/>
-          <w:bCs/>
-        </w:rPr>
-        <w:t xml:space="preserve">cobro y reembolso del alquiler condicionado a la entrega del material pactado</w:t>
-      </w:r>
-      <w:r>
-        <w:t xml:space="preserve">, descrito en este contrato.</w:t>
-      </w:r>
-    </w:p>
-    <w:p>
-      <w:pPr>
-        <w:pStyle w:val="Compact"/>
-        <w:numPr>
-          <w:ilvl w:val="0"/>
-          <w:numId w:val="1004"/>
-        </w:numPr>
-      </w:pPr>
-      <w:r>
         <w:t xml:space="preserve">Que EL CREADOR ha presentado solicitud y, tras la valoración por FURGOCASA, ambas partes desean formalizar la colaboración con arreglo a las siguientes</w:t>
       </w:r>
     </w:p>
-    <w:bookmarkEnd w:id="11"/>
-    <w:bookmarkStart w:id="12" w:name="cláusulas"/>
+    <w:bookmarkEnd w:id="14"/>
+    <w:bookmarkStart w:id="15" w:name="cláusulas"/>
     <w:p>
       <w:pPr>
         <w:pStyle w:val="Heading3"/>
@@ -1088,9 +926,9 @@
         </w:pict>
       </w:r>
     </w:p>
-    <w:bookmarkEnd w:id="12"/>
-    <w:bookmarkEnd w:id="13"/>
-    <w:bookmarkStart w:id="14" w:name="Xcb1d61cad82fc78334f138517796a71bc2bee43"/>
+    <w:bookmarkEnd w:id="15"/>
+    <w:bookmarkEnd w:id="16"/>
+    <w:bookmarkStart w:id="17" w:name="Xcb1d61cad82fc78334f138517796a71bc2bee43"/>
     <w:p>
       <w:pPr>
         <w:pStyle w:val="Heading2"/>
@@ -1236,8 +1074,8 @@
         </w:pict>
       </w:r>
     </w:p>
-    <w:bookmarkEnd w:id="14"/>
-    <w:bookmarkStart w:id="18" w:name="X35b195b2f5472ba3eb63be2efbca77e307f3db8"/>
+    <w:bookmarkEnd w:id="17"/>
+    <w:bookmarkStart w:id="21" w:name="X35b195b2f5472ba3eb63be2efbca77e307f3db8"/>
     <w:p>
       <w:pPr>
         <w:pStyle w:val="Heading2"/>
@@ -1246,7 +1084,7 @@
         <w:t xml:space="preserve">3 · Nivel de colaboración y entregables</w:t>
       </w:r>
     </w:p>
-    <w:bookmarkStart w:id="15" w:name="X154771962bd4c733c8f3d3e34a37641cc3306e8"/>
+    <w:bookmarkStart w:id="18" w:name="X154771962bd4c733c8f3d3e34a37641cc3306e8"/>
     <w:p>
       <w:pPr>
         <w:pStyle w:val="Heading3"/>
@@ -1270,25 +1108,128 @@
           <w:b/>
           <w:bCs/>
         </w:rPr>
-        <w:t xml:space="preserve">{{NIVEL}}</w:t>
-      </w:r>
-      <w:r>
-        <w:t xml:space="preserve">, correspondiente a</w:t>
-      </w:r>
-      <w:r>
-        <w:t xml:space="preserve"> </w:t>
-      </w:r>
-      <w:r>
-        <w:rPr>
-          <w:rStyle w:val="VerbatimChar"/>
-        </w:rPr>
-        <w:t xml:space="preserve">{{DIAS_CESION}}</w:t>
-      </w:r>
-      <w:r>
-        <w:t xml:space="preserve"> </w:t>
-      </w:r>
-      <w:r>
-        <w:t xml:space="preserve">días de cesión de la camper.</w:t>
+        <w:t xml:space="preserve">(márquese con una X)</w:t>
+      </w:r>
+      <w:r>
+        <w:t xml:space="preserve">:</w:t>
+      </w:r>
+    </w:p>
+    <w:p>
+      <w:pPr>
+        <w:pStyle w:val="Compact"/>
+        <w:numPr>
+          <w:ilvl w:val="0"/>
+          <w:numId w:val="1006"/>
+        </w:numPr>
+      </w:pPr>
+      <w:r>
+        <w:rPr>
+          <w:b/>
+          <w:bCs/>
+        </w:rPr>
+        <w:t xml:space="preserve">Tiny</w:t>
+      </w:r>
+      <w:r>
+        <w:t xml:space="preserve"> </w:t>
+      </w:r>
+      <w:r>
+        <w:t xml:space="preserve">— 1 día.</w:t>
+      </w:r>
+    </w:p>
+    <w:p>
+      <w:pPr>
+        <w:pStyle w:val="Compact"/>
+        <w:numPr>
+          <w:ilvl w:val="0"/>
+          <w:numId w:val="1007"/>
+        </w:numPr>
+      </w:pPr>
+      <w:r>
+        <w:rPr>
+          <w:b/>
+          <w:bCs/>
+        </w:rPr>
+        <w:t xml:space="preserve">Light</w:t>
+      </w:r>
+      <w:r>
+        <w:t xml:space="preserve"> </w:t>
+      </w:r>
+      <w:r>
+        <w:t xml:space="preserve">— 2 a 3 días.</w:t>
+      </w:r>
+    </w:p>
+    <w:p>
+      <w:pPr>
+        <w:pStyle w:val="Compact"/>
+        <w:numPr>
+          <w:ilvl w:val="0"/>
+          <w:numId w:val="1008"/>
+        </w:numPr>
+      </w:pPr>
+      <w:r>
+        <w:rPr>
+          <w:b/>
+          <w:bCs/>
+        </w:rPr>
+        <w:t xml:space="preserve">Standard</w:t>
+      </w:r>
+      <w:r>
+        <w:t xml:space="preserve"> </w:t>
+      </w:r>
+      <w:r>
+        <w:t xml:space="preserve">— 4 a 5 días.</w:t>
+      </w:r>
+    </w:p>
+    <w:p>
+      <w:pPr>
+        <w:pStyle w:val="Compact"/>
+        <w:numPr>
+          <w:ilvl w:val="0"/>
+          <w:numId w:val="1009"/>
+        </w:numPr>
+      </w:pPr>
+      <w:r>
+        <w:rPr>
+          <w:b/>
+          <w:bCs/>
+        </w:rPr>
+        <w:t xml:space="preserve">Premium</w:t>
+      </w:r>
+      <w:r>
+        <w:t xml:space="preserve"> </w:t>
+      </w:r>
+      <w:r>
+        <w:t xml:space="preserve">— hasta 7 días.</w:t>
+      </w:r>
+    </w:p>
+    <w:p>
+      <w:pPr>
+        <w:pStyle w:val="Compact"/>
+        <w:numPr>
+          <w:ilvl w:val="0"/>
+          <w:numId w:val="1010"/>
+        </w:numPr>
+      </w:pPr>
+      <w:r>
+        <w:rPr>
+          <w:b/>
+          <w:bCs/>
+        </w:rPr>
+        <w:t xml:space="preserve">Personalizado</w:t>
+      </w:r>
+      <w:r>
+        <w:t xml:space="preserve"> </w:t>
+      </w:r>
+      <w:r>
+        <w:t xml:space="preserve">— _______ días, con los entregables específicos detallados en el Anexo I.</w:t>
+      </w:r>
+    </w:p>
+    <w:p>
+      <w:pPr>
+        <w:pStyle w:val="FirstParagraph"/>
+      </w:pPr>
+      <w:r>
+        <w:t xml:space="preserve">Días concretos de cesión pactados: __________.</w:t>
       </w:r>
     </w:p>
     <w:p>
@@ -1639,58 +1580,40 @@
               <w:pStyle w:val="Compact"/>
             </w:pPr>
             <w:r>
-              <w:rPr>
-                <w:rStyle w:val="VerbatimChar"/>
-              </w:rPr>
-              <w:t xml:space="preserve">{{DIAS_CESION}}</w:t>
-            </w:r>
-            <w:r>
-              <w:t xml:space="preserve"> </w:t>
-            </w:r>
-            <w:r>
-              <w:t xml:space="preserve">días</w:t>
-            </w:r>
-          </w:p>
-        </w:tc>
-        <w:tc>
-          <w:tcPr/>
-          <w:p>
-            <w:pPr>
-              <w:pStyle w:val="Compact"/>
-            </w:pPr>
-            <w:r>
-              <w:rPr>
-                <w:rStyle w:val="VerbatimChar"/>
-              </w:rPr>
-              <w:t xml:space="preserve">{{ENTREGABLES_FOTOS_PERSONALIZADOS}}</w:t>
-            </w:r>
-          </w:p>
-        </w:tc>
-        <w:tc>
-          <w:tcPr/>
-          <w:p>
-            <w:pPr>
-              <w:pStyle w:val="Compact"/>
-            </w:pPr>
-            <w:r>
-              <w:rPr>
-                <w:rStyle w:val="VerbatimChar"/>
-              </w:rPr>
-              <w:t xml:space="preserve">{{ENTREGABLES_BROLL_PERSONALIZADOS}}</w:t>
-            </w:r>
-          </w:p>
-        </w:tc>
-        <w:tc>
-          <w:tcPr/>
-          <w:p>
-            <w:pPr>
-              <w:pStyle w:val="Compact"/>
-            </w:pPr>
-            <w:r>
-              <w:rPr>
-                <w:rStyle w:val="VerbatimChar"/>
-              </w:rPr>
-              <w:t xml:space="preserve">{{ENTREGABLES_EDITADO_PERSONALIZADOS}}</w:t>
+              <w:t xml:space="preserve">Según pacto</w:t>
+            </w:r>
+          </w:p>
+        </w:tc>
+        <w:tc>
+          <w:tcPr/>
+          <w:p>
+            <w:pPr>
+              <w:pStyle w:val="Compact"/>
+            </w:pPr>
+            <w:r>
+              <w:t xml:space="preserve">Detallado en Anexo I</w:t>
+            </w:r>
+          </w:p>
+        </w:tc>
+        <w:tc>
+          <w:tcPr/>
+          <w:p>
+            <w:pPr>
+              <w:pStyle w:val="Compact"/>
+            </w:pPr>
+            <w:r>
+              <w:t xml:space="preserve">Detallado en Anexo I</w:t>
+            </w:r>
+          </w:p>
+        </w:tc>
+        <w:tc>
+          <w:tcPr/>
+          <w:p>
+            <w:pPr>
+              <w:pStyle w:val="Compact"/>
+            </w:pPr>
+            <w:r>
+              <w:t xml:space="preserve">Detallado en Anexo I</w:t>
             </w:r>
           </w:p>
         </w:tc>
@@ -1701,11 +1624,11 @@
         <w:pStyle w:val="BlockText"/>
       </w:pPr>
       <w:r>
-        <w:t xml:space="preserve">Cualquier desviación respecto a la tabla anterior, por exceso o por defecto, debe pactarse expresamente en la fila «Personalizado» y firmarse junto al resto del contrato.</w:t>
-      </w:r>
-    </w:p>
-    <w:bookmarkEnd w:id="15"/>
-    <w:bookmarkStart w:id="16" w:name="Xbb80b4fb50ba764f93b12182bc20caf9d616fac"/>
+        <w:t xml:space="preserve">Cualquier desviación respecto a la tabla anterior, por exceso o por defecto, debe pactarse expresamente en el Anexo I de este contrato y firmarse junto al resto.</w:t>
+      </w:r>
+    </w:p>
+    <w:bookmarkEnd w:id="18"/>
+    <w:bookmarkStart w:id="19" w:name="Xbb80b4fb50ba764f93b12182bc20caf9d616fac"/>
     <w:p>
       <w:pPr>
         <w:pStyle w:val="Heading3"/>
@@ -1716,10 +1639,63 @@
     </w:p>
     <w:p>
       <w:pPr>
-        <w:pStyle w:val="Compact"/>
-        <w:numPr>
-          <w:ilvl w:val="0"/>
-          <w:numId w:val="1006"/>
+        <w:pStyle w:val="FirstParagraph"/>
+      </w:pPr>
+      <w:r>
+        <w:t xml:space="preserve">Aceptamos por igual</w:t>
+      </w:r>
+      <w:r>
+        <w:t xml:space="preserve"> </w:t>
+      </w:r>
+      <w:r>
+        <w:rPr>
+          <w:b/>
+          <w:bCs/>
+        </w:rPr>
+        <w:t xml:space="preserve">equipo de cámara dedicado</w:t>
+      </w:r>
+      <w:r>
+        <w:t xml:space="preserve"> </w:t>
+      </w:r>
+      <w:r>
+        <w:t xml:space="preserve">y</w:t>
+      </w:r>
+      <w:r>
+        <w:t xml:space="preserve"> </w:t>
+      </w:r>
+      <w:r>
+        <w:rPr>
+          <w:b/>
+          <w:bCs/>
+        </w:rPr>
+        <w:t xml:space="preserve">dispositivos móviles de alta gama</w:t>
+      </w:r>
+      <w:r>
+        <w:t xml:space="preserve"> </w:t>
+      </w:r>
+      <w:r>
+        <w:t xml:space="preserve">siempre que el resultado tenga calidad real para redes, web y campañas (nítido, estable, bien iluminado, con buen sonido y composición cuidada). No exigimos un equipo concreto; exigimos un</w:t>
+      </w:r>
+      <w:r>
+        <w:t xml:space="preserve"> </w:t>
+      </w:r>
+      <w:r>
+        <w:rPr>
+          <w:b/>
+          <w:bCs/>
+        </w:rPr>
+        <w:t xml:space="preserve">resultado utilizable</w:t>
+      </w:r>
+      <w:r>
+        <w:t xml:space="preserve">.</w:t>
+      </w:r>
+    </w:p>
+    <w:p>
+      <w:pPr>
+        <w:pStyle w:val="Compact"/>
+        <w:numPr>
+          <w:ilvl w:val="0"/>
+          <w:numId w:val="1011"/>
         </w:numPr>
       </w:pPr>
       <w:r>
@@ -1730,7 +1706,19 @@
         <w:t xml:space="preserve">Foto</w:t>
       </w:r>
       <w:r>
-        <w:t xml:space="preserve">: RAW (</w:t>
+        <w:t xml:space="preserve">:</w:t>
+      </w:r>
+    </w:p>
+    <w:p>
+      <w:pPr>
+        <w:pStyle w:val="Compact"/>
+        <w:numPr>
+          <w:ilvl w:val="1"/>
+          <w:numId w:val="1012"/>
+        </w:numPr>
+      </w:pPr>
+      <w:r>
+        <w:t xml:space="preserve">Con cámara dedicada: RAW (</w:t>
       </w:r>
       <w:r>
         <w:rPr>
@@ -1766,15 +1754,43 @@
         <w:t xml:space="preserve"> </w:t>
       </w:r>
       <w:r>
-        <w:t xml:space="preserve">u otro formato propietario equivalente) + JPEG de previsualización seleccionado. Cuando EL CREADOR trabaje con móvil de alta gama, deberá entregar archivo original sin recompresión adicional.</w:t>
-      </w:r>
-    </w:p>
-    <w:p>
-      <w:pPr>
-        <w:pStyle w:val="Compact"/>
-        <w:numPr>
-          <w:ilvl w:val="0"/>
-          <w:numId w:val="1006"/>
+        <w:t xml:space="preserve">u otro formato propietario equivalente) + JPEG de previsualización seleccionado.</w:t>
+      </w:r>
+    </w:p>
+    <w:p>
+      <w:pPr>
+        <w:pStyle w:val="Compact"/>
+        <w:numPr>
+          <w:ilvl w:val="1"/>
+          <w:numId w:val="1012"/>
+        </w:numPr>
+      </w:pPr>
+      <w:r>
+        <w:t xml:space="preserve">Con móvil de alta gama: archivo original (HEIC/JPEG/DNG)</w:t>
+      </w:r>
+      <w:r>
+        <w:t xml:space="preserve"> </w:t>
+      </w:r>
+      <w:r>
+        <w:rPr>
+          <w:b/>
+          <w:bCs/>
+        </w:rPr>
+        <w:t xml:space="preserve">sin recompresión adicional</w:t>
+      </w:r>
+      <w:r>
+        <w:t xml:space="preserve"> </w:t>
+      </w:r>
+      <w:r>
+        <w:t xml:space="preserve">—es decir, sin pasar antes por mensajería que reduzca resolución o calidad—.</w:t>
+      </w:r>
+    </w:p>
+    <w:p>
+      <w:pPr>
+        <w:pStyle w:val="Compact"/>
+        <w:numPr>
+          <w:ilvl w:val="0"/>
+          <w:numId w:val="1011"/>
         </w:numPr>
       </w:pPr>
       <w:r>
@@ -1785,15 +1801,83 @@
         <w:t xml:space="preserve">Vídeo</w:t>
       </w:r>
       <w:r>
-        <w:t xml:space="preserve">: 4K mínimo, 25/30 fps, perfil LOG/flat cuando el equipo lo permita; bitrate ≥ 100 Mbps. Audio sin viento y, en talking-heads, capturado con micro externo o equivalente.</w:t>
-      </w:r>
-    </w:p>
-    <w:p>
-      <w:pPr>
-        <w:pStyle w:val="Compact"/>
-        <w:numPr>
-          <w:ilvl w:val="0"/>
-          <w:numId w:val="1006"/>
+        <w:t xml:space="preserve">:</w:t>
+      </w:r>
+    </w:p>
+    <w:p>
+      <w:pPr>
+        <w:pStyle w:val="Compact"/>
+        <w:numPr>
+          <w:ilvl w:val="1"/>
+          <w:numId w:val="1013"/>
+        </w:numPr>
+      </w:pPr>
+      <w:r>
+        <w:t xml:space="preserve">Resolución mínima</w:t>
+      </w:r>
+      <w:r>
+        <w:t xml:space="preserve"> </w:t>
+      </w:r>
+      <w:r>
+        <w:rPr>
+          <w:b/>
+          <w:bCs/>
+        </w:rPr>
+        <w:t xml:space="preserve">4K</w:t>
+      </w:r>
+      <w:r>
+        <w:t xml:space="preserve"> </w:t>
+      </w:r>
+      <w:r>
+        <w:t xml:space="preserve">(a 25 o 30 fps).</w:t>
+      </w:r>
+    </w:p>
+    <w:p>
+      <w:pPr>
+        <w:pStyle w:val="Compact"/>
+        <w:numPr>
+          <w:ilvl w:val="1"/>
+          <w:numId w:val="1013"/>
+        </w:numPr>
+      </w:pPr>
+      <w:r>
+        <w:t xml:space="preserve">Si el equipo lo permite,</w:t>
+      </w:r>
+      <w:r>
+        <w:t xml:space="preserve"> </w:t>
+      </w:r>
+      <w:r>
+        <w:rPr>
+          <w:b/>
+          <w:bCs/>
+        </w:rPr>
+        <w:t xml:space="preserve">perfil LOG / flat</w:t>
+      </w:r>
+      <w:r>
+        <w:t xml:space="preserve"> </w:t>
+      </w:r>
+      <w:r>
+        <w:t xml:space="preserve">y bitrate ≥ 100 Mbps; cuando se grabe con móvil, basta con el modo de mayor calidad disponible (HEVC, H.265 o equivalente) sin filtros baked.</w:t>
+      </w:r>
+    </w:p>
+    <w:p>
+      <w:pPr>
+        <w:pStyle w:val="Compact"/>
+        <w:numPr>
+          <w:ilvl w:val="1"/>
+          <w:numId w:val="1013"/>
+        </w:numPr>
+      </w:pPr>
+      <w:r>
+        <w:t xml:space="preserve">Audio sin viento; en talking-heads, micro externo, lavalier o equivalente con sonido limpio.</w:t>
+      </w:r>
+    </w:p>
+    <w:p>
+      <w:pPr>
+        <w:pStyle w:val="Compact"/>
+        <w:numPr>
+          <w:ilvl w:val="0"/>
+          <w:numId w:val="1011"/>
         </w:numPr>
       </w:pPr>
       <w:r>
@@ -1812,7 +1896,7 @@
         <w:pStyle w:val="Compact"/>
         <w:numPr>
           <w:ilvl w:val="0"/>
-          <w:numId w:val="1006"/>
+          <w:numId w:val="1011"/>
         </w:numPr>
       </w:pPr>
       <w:r>
@@ -1831,7 +1915,7 @@
         <w:pStyle w:val="Compact"/>
         <w:numPr>
           <w:ilvl w:val="1"/>
-          <w:numId w:val="1007"/>
+          <w:numId w:val="1014"/>
         </w:numPr>
       </w:pPr>
       <w:r>
@@ -1846,7 +1930,7 @@
         <w:pStyle w:val="Compact"/>
         <w:numPr>
           <w:ilvl w:val="1"/>
-          <w:numId w:val="1007"/>
+          <w:numId w:val="1014"/>
         </w:numPr>
       </w:pPr>
       <w:r>
@@ -1861,7 +1945,7 @@
         <w:pStyle w:val="Compact"/>
         <w:numPr>
           <w:ilvl w:val="1"/>
-          <w:numId w:val="1007"/>
+          <w:numId w:val="1014"/>
         </w:numPr>
       </w:pPr>
       <w:r>
@@ -1876,7 +1960,7 @@
         <w:pStyle w:val="Compact"/>
         <w:numPr>
           <w:ilvl w:val="1"/>
-          <w:numId w:val="1007"/>
+          <w:numId w:val="1014"/>
         </w:numPr>
       </w:pPr>
       <w:r>
@@ -1891,7 +1975,7 @@
         <w:pStyle w:val="Compact"/>
         <w:numPr>
           <w:ilvl w:val="1"/>
-          <w:numId w:val="1007"/>
+          <w:numId w:val="1014"/>
         </w:numPr>
       </w:pPr>
       <w:r>
@@ -1912,7 +1996,7 @@
         <w:pStyle w:val="Compact"/>
         <w:numPr>
           <w:ilvl w:val="0"/>
-          <w:numId w:val="1006"/>
+          <w:numId w:val="1011"/>
         </w:numPr>
       </w:pPr>
       <w:r>
@@ -1931,7 +2015,7 @@
         <w:pStyle w:val="Compact"/>
         <w:numPr>
           <w:ilvl w:val="0"/>
-          <w:numId w:val="1006"/>
+          <w:numId w:val="1011"/>
         </w:numPr>
       </w:pPr>
       <w:r>
@@ -1942,11 +2026,14 @@
         <w:t xml:space="preserve">Guía de variedad orientativa</w:t>
       </w:r>
       <w:r>
-        <w:t xml:space="preserve">: ~30 % exterior con vehículo, ~30 % interior y detalle, ~20 % uso real (personas/escenas/cocina), ~20 % paisaje/atardecer/mood. Justificadamente revisable.</w:t>
-      </w:r>
-    </w:p>
-    <w:bookmarkEnd w:id="16"/>
-    <w:bookmarkStart w:id="17" w:name="X1bcc1f487624d0924b30d0d993243d70458970d"/>
+        <w:t xml:space="preserve"> </w:t>
+      </w:r>
+      <w:r>
+        <w:t xml:space="preserve">(no obligatoria si la propuesta narrativa justifica otra distribución): ~30 % exterior con vehículo, ~30 % interior y detalle, ~20 % uso real (personas/escenas/cocina), ~20 % paisaje/atardecer/mood.</w:t>
+      </w:r>
+    </w:p>
+    <w:bookmarkEnd w:id="19"/>
+    <w:bookmarkStart w:id="20" w:name="X1bcc1f487624d0924b30d0d993243d70458970d"/>
     <w:p>
       <w:pPr>
         <w:pStyle w:val="Heading3"/>
@@ -1984,7 +2071,7 @@
         <w:pStyle w:val="Compact"/>
         <w:numPr>
           <w:ilvl w:val="0"/>
-          <w:numId w:val="1008"/>
+          <w:numId w:val="1015"/>
         </w:numPr>
       </w:pPr>
       <w:r>
@@ -1996,7 +2083,7 @@
         <w:pStyle w:val="Compact"/>
         <w:numPr>
           <w:ilvl w:val="0"/>
-          <w:numId w:val="1008"/>
+          <w:numId w:val="1015"/>
         </w:numPr>
       </w:pPr>
       <w:r>
@@ -2008,7 +2095,7 @@
         <w:pStyle w:val="Compact"/>
         <w:numPr>
           <w:ilvl w:val="0"/>
-          <w:numId w:val="1008"/>
+          <w:numId w:val="1015"/>
         </w:numPr>
       </w:pPr>
       <w:r>
@@ -2020,7 +2107,7 @@
         <w:pStyle w:val="Compact"/>
         <w:numPr>
           <w:ilvl w:val="0"/>
-          <w:numId w:val="1008"/>
+          <w:numId w:val="1015"/>
         </w:numPr>
       </w:pPr>
       <w:r>
@@ -2034,9 +2121,9 @@
         </w:pict>
       </w:r>
     </w:p>
-    <w:bookmarkEnd w:id="17"/>
-    <w:bookmarkEnd w:id="18"/>
-    <w:bookmarkStart w:id="26" w:name="Xcac75de2398768a6fc2eb886fabf183d6f68611"/>
+    <w:bookmarkEnd w:id="20"/>
+    <w:bookmarkEnd w:id="21"/>
+    <w:bookmarkStart w:id="29" w:name="Xcac75de2398768a6fc2eb886fabf183d6f68611"/>
     <w:p>
       <w:pPr>
         <w:pStyle w:val="Heading2"/>
@@ -2069,7 +2156,7 @@
         <w:t xml:space="preserve">y prevalece sobre cualquier interpretación contraria.</w:t>
       </w:r>
     </w:p>
-    <w:bookmarkStart w:id="19" w:name="Xfcc174e2b318b2cc3e023196e55fe1691c82228"/>
+    <w:bookmarkStart w:id="22" w:name="Xfcc174e2b318b2cc3e023196e55fe1691c82228"/>
     <w:p>
       <w:pPr>
         <w:pStyle w:val="Heading3"/>
@@ -2106,42 +2193,13 @@
       </w:r>
       <w:r>
         <w:rPr>
-          <w:rStyle w:val="VerbatimChar"/>
-          <w:b/>
-          <w:bCs/>
-        </w:rPr>
-        <w:t xml:space="preserve">{{IMPORTE_ALQUILER}}</w:t>
-      </w:r>
-      <w:r>
-        <w:rPr>
-          <w:b/>
-          <w:bCs/>
-        </w:rPr>
-        <w:t xml:space="preserve"> </w:t>
-      </w:r>
-      <w:r>
-        <w:rPr>
-          <w:b/>
-          <w:bCs/>
-        </w:rPr>
-        <w:t xml:space="preserve">€</w:t>
-      </w:r>
-      <w:r>
-        <w:t xml:space="preserve">, IVA incluido, según factura de referencia</w:t>
-      </w:r>
-      <w:r>
-        <w:t xml:space="preserve"> </w:t>
-      </w:r>
-      <w:r>
-        <w:rPr>
-          <w:rStyle w:val="VerbatimChar"/>
-          <w:b/>
-          <w:bCs/>
-        </w:rPr>
-        <w:t xml:space="preserve">{{NUMERO_FACTURA}}</w:t>
-      </w:r>
-      <w:r>
-        <w:t xml:space="preserve">.</w:t>
+          <w:b/>
+          <w:bCs/>
+        </w:rPr>
+        <w:t xml:space="preserve">__________ €</w:t>
+      </w:r>
+      <w:r>
+        <w:t xml:space="preserve">, IVA incluido, según factura número __________.</w:t>
       </w:r>
     </w:p>
     <w:p>
@@ -2165,26 +2223,49 @@
         <w:t xml:space="preserve"> </w:t>
       </w:r>
       <w:r>
-        <w:t xml:space="preserve">mediante</w:t>
-      </w:r>
-      <w:r>
-        <w:t xml:space="preserve"> </w:t>
-      </w:r>
-      <w:r>
-        <w:rPr>
-          <w:rStyle w:val="VerbatimChar"/>
-        </w:rPr>
-        <w:t xml:space="preserve">{{METODO_PAGO}}</w:t>
-      </w:r>
-      <w:r>
-        <w:t xml:space="preserve"> </w:t>
-      </w:r>
-      <w:r>
-        <w:t xml:space="preserve">(preferiblemente Redsys o transferencia bancaria),</w:t>
-      </w:r>
-      <w:r>
-        <w:t xml:space="preserve"> </w:t>
-      </w:r>
+        <w:t xml:space="preserve">mediante (márquese):</w:t>
+      </w:r>
+    </w:p>
+    <w:p>
+      <w:pPr>
+        <w:pStyle w:val="Compact"/>
+        <w:numPr>
+          <w:ilvl w:val="0"/>
+          <w:numId w:val="1016"/>
+        </w:numPr>
+      </w:pPr>
+      <w:r>
+        <w:t xml:space="preserve">Tarjeta a través de Redsys (TPV virtual de FURGOCASA).</w:t>
+      </w:r>
+    </w:p>
+    <w:p>
+      <w:pPr>
+        <w:pStyle w:val="Compact"/>
+        <w:numPr>
+          <w:ilvl w:val="0"/>
+          <w:numId w:val="1017"/>
+        </w:numPr>
+      </w:pPr>
+      <w:r>
+        <w:t xml:space="preserve">Transferencia bancaria.</w:t>
+      </w:r>
+    </w:p>
+    <w:p>
+      <w:pPr>
+        <w:pStyle w:val="Compact"/>
+        <w:numPr>
+          <w:ilvl w:val="0"/>
+          <w:numId w:val="1018"/>
+        </w:numPr>
+      </w:pPr>
+      <w:r>
+        <w:t xml:space="preserve">Otro: ______________________________</w:t>
+      </w:r>
+    </w:p>
+    <w:p>
+      <w:pPr>
+        <w:pStyle w:val="FirstParagraph"/>
+      </w:pPr>
       <w:r>
         <w:rPr>
           <w:b/>
@@ -2196,8 +2277,8 @@
         <w:t xml:space="preserve">. No aplica el desglose 50 %/50 % de las reservas comunes.</w:t>
       </w:r>
     </w:p>
-    <w:bookmarkEnd w:id="19"/>
-    <w:bookmarkStart w:id="20" w:name="X2d8147024b825426411e9663a87e9143bc12566"/>
+    <w:bookmarkEnd w:id="22"/>
+    <w:bookmarkStart w:id="23" w:name="X2d8147024b825426411e9663a87e9143bc12566"/>
     <w:p>
       <w:pPr>
         <w:pStyle w:val="Heading3"/>
@@ -2235,7 +2316,7 @@
         <w:pStyle w:val="Compact"/>
         <w:numPr>
           <w:ilvl w:val="0"/>
-          <w:numId w:val="1009"/>
+          <w:numId w:val="1019"/>
         </w:numPr>
       </w:pPr>
       <w:r>
@@ -2257,7 +2338,7 @@
         <w:pStyle w:val="Compact"/>
         <w:numPr>
           <w:ilvl w:val="0"/>
-          <w:numId w:val="1009"/>
+          <w:numId w:val="1019"/>
         </w:numPr>
       </w:pPr>
       <w:r>
@@ -2279,7 +2360,7 @@
         <w:pStyle w:val="Compact"/>
         <w:numPr>
           <w:ilvl w:val="0"/>
-          <w:numId w:val="1009"/>
+          <w:numId w:val="1019"/>
         </w:numPr>
       </w:pPr>
       <w:r>
@@ -2301,7 +2382,7 @@
         <w:pStyle w:val="Compact"/>
         <w:numPr>
           <w:ilvl w:val="0"/>
-          <w:numId w:val="1009"/>
+          <w:numId w:val="1019"/>
         </w:numPr>
       </w:pPr>
       <w:r>
@@ -2323,7 +2404,7 @@
         <w:pStyle w:val="Compact"/>
         <w:numPr>
           <w:ilvl w:val="0"/>
-          <w:numId w:val="1009"/>
+          <w:numId w:val="1019"/>
         </w:numPr>
       </w:pPr>
       <w:r>
@@ -2345,7 +2426,7 @@
         <w:pStyle w:val="Compact"/>
         <w:numPr>
           <w:ilvl w:val="0"/>
-          <w:numId w:val="1009"/>
+          <w:numId w:val="1019"/>
         </w:numPr>
       </w:pPr>
       <w:r>
@@ -2402,8 +2483,8 @@
         <w:t xml:space="preserve">(Real Decreto 1619/2012 y normativa fiscal vigente) y procederá al reembolso al mismo método de pago original.</w:t>
       </w:r>
     </w:p>
-    <w:bookmarkEnd w:id="20"/>
-    <w:bookmarkStart w:id="21" w:name="Xc6436271fd2dff81d1d3f6acb259e670a7a43cc"/>
+    <w:bookmarkEnd w:id="23"/>
+    <w:bookmarkStart w:id="24" w:name="Xc6436271fd2dff81d1d3f6acb259e670a7a43cc"/>
     <w:p>
       <w:pPr>
         <w:pStyle w:val="Heading3"/>
@@ -2438,7 +2519,7 @@
         <w:pStyle w:val="Compact"/>
         <w:numPr>
           <w:ilvl w:val="0"/>
-          <w:numId w:val="1010"/>
+          <w:numId w:val="1020"/>
         </w:numPr>
       </w:pPr>
       <w:r>
@@ -2466,7 +2547,7 @@
         <w:pStyle w:val="Compact"/>
         <w:numPr>
           <w:ilvl w:val="0"/>
-          <w:numId w:val="1010"/>
+          <w:numId w:val="1020"/>
         </w:numPr>
       </w:pPr>
       <w:r>
@@ -2494,7 +2575,7 @@
         <w:pStyle w:val="Compact"/>
         <w:numPr>
           <w:ilvl w:val="0"/>
-          <w:numId w:val="1010"/>
+          <w:numId w:val="1020"/>
         </w:numPr>
       </w:pPr>
       <w:r>
@@ -2557,8 +2638,8 @@
         <w:t xml:space="preserve">una decisión de «NO CUMPLE» motivada únicamente en preferencias estéticas o de criterio creativo de FURGOCASA cuando los entregables sean técnica y temáticamente correctos.</w:t>
       </w:r>
     </w:p>
-    <w:bookmarkEnd w:id="21"/>
-    <w:bookmarkStart w:id="22" w:name="Xe2f4eb1c02948845a739cdc30d40953efe47e1c"/>
+    <w:bookmarkEnd w:id="24"/>
+    <w:bookmarkStart w:id="25" w:name="Xe2f4eb1c02948845a739cdc30d40953efe47e1c"/>
     <w:p>
       <w:pPr>
         <w:pStyle w:val="Heading3"/>
@@ -2628,43 +2709,16 @@
             </w:pPr>
             <w:r>
               <w:rPr>
-                <w:rStyle w:val="VerbatimChar"/>
-              </w:rPr>
-              <w:t xml:space="preserve">{{PLAZO_ENTREGA_DIAS}}</w:t>
-            </w:r>
-            <w:r>
-              <w:t xml:space="preserve"> </w:t>
-            </w:r>
-            <w:r>
-              <w:t xml:space="preserve">días naturales (por defecto:</w:t>
-            </w:r>
-            <w:r>
-              <w:t xml:space="preserve"> </w:t>
-            </w:r>
-            <w:r>
-              <w:rPr>
                 <w:b/>
                 <w:bCs/>
               </w:rPr>
-              <w:t xml:space="preserve">30</w:t>
-            </w:r>
-            <w:r>
-              <w:t xml:space="preserve">) desde la fecha de devolución del vehículo. Vía de entrega:</w:t>
+              <w:t xml:space="preserve">21 días naturales</w:t>
             </w:r>
             <w:r>
               <w:t xml:space="preserve"> </w:t>
             </w:r>
             <w:r>
-              <w:rPr>
-                <w:rStyle w:val="VerbatimChar"/>
-              </w:rPr>
-              <w:t xml:space="preserve">{{VIA_ENTREGA}}</w:t>
-            </w:r>
-            <w:r>
-              <w:t xml:space="preserve"> </w:t>
-            </w:r>
-            <w:r>
-              <w:t xml:space="preserve">(por defecto: WeTransfer o Google Drive, link compartido con permisos de descarga).</w:t>
+              <w:t xml:space="preserve">desde la fecha de devolución del vehículo. Vía de entrega: WeTransfer o Google Drive (link compartido con permisos de descarga) salvo otra pactada por escrito.</w:t>
             </w:r>
           </w:p>
         </w:tc>
@@ -2693,28 +2747,16 @@
             </w:pPr>
             <w:r>
               <w:rPr>
-                <w:rStyle w:val="VerbatimChar"/>
-              </w:rPr>
-              <w:t xml:space="preserve">{{PLAZO_REVISION_DIAS}}</w:t>
-            </w:r>
-            <w:r>
-              <w:t xml:space="preserve"> </w:t>
-            </w:r>
-            <w:r>
-              <w:t xml:space="preserve">días naturales (por defecto:</w:t>
-            </w:r>
-            <w:r>
-              <w:t xml:space="preserve"> </w:t>
-            </w:r>
-            <w:r>
-              <w:rPr>
                 <w:b/>
                 <w:bCs/>
               </w:rPr>
-              <w:t xml:space="preserve">14</w:t>
-            </w:r>
-            <w:r>
-              <w:t xml:space="preserve">) desde la entrega completa.</w:t>
+              <w:t xml:space="preserve">10 días naturales</w:t>
+            </w:r>
+            <w:r>
+              <w:t xml:space="preserve"> </w:t>
+            </w:r>
+            <w:r>
+              <w:t xml:space="preserve">desde la entrega completa.</w:t>
             </w:r>
           </w:p>
         </w:tc>
@@ -2743,28 +2785,16 @@
             </w:pPr>
             <w:r>
               <w:rPr>
-                <w:rStyle w:val="VerbatimChar"/>
-              </w:rPr>
-              <w:t xml:space="preserve">{{PLAZO_REEMBOLSO_DIAS}}</w:t>
-            </w:r>
-            <w:r>
-              <w:t xml:space="preserve"> </w:t>
-            </w:r>
-            <w:r>
-              <w:t xml:space="preserve">días naturales (por defecto:</w:t>
-            </w:r>
-            <w:r>
-              <w:t xml:space="preserve"> </w:t>
-            </w:r>
-            <w:r>
-              <w:rPr>
                 <w:b/>
                 <w:bCs/>
               </w:rPr>
-              <w:t xml:space="preserve">10</w:t>
-            </w:r>
-            <w:r>
-              <w:t xml:space="preserve">) desde la aprobación.</w:t>
+              <w:t xml:space="preserve">7 días naturales</w:t>
+            </w:r>
+            <w:r>
+              <w:t xml:space="preserve"> </w:t>
+            </w:r>
+            <w:r>
+              <w:t xml:space="preserve">desde la aprobación.</w:t>
             </w:r>
           </w:p>
         </w:tc>
@@ -2810,8 +2840,8 @@
         <w:t xml:space="preserve">y cumpla los mínimos técnicos básicos para poder ser revisada.</w:t>
       </w:r>
     </w:p>
-    <w:bookmarkEnd w:id="22"/>
-    <w:bookmarkStart w:id="23" w:name="X77dabe94f2b27201bb0fb550b5b5ad99dc9e61a"/>
+    <w:bookmarkEnd w:id="25"/>
+    <w:bookmarkStart w:id="26" w:name="X77dabe94f2b27201bb0fb550b5b5ad99dc9e61a"/>
     <w:p>
       <w:pPr>
         <w:pStyle w:val="Heading3"/>
@@ -2846,7 +2876,7 @@
         <w:pStyle w:val="Compact"/>
         <w:numPr>
           <w:ilvl w:val="0"/>
-          <w:numId w:val="1011"/>
+          <w:numId w:val="1021"/>
         </w:numPr>
       </w:pPr>
       <w:r>
@@ -2868,7 +2898,7 @@
         <w:pStyle w:val="Compact"/>
         <w:numPr>
           <w:ilvl w:val="0"/>
-          <w:numId w:val="1011"/>
+          <w:numId w:val="1021"/>
         </w:numPr>
       </w:pPr>
       <w:r>
@@ -2941,8 +2971,8 @@
         <w:t xml:space="preserve">al número facilitado. La decisión incluirá motivación razonada cuando sea de “NO CUMPLE”, con referencia a los mínimos no alcanzados.</w:t>
       </w:r>
     </w:p>
-    <w:bookmarkEnd w:id="23"/>
-    <w:bookmarkStart w:id="24" w:name="X3e0d715aa613383aa5eefe17e05d011a50a5084"/>
+    <w:bookmarkEnd w:id="26"/>
+    <w:bookmarkStart w:id="27" w:name="X3e0d715aa613383aa5eefe17e05d011a50a5084"/>
     <w:p>
       <w:pPr>
         <w:pStyle w:val="Heading3"/>
@@ -2975,8 +3005,8 @@
         <w:t xml:space="preserve">para completar lo faltante. La oferta de subsanación se documenta por email y, si EL CREADOR la acepta expresamente, reabre el ciclo de revisión 4.3. Si no la acepta o no entrega dentro del plazo adicional, el resultado pasa automáticamente a “NO CUMPLE”.</w:t>
       </w:r>
     </w:p>
-    <w:bookmarkEnd w:id="24"/>
-    <w:bookmarkStart w:id="25" w:name="X06301f13b333bfd4a2cbf1c8517d7acdcbfdc52"/>
+    <w:bookmarkEnd w:id="27"/>
+    <w:bookmarkStart w:id="28" w:name="X06301f13b333bfd4a2cbf1c8517d7acdcbfdc52"/>
     <w:p>
       <w:pPr>
         <w:pStyle w:val="Heading3"/>
@@ -3032,9 +3062,9 @@
         </w:pict>
       </w:r>
     </w:p>
-    <w:bookmarkEnd w:id="25"/>
-    <w:bookmarkEnd w:id="26"/>
-    <w:bookmarkStart w:id="27" w:name="Xf5df741565110fa512ec30c29a19e8fa443cc61"/>
+    <w:bookmarkEnd w:id="28"/>
+    <w:bookmarkEnd w:id="29"/>
+    <w:bookmarkStart w:id="30" w:name="Xf5df741565110fa512ec30c29a19e8fa443cc61"/>
     <w:p>
       <w:pPr>
         <w:pStyle w:val="Heading2"/>
@@ -3228,84 +3258,68 @@
               <w:pStyle w:val="Compact"/>
             </w:pPr>
             <w:r>
-              <w:t xml:space="preserve">Entrega y devolución con el mismo nivel. La diferencia se carga sobre la fianza a</w:t>
+              <w:t xml:space="preserve">Entrega y devolución con el mismo nivel. La diferencia se carga sobre la fianza al</w:t>
             </w:r>
             <w:r>
               <w:t xml:space="preserve"> </w:t>
             </w:r>
             <w:r>
               <w:rPr>
-                <w:rStyle w:val="VerbatimChar"/>
-              </w:rPr>
-              <w:t xml:space="preserve">{{PVP_GASOIL}}</w:t>
-            </w:r>
-            <w:r>
-              <w:t xml:space="preserve"> </w:t>
-            </w:r>
-            <w:r>
-              <w:t xml:space="preserve">€/L (referencia de mercado del día).</w:t>
-            </w:r>
-          </w:p>
-        </w:tc>
-      </w:tr>
-      <w:tr>
-        <w:tc>
-          <w:tcPr/>
-          <w:p>
-            <w:pPr>
-              <w:pStyle w:val="Compact"/>
-            </w:pPr>
-            <w:r>
-              <w:t xml:space="preserve">Limpieza</w:t>
-            </w:r>
-          </w:p>
-        </w:tc>
-        <w:tc>
-          <w:tcPr/>
-          <w:p>
-            <w:pPr>
-              <w:pStyle w:val="Compact"/>
-            </w:pPr>
-            <w:r>
-              <w:t xml:space="preserve">Devolución en condiciones razonables de uso. Limpieza extraordinaria por suciedad excesiva, mascotas no declaradas o WC no vaciado: a coste de la fianza, según tarifa publicada.</w:t>
-            </w:r>
-          </w:p>
-        </w:tc>
-      </w:tr>
-      <w:tr>
-        <w:tc>
-          <w:tcPr/>
-          <w:p>
-            <w:pPr>
-              <w:pStyle w:val="Compact"/>
-            </w:pPr>
-            <w:r>
-              <w:t xml:space="preserve">Conductores autorizados</w:t>
-            </w:r>
-          </w:p>
-        </w:tc>
-        <w:tc>
-          <w:tcPr/>
-          <w:p>
-            <w:pPr>
-              <w:pStyle w:val="Compact"/>
-            </w:pPr>
-            <w:r>
-              <w:t xml:space="preserve">EL CREADOR y, si procede,</w:t>
-            </w:r>
-            <w:r>
-              <w:t xml:space="preserve"> </w:t>
-            </w:r>
-            <w:r>
-              <w:rPr>
-                <w:rStyle w:val="VerbatimChar"/>
                 <w:b/>
                 <w:bCs/>
               </w:rPr>
-              <w:t xml:space="preserve">{{SEGUNDO_CONDUCTOR}}</w:t>
-            </w:r>
-            <w:r>
-              <w:t xml:space="preserve">. Cualquier otro conductor requiere autorización previa y por escrito.</w:t>
+              <w:t xml:space="preserve">PVP de mercado del día</w:t>
+            </w:r>
+            <w:r>
+              <w:t xml:space="preserve">.</w:t>
+            </w:r>
+          </w:p>
+        </w:tc>
+      </w:tr>
+      <w:tr>
+        <w:tc>
+          <w:tcPr/>
+          <w:p>
+            <w:pPr>
+              <w:pStyle w:val="Compact"/>
+            </w:pPr>
+            <w:r>
+              <w:t xml:space="preserve">Limpieza</w:t>
+            </w:r>
+          </w:p>
+        </w:tc>
+        <w:tc>
+          <w:tcPr/>
+          <w:p>
+            <w:pPr>
+              <w:pStyle w:val="Compact"/>
+            </w:pPr>
+            <w:r>
+              <w:t xml:space="preserve">Devolución en condiciones razonables de uso. Limpieza extraordinaria por suciedad excesiva, mascotas no declaradas o WC no vaciado: a coste de la fianza, según tarifa publicada.</w:t>
+            </w:r>
+          </w:p>
+        </w:tc>
+      </w:tr>
+      <w:tr>
+        <w:tc>
+          <w:tcPr/>
+          <w:p>
+            <w:pPr>
+              <w:pStyle w:val="Compact"/>
+            </w:pPr>
+            <w:r>
+              <w:t xml:space="preserve">Conductores autorizados</w:t>
+            </w:r>
+          </w:p>
+        </w:tc>
+        <w:tc>
+          <w:tcPr/>
+          <w:p>
+            <w:pPr>
+              <w:pStyle w:val="Compact"/>
+            </w:pPr>
+            <w:r>
+              <w:t xml:space="preserve">EL CREADOR y, si procede, segundo conductor: ____________________________ (DNI/NIE: __________). Cualquier otro conductor requiere autorización previa y por escrito.</w:t>
             </w:r>
           </w:p>
         </w:tc>
@@ -3422,8 +3436,8 @@
         </w:pict>
       </w:r>
     </w:p>
-    <w:bookmarkEnd w:id="27"/>
-    <w:bookmarkStart w:id="28" w:name="Xa89b38410b14ea86d29088d4f5c98ea688ef62a"/>
+    <w:bookmarkEnd w:id="30"/>
+    <w:bookmarkStart w:id="31" w:name="Xa89b38410b14ea86d29088d4f5c98ea688ef62a"/>
     <w:p>
       <w:pPr>
         <w:pStyle w:val="Heading2"/>
@@ -3461,7 +3475,7 @@
         <w:pStyle w:val="Compact"/>
         <w:numPr>
           <w:ilvl w:val="0"/>
-          <w:numId w:val="1012"/>
+          <w:numId w:val="1022"/>
         </w:numPr>
       </w:pPr>
       <w:r>
@@ -3502,7 +3516,7 @@
         <w:pStyle w:val="Compact"/>
         <w:numPr>
           <w:ilvl w:val="0"/>
-          <w:numId w:val="1012"/>
+          <w:numId w:val="1022"/>
         </w:numPr>
       </w:pPr>
       <w:r>
@@ -3521,7 +3535,7 @@
         <w:pStyle w:val="Compact"/>
         <w:numPr>
           <w:ilvl w:val="0"/>
-          <w:numId w:val="1012"/>
+          <w:numId w:val="1022"/>
         </w:numPr>
       </w:pPr>
       <w:r>
@@ -3559,31 +3573,7 @@
         <w:pStyle w:val="FirstParagraph"/>
       </w:pPr>
       <w:r>
-        <w:t xml:space="preserve">El periodo pactado en la cabecera de este contrato (</w:t>
-      </w:r>
-      <w:r>
-        <w:rPr>
-          <w:rStyle w:val="VerbatimChar"/>
-        </w:rPr>
-        <w:t xml:space="preserve">{{FECHA_PICKUP}}</w:t>
-      </w:r>
-      <w:r>
-        <w:t xml:space="preserve"> </w:t>
-      </w:r>
-      <w:r>
-        <w:t xml:space="preserve">→</w:t>
-      </w:r>
-      <w:r>
-        <w:t xml:space="preserve"> </w:t>
-      </w:r>
-      <w:r>
-        <w:rPr>
-          <w:rStyle w:val="VerbatimChar"/>
-        </w:rPr>
-        <w:t xml:space="preserve">{{FECHA_DROPOFF}}</w:t>
-      </w:r>
-      <w:r>
-        <w:t xml:space="preserve">) ha sido validado contra esta política.</w:t>
+        <w:t xml:space="preserve">El periodo pactado en la cabecera de este contrato ha sido validado contra esta política antes de la firma.</w:t>
       </w:r>
     </w:p>
     <w:p>
@@ -3593,8 +3583,8 @@
         </w:pict>
       </w:r>
     </w:p>
-    <w:bookmarkEnd w:id="28"/>
-    <w:bookmarkStart w:id="35" w:name="Xdd595c8e4d34c897c67fd8cefb6f124491b51ff"/>
+    <w:bookmarkEnd w:id="31"/>
+    <w:bookmarkStart w:id="38" w:name="Xdd595c8e4d34c897c67fd8cefb6f124491b51ff"/>
     <w:p>
       <w:pPr>
         <w:pStyle w:val="Heading2"/>
@@ -3603,7 +3593,7 @@
         <w:t xml:space="preserve">7 · Cesión de derechos sobre el material entregado</w:t>
       </w:r>
     </w:p>
-    <w:bookmarkStart w:id="29" w:name="X38075960c3bd74a3d7d14f7639deb2360e6a227"/>
+    <w:bookmarkStart w:id="32" w:name="X38075960c3bd74a3d7d14f7639deb2360e6a227"/>
     <w:p>
       <w:pPr>
         <w:pStyle w:val="Heading3"/>
@@ -3657,7 +3647,7 @@
         <w:pStyle w:val="Compact"/>
         <w:numPr>
           <w:ilvl w:val="0"/>
-          <w:numId w:val="1013"/>
+          <w:numId w:val="1023"/>
         </w:numPr>
       </w:pPr>
       <w:r>
@@ -3679,7 +3669,7 @@
         <w:pStyle w:val="Compact"/>
         <w:numPr>
           <w:ilvl w:val="0"/>
-          <w:numId w:val="1013"/>
+          <w:numId w:val="1023"/>
         </w:numPr>
       </w:pPr>
       <w:r>
@@ -3733,7 +3723,7 @@
         <w:pStyle w:val="Compact"/>
         <w:numPr>
           <w:ilvl w:val="0"/>
-          <w:numId w:val="1013"/>
+          <w:numId w:val="1023"/>
         </w:numPr>
       </w:pPr>
       <w:r>
@@ -3752,7 +3742,7 @@
         <w:pStyle w:val="Compact"/>
         <w:numPr>
           <w:ilvl w:val="0"/>
-          <w:numId w:val="1013"/>
+          <w:numId w:val="1023"/>
         </w:numPr>
       </w:pPr>
       <w:r>
@@ -3769,8 +3759,8 @@
         <w:t xml:space="preserve">a terceros únicamente en el marco de la comunicación comercial de FURGOCASA (agencias, partners turísticos, plataformas de reservas) y siempre que el uso sea coherente con esa comunicación.</w:t>
       </w:r>
     </w:p>
-    <w:bookmarkEnd w:id="29"/>
-    <w:bookmarkStart w:id="30" w:name="X91fc5a2a399cce6039213b03af47a5884ae932c"/>
+    <w:bookmarkEnd w:id="32"/>
+    <w:bookmarkStart w:id="33" w:name="X91fc5a2a399cce6039213b03af47a5884ae932c"/>
     <w:p>
       <w:pPr>
         <w:pStyle w:val="Heading3"/>
@@ -3803,8 +3793,8 @@
         <w:t xml:space="preserve">sobre el material. FURGOCASA no está obligada a citarle en cada uso, aunque podrá hacerlo cuando aporte valor editorial. EL CREADOR podrá utilizar el material en su portfolio personal y profesional, salvo pacto en contrario en el Anexo II.</w:t>
       </w:r>
     </w:p>
-    <w:bookmarkEnd w:id="30"/>
-    <w:bookmarkStart w:id="31" w:name="Xd8b8000dc7182b7f9276b6bde5bf92c6bf3d9c0"/>
+    <w:bookmarkEnd w:id="33"/>
+    <w:bookmarkStart w:id="34" w:name="Xd8b8000dc7182b7f9276b6bde5bf92c6bf3d9c0"/>
     <w:p>
       <w:pPr>
         <w:pStyle w:val="Heading3"/>
@@ -3826,7 +3816,7 @@
         <w:pStyle w:val="Compact"/>
         <w:numPr>
           <w:ilvl w:val="0"/>
-          <w:numId w:val="1014"/>
+          <w:numId w:val="1024"/>
         </w:numPr>
       </w:pPr>
       <w:r>
@@ -3838,7 +3828,7 @@
         <w:pStyle w:val="Compact"/>
         <w:numPr>
           <w:ilvl w:val="0"/>
-          <w:numId w:val="1014"/>
+          <w:numId w:val="1024"/>
         </w:numPr>
       </w:pPr>
       <w:r>
@@ -3850,15 +3840,15 @@
         <w:pStyle w:val="Compact"/>
         <w:numPr>
           <w:ilvl w:val="0"/>
-          <w:numId w:val="1014"/>
+          <w:numId w:val="1024"/>
         </w:numPr>
       </w:pPr>
       <w:r>
         <w:t xml:space="preserve">El material no infringe derechos de terceros (autores, modelos, marcas, lugares con derechos especiales, drones en zonas reguladas, etc.).</w:t>
       </w:r>
     </w:p>
-    <w:bookmarkEnd w:id="31"/>
-    <w:bookmarkStart w:id="32" w:name="Xfb39853fdded2392b0026bd1dc3a1f710482167"/>
+    <w:bookmarkEnd w:id="34"/>
+    <w:bookmarkStart w:id="35" w:name="Xfb39853fdded2392b0026bd1dc3a1f710482167"/>
     <w:p>
       <w:pPr>
         <w:pStyle w:val="Heading3"/>
@@ -3923,8 +3913,8 @@
         <w:t xml:space="preserve">descritos en la Cláusula 3.3 (sin elementos ofensivos, sin marcas competidoras visibles, sin conducción imprudente, con autorizaciones de imagen).</w:t>
       </w:r>
     </w:p>
-    <w:bookmarkEnd w:id="32"/>
-    <w:bookmarkStart w:id="33" w:name="X649b0ea2920f78a09f1ea1a01fc3d7794f85fa8"/>
+    <w:bookmarkEnd w:id="35"/>
+    <w:bookmarkStart w:id="36" w:name="X649b0ea2920f78a09f1ea1a01fc3d7794f85fa8"/>
     <w:p>
       <w:pPr>
         <w:pStyle w:val="Heading3"/>
@@ -3941,8 +3931,8 @@
         <w:t xml:space="preserve">EL CREADOR mantendrá indemne a FURGOCASA frente a cualquier reclamación de terceros derivada del incumplimiento de las garantías de la cláusula 7.3.</w:t>
       </w:r>
     </w:p>
-    <w:bookmarkEnd w:id="33"/>
-    <w:bookmarkStart w:id="34" w:name="Xa2c3bbc64658d4743288fe75775903fc0c0bc7d"/>
+    <w:bookmarkEnd w:id="36"/>
+    <w:bookmarkStart w:id="37" w:name="Xa2c3bbc64658d4743288fe75775903fc0c0bc7d"/>
     <w:p>
       <w:pPr>
         <w:pStyle w:val="Heading3"/>
@@ -3982,9 +3972,9 @@
         </w:pict>
       </w:r>
     </w:p>
-    <w:bookmarkEnd w:id="34"/>
-    <w:bookmarkEnd w:id="35"/>
-    <w:bookmarkStart w:id="36" w:name="Xba840f41ed901865352a7d4ade551a4a75cc43e"/>
+    <w:bookmarkEnd w:id="37"/>
+    <w:bookmarkEnd w:id="38"/>
+    <w:bookmarkStart w:id="39" w:name="Xba840f41ed901865352a7d4ade551a4a75cc43e"/>
     <w:p>
       <w:pPr>
         <w:pStyle w:val="Heading2"/>
@@ -3998,7 +3988,7 @@
         <w:pStyle w:val="Compact"/>
         <w:numPr>
           <w:ilvl w:val="0"/>
-          <w:numId w:val="1015"/>
+          <w:numId w:val="1025"/>
         </w:numPr>
       </w:pPr>
       <w:r>
@@ -4026,7 +4016,7 @@
         <w:pStyle w:val="Compact"/>
         <w:numPr>
           <w:ilvl w:val="0"/>
-          <w:numId w:val="1015"/>
+          <w:numId w:val="1025"/>
         </w:numPr>
       </w:pPr>
       <w:r>
@@ -4054,7 +4044,7 @@
         <w:pStyle w:val="Compact"/>
         <w:numPr>
           <w:ilvl w:val="0"/>
-          <w:numId w:val="1015"/>
+          <w:numId w:val="1025"/>
         </w:numPr>
       </w:pPr>
       <w:r>
@@ -4066,7 +4056,7 @@
         <w:pStyle w:val="Compact"/>
         <w:numPr>
           <w:ilvl w:val="0"/>
-          <w:numId w:val="1015"/>
+          <w:numId w:val="1025"/>
         </w:numPr>
       </w:pPr>
       <w:r>
@@ -4080,8 +4070,8 @@
         </w:pict>
       </w:r>
     </w:p>
-    <w:bookmarkEnd w:id="36"/>
-    <w:bookmarkStart w:id="40" w:name="Xc42290a22094b2ce1e9541260ced0c2adc4ffb6"/>
+    <w:bookmarkEnd w:id="39"/>
+    <w:bookmarkStart w:id="43" w:name="Xc42290a22094b2ce1e9541260ced0c2adc4ffb6"/>
     <w:p>
       <w:pPr>
         <w:pStyle w:val="Heading2"/>
@@ -4090,7 +4080,7 @@
         <w:t xml:space="preserve">9 · Causas de incumplimiento y consecuencias</w:t>
       </w:r>
     </w:p>
-    <w:bookmarkStart w:id="37" w:name="X846d02eb3ead52df6c5b82487f5b56ba45b3abc"/>
+    <w:bookmarkStart w:id="40" w:name="X846d02eb3ead52df6c5b82487f5b56ba45b3abc"/>
     <w:p>
       <w:pPr>
         <w:pStyle w:val="Heading3"/>
@@ -4112,7 +4102,7 @@
         <w:pStyle w:val="Compact"/>
         <w:numPr>
           <w:ilvl w:val="0"/>
-          <w:numId w:val="1016"/>
+          <w:numId w:val="1026"/>
         </w:numPr>
       </w:pPr>
       <w:r>
@@ -4134,7 +4124,7 @@
         <w:pStyle w:val="Compact"/>
         <w:numPr>
           <w:ilvl w:val="0"/>
-          <w:numId w:val="1016"/>
+          <w:numId w:val="1026"/>
         </w:numPr>
       </w:pPr>
       <w:r>
@@ -4153,7 +4143,7 @@
         <w:pStyle w:val="Compact"/>
         <w:numPr>
           <w:ilvl w:val="0"/>
-          <w:numId w:val="1016"/>
+          <w:numId w:val="1026"/>
         </w:numPr>
       </w:pPr>
       <w:r>
@@ -4175,7 +4165,7 @@
         <w:pStyle w:val="Compact"/>
         <w:numPr>
           <w:ilvl w:val="0"/>
-          <w:numId w:val="1016"/>
+          <w:numId w:val="1026"/>
         </w:numPr>
       </w:pPr>
       <w:r>
@@ -4212,7 +4202,7 @@
         <w:pStyle w:val="Compact"/>
         <w:numPr>
           <w:ilvl w:val="0"/>
-          <w:numId w:val="1017"/>
+          <w:numId w:val="1027"/>
         </w:numPr>
       </w:pPr>
       <w:r>
@@ -4240,7 +4230,7 @@
         <w:pStyle w:val="Compact"/>
         <w:numPr>
           <w:ilvl w:val="0"/>
-          <w:numId w:val="1017"/>
+          <w:numId w:val="1027"/>
         </w:numPr>
       </w:pPr>
       <w:r>
@@ -4268,15 +4258,15 @@
         <w:pStyle w:val="Compact"/>
         <w:numPr>
           <w:ilvl w:val="0"/>
-          <w:numId w:val="1017"/>
+          <w:numId w:val="1027"/>
         </w:numPr>
       </w:pPr>
       <w:r>
         <w:t xml:space="preserve">Pérdida del derecho a participar en futuras colaboraciones del programa.</w:t>
       </w:r>
     </w:p>
-    <w:bookmarkEnd w:id="37"/>
-    <w:bookmarkStart w:id="38" w:name="X9a6ed9a64b0340986b9ed6b3467f7b726f201e3"/>
+    <w:bookmarkEnd w:id="40"/>
+    <w:bookmarkStart w:id="41" w:name="X9a6ed9a64b0340986b9ed6b3467f7b726f201e3"/>
     <w:p>
       <w:pPr>
         <w:pStyle w:val="Heading3"/>
@@ -4298,7 +4288,7 @@
         <w:pStyle w:val="Compact"/>
         <w:numPr>
           <w:ilvl w:val="0"/>
-          <w:numId w:val="1018"/>
+          <w:numId w:val="1028"/>
         </w:numPr>
       </w:pPr>
       <w:r>
@@ -4336,7 +4326,7 @@
         <w:pStyle w:val="Compact"/>
         <w:numPr>
           <w:ilvl w:val="0"/>
-          <w:numId w:val="1018"/>
+          <w:numId w:val="1028"/>
         </w:numPr>
       </w:pPr>
       <w:r>
@@ -4358,7 +4348,7 @@
         <w:pStyle w:val="Compact"/>
         <w:numPr>
           <w:ilvl w:val="0"/>
-          <w:numId w:val="1018"/>
+          <w:numId w:val="1028"/>
         </w:numPr>
       </w:pPr>
       <w:r>
@@ -4383,8 +4373,8 @@
         <w:t xml:space="preserve">En ningún caso EL CREADOR podrá reclamar lucro cesante por trabajos no realizados a terceros, dado el carácter de colaboración no remunerada en metálico.</w:t>
       </w:r>
     </w:p>
-    <w:bookmarkEnd w:id="38"/>
-    <w:bookmarkStart w:id="39" w:name="X57eda80df33dcdb14c940ad2ad78e0f3af0008a"/>
+    <w:bookmarkEnd w:id="41"/>
+    <w:bookmarkStart w:id="42" w:name="X57eda80df33dcdb14c940ad2ad78e0f3af0008a"/>
     <w:p>
       <w:pPr>
         <w:pStyle w:val="Heading3"/>
@@ -4408,9 +4398,9 @@
         </w:pict>
       </w:r>
     </w:p>
-    <w:bookmarkEnd w:id="39"/>
-    <w:bookmarkEnd w:id="40"/>
-    <w:bookmarkStart w:id="41" w:name="Xd54f430d624ccf64e20443cffb77a3c70848db4"/>
+    <w:bookmarkEnd w:id="42"/>
+    <w:bookmarkEnd w:id="43"/>
+    <w:bookmarkStart w:id="44" w:name="Xd54f430d624ccf64e20443cffb77a3c70848db4"/>
     <w:p>
       <w:pPr>
         <w:pStyle w:val="Heading2"/>
@@ -4592,8 +4582,8 @@
         </w:pict>
       </w:r>
     </w:p>
-    <w:bookmarkEnd w:id="41"/>
-    <w:bookmarkStart w:id="42" w:name="Xad33c4b5f5b95199f4a8157ac6b7fd4ec9126a7"/>
+    <w:bookmarkEnd w:id="44"/>
+    <w:bookmarkStart w:id="45" w:name="Xad33c4b5f5b95199f4a8157ac6b7fd4ec9126a7"/>
     <w:p>
       <w:pPr>
         <w:pStyle w:val="Heading2"/>
@@ -4620,7 +4610,7 @@
       <w:r>
         <w:t xml:space="preserve"> </w:t>
       </w:r>
-      <w:hyperlink r:id="rId10">
+      <w:hyperlink r:id="rId13">
         <w:r>
           <w:rPr>
             <w:rStyle w:val="Hyperlink"/>
@@ -4669,8 +4659,8 @@
         </w:pict>
       </w:r>
     </w:p>
-    <w:bookmarkEnd w:id="42"/>
-    <w:bookmarkStart w:id="43" w:name="Xf3b4937eb7227dc5e29d702aace4a91941b2a4a"/>
+    <w:bookmarkEnd w:id="45"/>
+    <w:bookmarkStart w:id="46" w:name="Xf3b4937eb7227dc5e29d702aace4a91941b2a4a"/>
     <w:p>
       <w:pPr>
         <w:pStyle w:val="Heading2"/>
@@ -4747,8 +4737,8 @@
         </w:pict>
       </w:r>
     </w:p>
-    <w:bookmarkEnd w:id="43"/>
-    <w:bookmarkStart w:id="44" w:name="Xc72963a4ed2419379d9e287bf5087e8c89a3707"/>
+    <w:bookmarkEnd w:id="46"/>
+    <w:bookmarkStart w:id="47" w:name="Xc72963a4ed2419379d9e287bf5087e8c89a3707"/>
     <w:p>
       <w:pPr>
         <w:pStyle w:val="Heading2"/>
@@ -4788,8 +4778,8 @@
         </w:pict>
       </w:r>
     </w:p>
-    <w:bookmarkEnd w:id="44"/>
-    <w:bookmarkStart w:id="45" w:name="X8d2d615541ff30f569b9e4d83f9d32c13b6c1cd"/>
+    <w:bookmarkEnd w:id="47"/>
+    <w:bookmarkStart w:id="48" w:name="X8d2d615541ff30f569b9e4d83f9d32c13b6c1cd"/>
     <w:p>
       <w:pPr>
         <w:pStyle w:val="Heading2"/>
@@ -4851,24 +4841,18 @@
               <w:pStyle w:val="Compact"/>
             </w:pPr>
             <w:r>
-              <w:rPr>
-                <w:rStyle w:val="VerbatimChar"/>
-              </w:rPr>
-              <w:t xml:space="preserve">{{COMPANY_REP_NOMBRE}}</w:t>
-            </w:r>
-          </w:p>
-        </w:tc>
-        <w:tc>
-          <w:tcPr/>
-          <w:p>
-            <w:pPr>
-              <w:pStyle w:val="Compact"/>
-            </w:pPr>
-            <w:r>
-              <w:rPr>
-                <w:rStyle w:val="VerbatimChar"/>
-              </w:rPr>
-              <w:t xml:space="preserve">{{CREADOR_NOMBRE}}</w:t>
+              <w:t xml:space="preserve">Nombre: ___________________________________</w:t>
+            </w:r>
+          </w:p>
+        </w:tc>
+        <w:tc>
+          <w:tcPr/>
+          <w:p>
+            <w:pPr>
+              <w:pStyle w:val="Compact"/>
+            </w:pPr>
+            <w:r>
+              <w:t xml:space="preserve">Nombre: ___________________________________</w:t>
             </w:r>
           </w:p>
         </w:tc>
@@ -4881,36 +4865,18 @@
               <w:pStyle w:val="Compact"/>
             </w:pPr>
             <w:r>
-              <w:t xml:space="preserve">DNI:</w:t>
-            </w:r>
-            <w:r>
-              <w:t xml:space="preserve"> </w:t>
-            </w:r>
-            <w:r>
-              <w:rPr>
-                <w:rStyle w:val="VerbatimChar"/>
-              </w:rPr>
-              <w:t xml:space="preserve">{{COMPANY_REP_DNI}}</w:t>
-            </w:r>
-          </w:p>
-        </w:tc>
-        <w:tc>
-          <w:tcPr/>
-          <w:p>
-            <w:pPr>
-              <w:pStyle w:val="Compact"/>
-            </w:pPr>
-            <w:r>
-              <w:t xml:space="preserve">DNI/NIE:</w:t>
-            </w:r>
-            <w:r>
-              <w:t xml:space="preserve"> </w:t>
-            </w:r>
-            <w:r>
-              <w:rPr>
-                <w:rStyle w:val="VerbatimChar"/>
-              </w:rPr>
-              <w:t xml:space="preserve">{{CREADOR_DNI}}</w:t>
+              <w:t xml:space="preserve">DNI/NIE: __________________</w:t>
+            </w:r>
+          </w:p>
+        </w:tc>
+        <w:tc>
+          <w:tcPr/>
+          <w:p>
+            <w:pPr>
+              <w:pStyle w:val="Compact"/>
+            </w:pPr>
+            <w:r>
+              <w:t xml:space="preserve">DNI/NIE: __________________</w:t>
             </w:r>
           </w:p>
         </w:tc>
@@ -4983,8 +4949,8 @@
         </w:pict>
       </w:r>
     </w:p>
-    <w:bookmarkEnd w:id="45"/>
-    <w:bookmarkStart w:id="50" w:name="anexos"/>
+    <w:bookmarkEnd w:id="48"/>
+    <w:bookmarkStart w:id="53" w:name="anexos"/>
     <w:p>
       <w:pPr>
         <w:pStyle w:val="Heading2"/>
@@ -4993,7 +4959,7 @@
         <w:t xml:space="preserve">Anexos</w:t>
       </w:r>
     </w:p>
-    <w:bookmarkStart w:id="46" w:name="Xdd3a476795cbf4c98cc76119a2e6a343138ed09"/>
+    <w:bookmarkStart w:id="49" w:name="Xdd3a476795cbf4c98cc76119a2e6a343138ed09"/>
     <w:p>
       <w:pPr>
         <w:pStyle w:val="Heading3"/>
@@ -5058,11 +5024,257 @@
               <w:pStyle w:val="Compact"/>
             </w:pPr>
             <w:r>
+              <w:t xml:space="preserve">__________ (Tiny / Light / Standard / Premium / Personalizado)</w:t>
+            </w:r>
+          </w:p>
+        </w:tc>
+      </w:tr>
+      <w:tr>
+        <w:tc>
+          <w:tcPr/>
+          <w:p>
+            <w:pPr>
+              <w:pStyle w:val="Compact"/>
+            </w:pPr>
+            <w:r>
+              <w:t xml:space="preserve">Días de cesión</w:t>
+            </w:r>
+          </w:p>
+        </w:tc>
+        <w:tc>
+          <w:tcPr/>
+          <w:p>
+            <w:pPr>
+              <w:pStyle w:val="Compact"/>
+            </w:pPr>
+            <w:r>
+              <w:t xml:space="preserve">__________</w:t>
+            </w:r>
+          </w:p>
+        </w:tc>
+      </w:tr>
+      <w:tr>
+        <w:tc>
+          <w:tcPr/>
+          <w:p>
+            <w:pPr>
+              <w:pStyle w:val="Compact"/>
+            </w:pPr>
+            <w:r>
+              <w:t xml:space="preserve">Tarifa de las fechas (categoría temporada)</w:t>
+            </w:r>
+          </w:p>
+        </w:tc>
+        <w:tc>
+          <w:tcPr/>
+          <w:p>
+            <w:pPr>
+              <w:pStyle w:val="Compact"/>
+            </w:pPr>
+            <w:r>
+              <w:t xml:space="preserve">__________ — __________ €/día</w:t>
+            </w:r>
+          </w:p>
+        </w:tc>
+      </w:tr>
+      <w:tr>
+        <w:tc>
+          <w:tcPr/>
+          <w:p>
+            <w:pPr>
+              <w:pStyle w:val="Compact"/>
+            </w:pPr>
+            <w:r>
+              <w:t xml:space="preserve">Importe total facturado (IVA incl.)</w:t>
+            </w:r>
+          </w:p>
+        </w:tc>
+        <w:tc>
+          <w:tcPr/>
+          <w:p>
+            <w:pPr>
+              <w:pStyle w:val="Compact"/>
+            </w:pPr>
+            <w:r>
+              <w:t xml:space="preserve">__________ €</w:t>
+            </w:r>
+          </w:p>
+        </w:tc>
+      </w:tr>
+      <w:tr>
+        <w:tc>
+          <w:tcPr/>
+          <w:p>
+            <w:pPr>
+              <w:pStyle w:val="Compact"/>
+            </w:pPr>
+            <w:r>
+              <w:t xml:space="preserve">Nº de factura emitida</w:t>
+            </w:r>
+          </w:p>
+        </w:tc>
+        <w:tc>
+          <w:tcPr/>
+          <w:p>
+            <w:pPr>
+              <w:pStyle w:val="Compact"/>
+            </w:pPr>
+            <w:r>
+              <w:t xml:space="preserve">__________</w:t>
+            </w:r>
+          </w:p>
+        </w:tc>
+      </w:tr>
+      <w:tr>
+        <w:tc>
+          <w:tcPr/>
+          <w:p>
+            <w:pPr>
+              <w:pStyle w:val="Compact"/>
+            </w:pPr>
+            <w:r>
+              <w:t xml:space="preserve">Importe sujeto a reembolso si CUMPLE</w:t>
+            </w:r>
+          </w:p>
+        </w:tc>
+        <w:tc>
+          <w:tcPr/>
+          <w:p>
+            <w:pPr>
+              <w:pStyle w:val="Compact"/>
+            </w:pPr>
+            <w:r>
+              <w:t xml:space="preserve">El 100 % del importe facturado anterior</w:t>
+            </w:r>
+          </w:p>
+        </w:tc>
+      </w:tr>
+      <w:tr>
+        <w:tc>
+          <w:tcPr/>
+          <w:p>
+            <w:pPr>
+              <w:pStyle w:val="Compact"/>
+            </w:pPr>
+            <w:r>
+              <w:t xml:space="preserve">Fotos seleccionadas (mínimo)</w:t>
+            </w:r>
+          </w:p>
+        </w:tc>
+        <w:tc>
+          <w:tcPr/>
+          <w:p>
+            <w:pPr>
+              <w:pStyle w:val="Compact"/>
+            </w:pPr>
+            <w:r>
+              <w:t xml:space="preserve">__________</w:t>
+            </w:r>
+          </w:p>
+        </w:tc>
+      </w:tr>
+      <w:tr>
+        <w:tc>
+          <w:tcPr/>
+          <w:p>
+            <w:pPr>
+              <w:pStyle w:val="Compact"/>
+            </w:pPr>
+            <w:r>
+              <w:t xml:space="preserve">B-roll bruto útil (mínimo)</w:t>
+            </w:r>
+          </w:p>
+        </w:tc>
+        <w:tc>
+          <w:tcPr/>
+          <w:p>
+            <w:pPr>
+              <w:pStyle w:val="Compact"/>
+            </w:pPr>
+            <w:r>
+              <w:t xml:space="preserve">__________</w:t>
+            </w:r>
+          </w:p>
+        </w:tc>
+      </w:tr>
+      <w:tr>
+        <w:tc>
+          <w:tcPr/>
+          <w:p>
+            <w:pPr>
+              <w:pStyle w:val="Compact"/>
+            </w:pPr>
+            <w:r>
+              <w:t xml:space="preserve">Pieza editada por EL CREADOR</w:t>
+            </w:r>
+          </w:p>
+        </w:tc>
+        <w:tc>
+          <w:tcPr/>
+          <w:p>
+            <w:pPr>
+              <w:pStyle w:val="Compact"/>
+            </w:pPr>
+            <w:r>
+              <w:t xml:space="preserve">__________</w:t>
+            </w:r>
+          </w:p>
+        </w:tc>
+      </w:tr>
+      <w:tr>
+        <w:tc>
+          <w:tcPr/>
+          <w:p>
+            <w:pPr>
+              <w:pStyle w:val="Compact"/>
+            </w:pPr>
+            <w:r>
+              <w:t xml:space="preserve">Itinerario / localizaciones propuestas</w:t>
+            </w:r>
+          </w:p>
+        </w:tc>
+        <w:tc>
+          <w:tcPr/>
+          <w:p>
+            <w:pPr>
+              <w:pStyle w:val="Compact"/>
+            </w:pPr>
+            <w:r>
+              <w:t xml:space="preserve">__________________________________________________</w:t>
+            </w:r>
+          </w:p>
+        </w:tc>
+      </w:tr>
+      <w:tr>
+        <w:tc>
+          <w:tcPr/>
+          <w:p>
+            <w:pPr>
+              <w:pStyle w:val="Compact"/>
+            </w:pPr>
+            <w:r>
+              <w:t xml:space="preserve">Plazo de entrega</w:t>
+            </w:r>
+          </w:p>
+        </w:tc>
+        <w:tc>
+          <w:tcPr/>
+          <w:p>
+            <w:pPr>
+              <w:pStyle w:val="Compact"/>
+            </w:pPr>
+            <w:r>
               <w:rPr>
                 <w:b/>
                 <w:bCs/>
               </w:rPr>
-              <w:t xml:space="preserve">{{NIVEL}}</w:t>
+              <w:t xml:space="preserve">21 días naturales</w:t>
+            </w:r>
+            <w:r>
+              <w:t xml:space="preserve"> </w:t>
+            </w:r>
+            <w:r>
+              <w:t xml:space="preserve">desde la devolución del vehículo</w:t>
             </w:r>
           </w:p>
         </w:tc>
@@ -5075,112 +5287,62 @@
               <w:pStyle w:val="Compact"/>
             </w:pPr>
             <w:r>
-              <w:t xml:space="preserve">Días de cesión</w:t>
-            </w:r>
-          </w:p>
-        </w:tc>
-        <w:tc>
-          <w:tcPr/>
-          <w:p>
-            <w:pPr>
-              <w:pStyle w:val="Compact"/>
-            </w:pPr>
-            <w:r>
-              <w:rPr>
-                <w:rStyle w:val="VerbatimChar"/>
-              </w:rPr>
-              <w:t xml:space="preserve">{{DIAS_CESION}}</w:t>
-            </w:r>
-          </w:p>
-        </w:tc>
-      </w:tr>
-      <w:tr>
-        <w:tc>
-          <w:tcPr/>
-          <w:p>
-            <w:pPr>
-              <w:pStyle w:val="Compact"/>
-            </w:pPr>
-            <w:r>
-              <w:t xml:space="preserve">Tarifa de las fechas (categoría temporada)</w:t>
-            </w:r>
-          </w:p>
-        </w:tc>
-        <w:tc>
-          <w:tcPr/>
-          <w:p>
-            <w:pPr>
-              <w:pStyle w:val="Compact"/>
-            </w:pPr>
-            <w:r>
-              <w:rPr>
-                <w:rStyle w:val="VerbatimChar"/>
-              </w:rPr>
-              <w:t xml:space="preserve">{{CATEGORIA_TEMPORADA}}</w:t>
-            </w:r>
-            <w:r>
-              <w:t xml:space="preserve"> </w:t>
-            </w:r>
-            <w:r>
-              <w:t xml:space="preserve">—</w:t>
-            </w:r>
-            <w:r>
-              <w:t xml:space="preserve"> </w:t>
-            </w:r>
-            <w:r>
-              <w:rPr>
-                <w:rStyle w:val="VerbatimChar"/>
-              </w:rPr>
-              <w:t xml:space="preserve">{{TARIFA_DIARIA}}</w:t>
-            </w:r>
-            <w:r>
-              <w:t xml:space="preserve"> </w:t>
-            </w:r>
-            <w:r>
-              <w:t xml:space="preserve">€/día</w:t>
-            </w:r>
-          </w:p>
-        </w:tc>
-      </w:tr>
-      <w:tr>
-        <w:tc>
-          <w:tcPr/>
-          <w:p>
-            <w:pPr>
-              <w:pStyle w:val="Compact"/>
-            </w:pPr>
-            <w:r>
-              <w:t xml:space="preserve">Importe total facturado (IVA incl.)</w:t>
-            </w:r>
-          </w:p>
-        </w:tc>
-        <w:tc>
-          <w:tcPr/>
-          <w:p>
-            <w:pPr>
-              <w:pStyle w:val="Compact"/>
-            </w:pPr>
-            <w:r>
-              <w:rPr>
-                <w:rStyle w:val="VerbatimChar"/>
-                <w:b/>
-                <w:bCs/>
-              </w:rPr>
-              <w:t xml:space="preserve">{{IMPORTE_ALQUILER}}</w:t>
-            </w:r>
+              <w:t xml:space="preserve">Plazo de revisión</w:t>
+            </w:r>
+          </w:p>
+        </w:tc>
+        <w:tc>
+          <w:tcPr/>
+          <w:p>
+            <w:pPr>
+              <w:pStyle w:val="Compact"/>
+            </w:pPr>
             <w:r>
               <w:rPr>
                 <w:b/>
                 <w:bCs/>
               </w:rPr>
+              <w:t xml:space="preserve">10 días naturales</w:t>
+            </w:r>
+            <w:r>
               <w:t xml:space="preserve"> </w:t>
             </w:r>
+            <w:r>
+              <w:t xml:space="preserve">desde la entrega completa</w:t>
+            </w:r>
+          </w:p>
+        </w:tc>
+      </w:tr>
+      <w:tr>
+        <w:tc>
+          <w:tcPr/>
+          <w:p>
+            <w:pPr>
+              <w:pStyle w:val="Compact"/>
+            </w:pPr>
+            <w:r>
+              <w:t xml:space="preserve">Plazo de reembolso</w:t>
+            </w:r>
+          </w:p>
+        </w:tc>
+        <w:tc>
+          <w:tcPr/>
+          <w:p>
+            <w:pPr>
+              <w:pStyle w:val="Compact"/>
+            </w:pPr>
             <w:r>
               <w:rPr>
                 <w:b/>
                 <w:bCs/>
               </w:rPr>
-              <w:t xml:space="preserve">€</w:t>
+              <w:t xml:space="preserve">7 días naturales</w:t>
+            </w:r>
+            <w:r>
+              <w:t xml:space="preserve"> </w:t>
+            </w:r>
+            <w:r>
+              <w:t xml:space="preserve">desde la aprobación</w:t>
             </w:r>
           </w:p>
         </w:tc>
@@ -5193,289 +5355,6 @@
               <w:pStyle w:val="Compact"/>
             </w:pPr>
             <w:r>
-              <w:t xml:space="preserve">Nº de factura emitida</w:t>
-            </w:r>
-          </w:p>
-        </w:tc>
-        <w:tc>
-          <w:tcPr/>
-          <w:p>
-            <w:pPr>
-              <w:pStyle w:val="Compact"/>
-            </w:pPr>
-            <w:r>
-              <w:rPr>
-                <w:rStyle w:val="VerbatimChar"/>
-              </w:rPr>
-              <w:t xml:space="preserve">{{NUMERO_FACTURA}}</w:t>
-            </w:r>
-          </w:p>
-        </w:tc>
-      </w:tr>
-      <w:tr>
-        <w:tc>
-          <w:tcPr/>
-          <w:p>
-            <w:pPr>
-              <w:pStyle w:val="Compact"/>
-            </w:pPr>
-            <w:r>
-              <w:t xml:space="preserve">Importe sujeto a reembolso si CUMPLE</w:t>
-            </w:r>
-          </w:p>
-        </w:tc>
-        <w:tc>
-          <w:tcPr/>
-          <w:p>
-            <w:pPr>
-              <w:pStyle w:val="Compact"/>
-            </w:pPr>
-            <w:r>
-              <w:rPr>
-                <w:rStyle w:val="VerbatimChar"/>
-                <w:b/>
-                <w:bCs/>
-              </w:rPr>
-              <w:t xml:space="preserve">{{IMPORTE_ALQUILER}}</w:t>
-            </w:r>
-            <w:r>
-              <w:rPr>
-                <w:b/>
-                <w:bCs/>
-              </w:rPr>
-              <w:t xml:space="preserve"> </w:t>
-            </w:r>
-            <w:r>
-              <w:rPr>
-                <w:b/>
-                <w:bCs/>
-              </w:rPr>
-              <w:t xml:space="preserve">€</w:t>
-            </w:r>
-            <w:r>
-              <w:t xml:space="preserve"> </w:t>
-            </w:r>
-            <w:r>
-              <w:t xml:space="preserve">(100 %)</w:t>
-            </w:r>
-          </w:p>
-        </w:tc>
-      </w:tr>
-      <w:tr>
-        <w:tc>
-          <w:tcPr/>
-          <w:p>
-            <w:pPr>
-              <w:pStyle w:val="Compact"/>
-            </w:pPr>
-            <w:r>
-              <w:t xml:space="preserve">Fotos seleccionadas (mínimo)</w:t>
-            </w:r>
-          </w:p>
-        </w:tc>
-        <w:tc>
-          <w:tcPr/>
-          <w:p>
-            <w:pPr>
-              <w:pStyle w:val="Compact"/>
-            </w:pPr>
-            <w:r>
-              <w:rPr>
-                <w:rStyle w:val="VerbatimChar"/>
-              </w:rPr>
-              <w:t xml:space="preserve">{{ANEXO1_FOTOS}}</w:t>
-            </w:r>
-          </w:p>
-        </w:tc>
-      </w:tr>
-      <w:tr>
-        <w:tc>
-          <w:tcPr/>
-          <w:p>
-            <w:pPr>
-              <w:pStyle w:val="Compact"/>
-            </w:pPr>
-            <w:r>
-              <w:t xml:space="preserve">B-roll bruto útil (mínimo)</w:t>
-            </w:r>
-          </w:p>
-        </w:tc>
-        <w:tc>
-          <w:tcPr/>
-          <w:p>
-            <w:pPr>
-              <w:pStyle w:val="Compact"/>
-            </w:pPr>
-            <w:r>
-              <w:rPr>
-                <w:rStyle w:val="VerbatimChar"/>
-              </w:rPr>
-              <w:t xml:space="preserve">{{ANEXO1_BROLL}}</w:t>
-            </w:r>
-          </w:p>
-        </w:tc>
-      </w:tr>
-      <w:tr>
-        <w:tc>
-          <w:tcPr/>
-          <w:p>
-            <w:pPr>
-              <w:pStyle w:val="Compact"/>
-            </w:pPr>
-            <w:r>
-              <w:t xml:space="preserve">Pieza editada por EL CREADOR</w:t>
-            </w:r>
-          </w:p>
-        </w:tc>
-        <w:tc>
-          <w:tcPr/>
-          <w:p>
-            <w:pPr>
-              <w:pStyle w:val="Compact"/>
-            </w:pPr>
-            <w:r>
-              <w:rPr>
-                <w:rStyle w:val="VerbatimChar"/>
-              </w:rPr>
-              <w:t xml:space="preserve">{{ANEXO1_EDITADA}}</w:t>
-            </w:r>
-          </w:p>
-        </w:tc>
-      </w:tr>
-      <w:tr>
-        <w:tc>
-          <w:tcPr/>
-          <w:p>
-            <w:pPr>
-              <w:pStyle w:val="Compact"/>
-            </w:pPr>
-            <w:r>
-              <w:t xml:space="preserve">Itinerario / localizaciones propuestas</w:t>
-            </w:r>
-          </w:p>
-        </w:tc>
-        <w:tc>
-          <w:tcPr/>
-          <w:p>
-            <w:pPr>
-              <w:pStyle w:val="Compact"/>
-            </w:pPr>
-            <w:r>
-              <w:rPr>
-                <w:rStyle w:val="VerbatimChar"/>
-              </w:rPr>
-              <w:t xml:space="preserve">{{ANEXO1_ITINERARIO}}</w:t>
-            </w:r>
-          </w:p>
-        </w:tc>
-      </w:tr>
-      <w:tr>
-        <w:tc>
-          <w:tcPr/>
-          <w:p>
-            <w:pPr>
-              <w:pStyle w:val="Compact"/>
-            </w:pPr>
-            <w:r>
-              <w:t xml:space="preserve">Plazo de entrega</w:t>
-            </w:r>
-          </w:p>
-        </w:tc>
-        <w:tc>
-          <w:tcPr/>
-          <w:p>
-            <w:pPr>
-              <w:pStyle w:val="Compact"/>
-            </w:pPr>
-            <w:r>
-              <w:rPr>
-                <w:rStyle w:val="VerbatimChar"/>
-              </w:rPr>
-              <w:t xml:space="preserve">{{PLAZO_ENTREGA_DIAS}}</w:t>
-            </w:r>
-            <w:r>
-              <w:t xml:space="preserve"> </w:t>
-            </w:r>
-            <w:r>
-              <w:t xml:space="preserve">días (default 30)</w:t>
-            </w:r>
-          </w:p>
-        </w:tc>
-      </w:tr>
-      <w:tr>
-        <w:tc>
-          <w:tcPr/>
-          <w:p>
-            <w:pPr>
-              <w:pStyle w:val="Compact"/>
-            </w:pPr>
-            <w:r>
-              <w:t xml:space="preserve">Plazo de revisión</w:t>
-            </w:r>
-          </w:p>
-        </w:tc>
-        <w:tc>
-          <w:tcPr/>
-          <w:p>
-            <w:pPr>
-              <w:pStyle w:val="Compact"/>
-            </w:pPr>
-            <w:r>
-              <w:rPr>
-                <w:rStyle w:val="VerbatimChar"/>
-              </w:rPr>
-              <w:t xml:space="preserve">{{PLAZO_REVISION_DIAS}}</w:t>
-            </w:r>
-            <w:r>
-              <w:t xml:space="preserve"> </w:t>
-            </w:r>
-            <w:r>
-              <w:t xml:space="preserve">días (default 14)</w:t>
-            </w:r>
-          </w:p>
-        </w:tc>
-      </w:tr>
-      <w:tr>
-        <w:tc>
-          <w:tcPr/>
-          <w:p>
-            <w:pPr>
-              <w:pStyle w:val="Compact"/>
-            </w:pPr>
-            <w:r>
-              <w:t xml:space="preserve">Plazo de reembolso</w:t>
-            </w:r>
-          </w:p>
-        </w:tc>
-        <w:tc>
-          <w:tcPr/>
-          <w:p>
-            <w:pPr>
-              <w:pStyle w:val="Compact"/>
-            </w:pPr>
-            <w:r>
-              <w:rPr>
-                <w:rStyle w:val="VerbatimChar"/>
-              </w:rPr>
-              <w:t xml:space="preserve">{{PLAZO_REEMBOLSO_DIAS}}</w:t>
-            </w:r>
-            <w:r>
-              <w:t xml:space="preserve"> </w:t>
-            </w:r>
-            <w:r>
-              <w:t xml:space="preserve">días (default 10)</w:t>
-            </w:r>
-          </w:p>
-        </w:tc>
-      </w:tr>
-      <w:tr>
-        <w:tc>
-          <w:tcPr/>
-          <w:p>
-            <w:pPr>
-              <w:pStyle w:val="Compact"/>
-            </w:pPr>
-            <w:r>
               <w:t xml:space="preserve">Vía de entrega del material</w:t>
             </w:r>
           </w:p>
@@ -5487,17 +5366,14 @@
               <w:pStyle w:val="Compact"/>
             </w:pPr>
             <w:r>
-              <w:rPr>
-                <w:rStyle w:val="VerbatimChar"/>
-              </w:rPr>
-              <w:t xml:space="preserve">{{VIA_ENTREGA}}</w:t>
+              <w:t xml:space="preserve">WeTransfer / Google Drive (otra: __________)</w:t>
             </w:r>
           </w:p>
         </w:tc>
       </w:tr>
     </w:tbl>
-    <w:bookmarkEnd w:id="46"/>
-    <w:bookmarkStart w:id="47" w:name="Xdbf92fd3314d946f6aa8f7380e4cd0f47ba06c8"/>
+    <w:bookmarkEnd w:id="49"/>
+    <w:bookmarkStart w:id="50" w:name="Xdbf92fd3314d946f6aa8f7380e4cd0f47ba06c8"/>
     <w:p>
       <w:pPr>
         <w:pStyle w:val="Heading3"/>
@@ -5512,188 +5388,6 @@
       </w:pPr>
       <w:r>
         <w:t xml:space="preserve">Por defecto, sin excepciones. Si hay alguna pieza con uso restringido (por ejemplo, una imagen únicamente para portfolio de EL CREADOR y no para campañas de pago), enumerarla aquí con su título, descripción y motivo.</w:t>
-      </w:r>
-    </w:p>
-    <w:p>
-      <w:pPr>
-        <w:pStyle w:val="Compact"/>
-        <w:numPr>
-          <w:ilvl w:val="0"/>
-          <w:numId w:val="1019"/>
-        </w:numPr>
-      </w:pPr>
-      <w:r>
-        <w:rPr>
-          <w:rStyle w:val="VerbatimChar"/>
-        </w:rPr>
-        <w:t xml:space="preserve">{{EXCEPCIONES_CESION}}</w:t>
-      </w:r>
-    </w:p>
-    <w:bookmarkEnd w:id="47"/>
-    <w:bookmarkStart w:id="48" w:name="X18e489059105d9051847f1d720f2367e3ce8cd7"/>
-    <w:p>
-      <w:pPr>
-        <w:pStyle w:val="Heading3"/>
-      </w:pPr>
-      <w:r>
-        <w:t xml:space="preserve">Anexo III — Autorizaciones de imagen de terceros</w:t>
-      </w:r>
-    </w:p>
-    <w:p>
-      <w:pPr>
-        <w:pStyle w:val="BlockText"/>
-      </w:pPr>
-      <w:r>
-        <w:t xml:space="preserve">Adjuntar copia firmada de la</w:t>
-      </w:r>
-      <w:r>
-        <w:t xml:space="preserve"> </w:t>
-      </w:r>
-      <w:r>
-        <w:rPr>
-          <w:b/>
-          <w:bCs/>
-        </w:rPr>
-        <w:t xml:space="preserve">autorización de imagen</w:t>
-      </w:r>
-      <w:r>
-        <w:t xml:space="preserve"> </w:t>
-      </w:r>
-      <w:r>
-        <w:t xml:space="preserve">de cada persona reconocible que aparezca en el material. Modelo estándar disponible en</w:t>
-      </w:r>
-      <w:r>
-        <w:t xml:space="preserve"> </w:t>
-      </w:r>
-      <w:r>
-        <w:rPr>
-          <w:rStyle w:val="VerbatimChar"/>
-        </w:rPr>
-        <w:t xml:space="preserve">{{URL_MODELO_AUTORIZACION_IMAGEN}}</w:t>
-      </w:r>
-      <w:r>
-        <w:t xml:space="preserve">.</w:t>
-      </w:r>
-    </w:p>
-    <w:p>
-      <w:pPr>
-        <w:pStyle w:val="Compact"/>
-        <w:numPr>
-          <w:ilvl w:val="0"/>
-          <w:numId w:val="1020"/>
-        </w:numPr>
-      </w:pPr>
-      <w:r>
-        <w:rPr>
-          <w:rStyle w:val="VerbatimChar"/>
-        </w:rPr>
-        <w:t xml:space="preserve">{{LISTA_AUTORIZACIONES_ADJUNTAS}}</w:t>
-      </w:r>
-    </w:p>
-    <w:bookmarkEnd w:id="48"/>
-    <w:bookmarkStart w:id="49" w:name="Xe7d9b0526ed1999096c921e4929904fb8711dd2"/>
-    <w:p>
-      <w:pPr>
-        <w:pStyle w:val="Heading3"/>
-      </w:pPr>
-      <w:r>
-        <w:t xml:space="preserve">Anexo IV — Identidad visual y mención de FURGOCASA</w:t>
-      </w:r>
-    </w:p>
-    <w:p>
-      <w:pPr>
-        <w:pStyle w:val="BlockText"/>
-      </w:pPr>
-      <w:r>
-        <w:t xml:space="preserve">FURGOCASA proporciona a EL CREADOR el logotipo y la guía de marca mínima para menciones públicas. URL:</w:t>
-      </w:r>
-      <w:r>
-        <w:t xml:space="preserve"> </w:t>
-      </w:r>
-      <w:r>
-        <w:rPr>
-          <w:rStyle w:val="VerbatimChar"/>
-        </w:rPr>
-        <w:t xml:space="preserve">{{URL_BRAND_GUIDELINES}}</w:t>
-      </w:r>
-      <w:r>
-        <w:t xml:space="preserve">.</w:t>
-      </w:r>
-    </w:p>
-    <w:p>
-      <w:pPr>
-        <w:pStyle w:val="Compact"/>
-        <w:numPr>
-          <w:ilvl w:val="0"/>
-          <w:numId w:val="1021"/>
-        </w:numPr>
-      </w:pPr>
-      <w:r>
-        <w:t xml:space="preserve">Mención escrita preferente:</w:t>
-      </w:r>
-      <w:r>
-        <w:t xml:space="preserve"> </w:t>
-      </w:r>
-      <w:r>
-        <w:rPr>
-          <w:b/>
-          <w:bCs/>
-        </w:rPr>
-        <w:t xml:space="preserve">“en colaboración con FURGOCASA — alquiler de campers de gran volumen”</w:t>
-      </w:r>
-      <w:r>
-        <w:t xml:space="preserve">.</w:t>
-      </w:r>
-    </w:p>
-    <w:p>
-      <w:pPr>
-        <w:pStyle w:val="Compact"/>
-        <w:numPr>
-          <w:ilvl w:val="0"/>
-          <w:numId w:val="1021"/>
-        </w:numPr>
-      </w:pPr>
-      <w:r>
-        <w:t xml:space="preserve">Etiquetas redes:</w:t>
-      </w:r>
-      <w:r>
-        <w:t xml:space="preserve"> </w:t>
-      </w:r>
-      <w:r>
-        <w:rPr>
-          <w:rStyle w:val="VerbatimChar"/>
-        </w:rPr>
-        <w:t xml:space="preserve">@furgocasa</w:t>
-      </w:r>
-      <w:r>
-        <w:t xml:space="preserve"> </w:t>
-      </w:r>
-      <w:r>
-        <w:t xml:space="preserve">(Instagram, Facebook).</w:t>
-      </w:r>
-    </w:p>
-    <w:p>
-      <w:pPr>
-        <w:pStyle w:val="Compact"/>
-        <w:numPr>
-          <w:ilvl w:val="0"/>
-          <w:numId w:val="1021"/>
-        </w:numPr>
-      </w:pPr>
-      <w:r>
-        <w:t xml:space="preserve">Hashtag opcional:</w:t>
-      </w:r>
-      <w:r>
-        <w:t xml:space="preserve"> </w:t>
-      </w:r>
-      <w:r>
-        <w:rPr>
-          <w:rStyle w:val="VerbatimChar"/>
-        </w:rPr>
-        <w:t xml:space="preserve">#FurgocasaCreators</w:t>
-      </w:r>
-      <w:r>
-        <w:t xml:space="preserve">.</w:t>
       </w:r>
     </w:p>
     <w:p>
@@ -5703,202 +5397,6 @@
         </w:pict>
       </w:r>
     </w:p>
-    <w:bookmarkEnd w:id="49"/>
-    <w:bookmarkEnd w:id="50"/>
-    <w:bookmarkStart w:id="51" w:name="X05b8b978a05c0b9ab13b93b2b15df6792df9be4"/>
-    <w:p>
-      <w:pPr>
-        <w:pStyle w:val="Heading2"/>
-      </w:pPr>
-      <w:r>
-        <w:t xml:space="preserve">Apéndice (no contractual) — Notas internas de operativa</w:t>
-      </w:r>
-    </w:p>
-    <w:p>
-      <w:pPr>
-        <w:pStyle w:val="BlockText"/>
-      </w:pPr>
-      <w:r>
-        <w:t xml:space="preserve">Este bloque</w:t>
-      </w:r>
-      <w:r>
-        <w:t xml:space="preserve"> </w:t>
-      </w:r>
-      <w:r>
-        <w:rPr>
-          <w:b/>
-          <w:bCs/>
-        </w:rPr>
-        <w:t xml:space="preserve">no se firma</w:t>
-      </w:r>
-      <w:r>
-        <w:t xml:space="preserve"> </w:t>
-      </w:r>
-      <w:r>
-        <w:t xml:space="preserve">ni se incluye en el PDF entregado al creador. Es un recordatorio interno para el equipo de FURGOCASA.</w:t>
-      </w:r>
-    </w:p>
-    <w:p>
-      <w:pPr>
-        <w:pStyle w:val="Compact"/>
-        <w:numPr>
-          <w:ilvl w:val="0"/>
-          <w:numId w:val="1022"/>
-        </w:numPr>
-      </w:pPr>
-      <w:r>
-        <w:rPr>
-          <w:b/>
-          <w:bCs/>
-        </w:rPr>
-        <w:t xml:space="preserve">Generar la factura completa</w:t>
-      </w:r>
-      <w:r>
-        <w:t xml:space="preserve"> </w:t>
-      </w:r>
-      <w:r>
-        <w:t xml:space="preserve">desde el sistema (Redsys / módulo de reservas) como cualquier reserva normal, con marca interna</w:t>
-      </w:r>
-      <w:r>
-        <w:t xml:space="preserve"> </w:t>
-      </w:r>
-      <w:r>
-        <w:rPr>
-          <w:rStyle w:val="VerbatimChar"/>
-        </w:rPr>
-        <w:t xml:space="preserve">colaboracion=true</w:t>
-      </w:r>
-      <w:r>
-        <w:t xml:space="preserve"> </w:t>
-      </w:r>
-      <w:r>
-        <w:t xml:space="preserve">y</w:t>
-      </w:r>
-      <w:r>
-        <w:t xml:space="preserve"> </w:t>
-      </w:r>
-      <w:r>
-        <w:rPr>
-          <w:rStyle w:val="VerbatimChar"/>
-        </w:rPr>
-        <w:t xml:space="preserve">referencia=COL-YYYY-NNN</w:t>
-      </w:r>
-      <w:r>
-        <w:t xml:space="preserve">.</w:t>
-      </w:r>
-    </w:p>
-    <w:p>
-      <w:pPr>
-        <w:pStyle w:val="Compact"/>
-        <w:numPr>
-          <w:ilvl w:val="0"/>
-          <w:numId w:val="1022"/>
-        </w:numPr>
-      </w:pPr>
-      <w:r>
-        <w:rPr>
-          <w:b/>
-          <w:bCs/>
-        </w:rPr>
-        <w:t xml:space="preserve">Bloquear la fecha</w:t>
-      </w:r>
-      <w:r>
-        <w:t xml:space="preserve"> </w:t>
-      </w:r>
-      <w:r>
-        <w:t xml:space="preserve">en el calendario del vehículo igual que cualquier reserva.</w:t>
-      </w:r>
-    </w:p>
-    <w:p>
-      <w:pPr>
-        <w:pStyle w:val="Compact"/>
-        <w:numPr>
-          <w:ilvl w:val="0"/>
-          <w:numId w:val="1022"/>
-        </w:numPr>
-      </w:pPr>
-      <w:r>
-        <w:t xml:space="preserve">Tras dropoff, programar</w:t>
-      </w:r>
-      <w:r>
-        <w:t xml:space="preserve"> </w:t>
-      </w:r>
-      <w:r>
-        <w:rPr>
-          <w:b/>
-          <w:bCs/>
-        </w:rPr>
-        <w:t xml:space="preserve">recordatorio interno a 30 días</w:t>
-      </w:r>
-      <w:r>
-        <w:t xml:space="preserve"> </w:t>
-      </w:r>
-      <w:r>
-        <w:t xml:space="preserve">para revisar si llegó la entrega; si no, mandar email recordatorio.</w:t>
-      </w:r>
-    </w:p>
-    <w:p>
-      <w:pPr>
-        <w:pStyle w:val="Compact"/>
-        <w:numPr>
-          <w:ilvl w:val="0"/>
-          <w:numId w:val="1022"/>
-        </w:numPr>
-      </w:pPr>
-      <w:r>
-        <w:t xml:space="preserve">Al aprobar:</w:t>
-      </w:r>
-      <w:r>
-        <w:t xml:space="preserve"> </w:t>
-      </w:r>
-      <w:r>
-        <w:rPr>
-          <w:b/>
-          <w:bCs/>
-        </w:rPr>
-        <w:t xml:space="preserve">emitir factura rectificativa</w:t>
-      </w:r>
-      <w:r>
-        <w:t xml:space="preserve"> </w:t>
-      </w:r>
-      <w:r>
-        <w:t xml:space="preserve">(tipo R, motivo: «Reembolso por entrega satisfactoria del contenido pactado — referencia COL-YYYY-NNN») y procesar reembolso a la cuenta o tarjeta de pago original.</w:t>
-      </w:r>
-    </w:p>
-    <w:p>
-      <w:pPr>
-        <w:pStyle w:val="Compact"/>
-        <w:numPr>
-          <w:ilvl w:val="0"/>
-          <w:numId w:val="1022"/>
-        </w:numPr>
-      </w:pPr>
-      <w:r>
-        <w:t xml:space="preserve">Si “NO CUMPLE”: notificar por email con motivación, archivar carpeta de entrega como evidencia y dejar el alquiler facturado tal cual.</w:t>
-      </w:r>
-    </w:p>
-    <w:p>
-      <w:pPr>
-        <w:pStyle w:val="Compact"/>
-        <w:numPr>
-          <w:ilvl w:val="0"/>
-          <w:numId w:val="1022"/>
-        </w:numPr>
-      </w:pPr>
-      <w:r>
-        <w:rPr>
-          <w:b/>
-          <w:bCs/>
-        </w:rPr>
-        <w:t xml:space="preserve">No mezclar</w:t>
-      </w:r>
-      <w:r>
-        <w:t xml:space="preserve"> </w:t>
-      </w:r>
-      <w:r>
-        <w:t xml:space="preserve">este flujo con la fianza: la fianza la liberamos en su ventana habitual (7–14 días hábiles) descontando, si procede, daños/kilometraje/multas/combustible.</w:t>
-      </w:r>
-    </w:p>
     <w:p>
       <w:r>
         <w:pict>
@@ -5906,6 +5404,428 @@
         </w:pict>
       </w:r>
     </w:p>
+    <w:bookmarkEnd w:id="50"/>
+    <w:bookmarkStart w:id="51" w:name="X18e489059105d9051847f1d720f2367e3ce8cd7"/>
+    <w:p>
+      <w:pPr>
+        <w:pStyle w:val="Heading3"/>
+      </w:pPr>
+      <w:r>
+        <w:t xml:space="preserve">Anexo III — Autorizaciones de imagen de terceros</w:t>
+      </w:r>
+    </w:p>
+    <w:p>
+      <w:pPr>
+        <w:pStyle w:val="BlockText"/>
+      </w:pPr>
+      <w:r>
+        <w:t xml:space="preserve">Adjuntar copia firmada de la</w:t>
+      </w:r>
+      <w:r>
+        <w:t xml:space="preserve"> </w:t>
+      </w:r>
+      <w:r>
+        <w:rPr>
+          <w:b/>
+          <w:bCs/>
+        </w:rPr>
+        <w:t xml:space="preserve">autorización de imagen</w:t>
+      </w:r>
+      <w:r>
+        <w:t xml:space="preserve"> </w:t>
+      </w:r>
+      <w:r>
+        <w:t xml:space="preserve">de cada persona reconocible que aparezca en el material. Modelo estándar disponible bajo petición a</w:t>
+      </w:r>
+      <w:r>
+        <w:t xml:space="preserve"> </w:t>
+      </w:r>
+      <w:r>
+        <w:rPr>
+          <w:rStyle w:val="VerbatimChar"/>
+        </w:rPr>
+        <w:t xml:space="preserve">info@furgocasa.com</w:t>
+      </w:r>
+      <w:r>
+        <w:t xml:space="preserve">.</w:t>
+      </w:r>
+    </w:p>
+    <w:p>
+      <w:pPr>
+        <w:pStyle w:val="FirstParagraph"/>
+      </w:pPr>
+      <w:r>
+        <w:t xml:space="preserve">Adjuntos:</w:t>
+      </w:r>
+    </w:p>
+    <w:p>
+      <w:pPr>
+        <w:pStyle w:val="Compact"/>
+        <w:numPr>
+          <w:ilvl w:val="0"/>
+          <w:numId w:val="1030"/>
+        </w:numPr>
+      </w:pPr>
+      <w:r>
+        <w:t xml:space="preserve">Autorización 1 — Nombre: ______________________________</w:t>
+      </w:r>
+    </w:p>
+    <w:p>
+      <w:pPr>
+        <w:pStyle w:val="Compact"/>
+        <w:numPr>
+          <w:ilvl w:val="0"/>
+          <w:numId w:val="1031"/>
+        </w:numPr>
+      </w:pPr>
+      <w:r>
+        <w:t xml:space="preserve">Autorización 2 — Nombre: ______________________________</w:t>
+      </w:r>
+    </w:p>
+    <w:p>
+      <w:pPr>
+        <w:pStyle w:val="Compact"/>
+        <w:numPr>
+          <w:ilvl w:val="0"/>
+          <w:numId w:val="1032"/>
+        </w:numPr>
+      </w:pPr>
+      <w:r>
+        <w:t xml:space="preserve">Autorización 3 — Nombre: ______________________________</w:t>
+      </w:r>
+    </w:p>
+    <w:p>
+      <w:pPr>
+        <w:pStyle w:val="Compact"/>
+        <w:numPr>
+          <w:ilvl w:val="0"/>
+          <w:numId w:val="1033"/>
+        </w:numPr>
+      </w:pPr>
+      <w:r>
+        <w:t xml:space="preserve">No procede (no aparecen personas reconocibles distintas de EL CREADOR).</w:t>
+      </w:r>
+    </w:p>
+    <w:bookmarkEnd w:id="51"/>
+    <w:bookmarkStart w:id="52" w:name="Xe7d9b0526ed1999096c921e4929904fb8711dd2"/>
+    <w:p>
+      <w:pPr>
+        <w:pStyle w:val="Heading3"/>
+      </w:pPr>
+      <w:r>
+        <w:t xml:space="preserve">Anexo IV — Identidad visual y mención de FURGOCASA</w:t>
+      </w:r>
+    </w:p>
+    <w:p>
+      <w:pPr>
+        <w:pStyle w:val="BlockText"/>
+      </w:pPr>
+      <w:r>
+        <w:t xml:space="preserve">FURGOCASA proporciona a EL CREADOR el logotipo y la guía de marca mínima para menciones públicas (bajo petición a</w:t>
+      </w:r>
+      <w:r>
+        <w:t xml:space="preserve"> </w:t>
+      </w:r>
+      <w:r>
+        <w:rPr>
+          <w:rStyle w:val="VerbatimChar"/>
+        </w:rPr>
+        <w:t xml:space="preserve">info@furgocasa.com</w:t>
+      </w:r>
+      <w:r>
+        <w:t xml:space="preserve">).</w:t>
+      </w:r>
+    </w:p>
+    <w:p>
+      <w:pPr>
+        <w:pStyle w:val="Compact"/>
+        <w:numPr>
+          <w:ilvl w:val="0"/>
+          <w:numId w:val="1034"/>
+        </w:numPr>
+      </w:pPr>
+      <w:r>
+        <w:t xml:space="preserve">Mención escrita preferente:</w:t>
+      </w:r>
+      <w:r>
+        <w:t xml:space="preserve"> </w:t>
+      </w:r>
+      <w:r>
+        <w:rPr>
+          <w:b/>
+          <w:bCs/>
+        </w:rPr>
+        <w:t xml:space="preserve">«en colaboración con FURGOCASA — alquiler de campers de gran volumen»</w:t>
+      </w:r>
+      <w:r>
+        <w:t xml:space="preserve">.</w:t>
+      </w:r>
+    </w:p>
+    <w:p>
+      <w:pPr>
+        <w:pStyle w:val="Compact"/>
+        <w:numPr>
+          <w:ilvl w:val="0"/>
+          <w:numId w:val="1034"/>
+        </w:numPr>
+      </w:pPr>
+      <w:r>
+        <w:t xml:space="preserve">Etiquetas redes:</w:t>
+      </w:r>
+      <w:r>
+        <w:t xml:space="preserve"> </w:t>
+      </w:r>
+      <w:r>
+        <w:rPr>
+          <w:rStyle w:val="VerbatimChar"/>
+          <w:b/>
+          <w:bCs/>
+        </w:rPr>
+        <w:t xml:space="preserve">@furgocasa</w:t>
+      </w:r>
+      <w:r>
+        <w:t xml:space="preserve"> </w:t>
+      </w:r>
+      <w:r>
+        <w:t xml:space="preserve">(Instagram, Facebook).</w:t>
+      </w:r>
+    </w:p>
+    <w:p>
+      <w:pPr>
+        <w:pStyle w:val="Compact"/>
+        <w:numPr>
+          <w:ilvl w:val="0"/>
+          <w:numId w:val="1034"/>
+        </w:numPr>
+      </w:pPr>
+      <w:r>
+        <w:t xml:space="preserve">Hashtag opcional:</w:t>
+      </w:r>
+      <w:r>
+        <w:t xml:space="preserve"> </w:t>
+      </w:r>
+      <w:r>
+        <w:rPr>
+          <w:rStyle w:val="VerbatimChar"/>
+          <w:b/>
+          <w:bCs/>
+        </w:rPr>
+        <w:t xml:space="preserve">#FurgocasaCreators</w:t>
+      </w:r>
+      <w:r>
+        <w:t xml:space="preserve">.</w:t>
+      </w:r>
+    </w:p>
+    <w:p>
+      <w:r>
+        <w:pict>
+          <v:rect style="width:0;height:1.5pt" o:hralign="center" o:hrstd="t" o:hr="t"/>
+        </w:pict>
+      </w:r>
+    </w:p>
+    <w:bookmarkEnd w:id="52"/>
+    <w:bookmarkEnd w:id="53"/>
+    <w:bookmarkStart w:id="54" w:name="X05b8b978a05c0b9ab13b93b2b15df6792df9be4"/>
+    <w:p>
+      <w:pPr>
+        <w:pStyle w:val="Heading2"/>
+      </w:pPr>
+      <w:r>
+        <w:t xml:space="preserve">Apéndice (no contractual) — Notas internas de operativa</w:t>
+      </w:r>
+    </w:p>
+    <w:p>
+      <w:pPr>
+        <w:pStyle w:val="BlockText"/>
+      </w:pPr>
+      <w:r>
+        <w:t xml:space="preserve">Este bloque</w:t>
+      </w:r>
+      <w:r>
+        <w:t xml:space="preserve"> </w:t>
+      </w:r>
+      <w:r>
+        <w:rPr>
+          <w:b/>
+          <w:bCs/>
+        </w:rPr>
+        <w:t xml:space="preserve">no se firma</w:t>
+      </w:r>
+      <w:r>
+        <w:t xml:space="preserve"> </w:t>
+      </w:r>
+      <w:r>
+        <w:t xml:space="preserve">ni se incluye en el PDF entregado al creador. Es un recordatorio interno para el equipo de FURGOCASA.</w:t>
+      </w:r>
+    </w:p>
+    <w:p>
+      <w:pPr>
+        <w:pStyle w:val="Compact"/>
+        <w:numPr>
+          <w:ilvl w:val="0"/>
+          <w:numId w:val="1035"/>
+        </w:numPr>
+      </w:pPr>
+      <w:r>
+        <w:rPr>
+          <w:b/>
+          <w:bCs/>
+        </w:rPr>
+        <w:t xml:space="preserve">Generar la factura completa</w:t>
+      </w:r>
+      <w:r>
+        <w:t xml:space="preserve"> </w:t>
+      </w:r>
+      <w:r>
+        <w:t xml:space="preserve">desde el sistema (Redsys / módulo de reservas) como cualquier reserva normal, con marca interna</w:t>
+      </w:r>
+      <w:r>
+        <w:t xml:space="preserve"> </w:t>
+      </w:r>
+      <w:r>
+        <w:rPr>
+          <w:rStyle w:val="VerbatimChar"/>
+        </w:rPr>
+        <w:t xml:space="preserve">colaboracion=true</w:t>
+      </w:r>
+      <w:r>
+        <w:t xml:space="preserve"> </w:t>
+      </w:r>
+      <w:r>
+        <w:t xml:space="preserve">y</w:t>
+      </w:r>
+      <w:r>
+        <w:t xml:space="preserve"> </w:t>
+      </w:r>
+      <w:r>
+        <w:rPr>
+          <w:rStyle w:val="VerbatimChar"/>
+        </w:rPr>
+        <w:t xml:space="preserve">referencia=COL-AAAA-NNN</w:t>
+      </w:r>
+      <w:r>
+        <w:t xml:space="preserve">.</w:t>
+      </w:r>
+    </w:p>
+    <w:p>
+      <w:pPr>
+        <w:pStyle w:val="Compact"/>
+        <w:numPr>
+          <w:ilvl w:val="0"/>
+          <w:numId w:val="1035"/>
+        </w:numPr>
+      </w:pPr>
+      <w:r>
+        <w:rPr>
+          <w:b/>
+          <w:bCs/>
+        </w:rPr>
+        <w:t xml:space="preserve">Bloquear la fecha</w:t>
+      </w:r>
+      <w:r>
+        <w:t xml:space="preserve"> </w:t>
+      </w:r>
+      <w:r>
+        <w:t xml:space="preserve">en el calendario del vehículo igual que cualquier reserva.</w:t>
+      </w:r>
+    </w:p>
+    <w:p>
+      <w:pPr>
+        <w:pStyle w:val="Compact"/>
+        <w:numPr>
+          <w:ilvl w:val="0"/>
+          <w:numId w:val="1035"/>
+        </w:numPr>
+      </w:pPr>
+      <w:r>
+        <w:t xml:space="preserve">Tras dropoff, programar</w:t>
+      </w:r>
+      <w:r>
+        <w:t xml:space="preserve"> </w:t>
+      </w:r>
+      <w:r>
+        <w:rPr>
+          <w:b/>
+          <w:bCs/>
+        </w:rPr>
+        <w:t xml:space="preserve">recordatorio interno a 21 días</w:t>
+      </w:r>
+      <w:r>
+        <w:t xml:space="preserve"> </w:t>
+      </w:r>
+      <w:r>
+        <w:t xml:space="preserve">para revisar si llegó la entrega; si no, mandar email recordatorio.</w:t>
+      </w:r>
+    </w:p>
+    <w:p>
+      <w:pPr>
+        <w:pStyle w:val="Compact"/>
+        <w:numPr>
+          <w:ilvl w:val="0"/>
+          <w:numId w:val="1035"/>
+        </w:numPr>
+      </w:pPr>
+      <w:r>
+        <w:t xml:space="preserve">Al aprobar:</w:t>
+      </w:r>
+      <w:r>
+        <w:t xml:space="preserve"> </w:t>
+      </w:r>
+      <w:r>
+        <w:rPr>
+          <w:b/>
+          <w:bCs/>
+        </w:rPr>
+        <w:t xml:space="preserve">emitir factura rectificativa</w:t>
+      </w:r>
+      <w:r>
+        <w:t xml:space="preserve"> </w:t>
+      </w:r>
+      <w:r>
+        <w:t xml:space="preserve">(tipo R, motivo: «Reembolso por entrega satisfactoria del contenido pactado — referencia COL-AAAA-NNN») y procesar reembolso a la cuenta o tarjeta de pago original.</w:t>
+      </w:r>
+    </w:p>
+    <w:p>
+      <w:pPr>
+        <w:pStyle w:val="Compact"/>
+        <w:numPr>
+          <w:ilvl w:val="0"/>
+          <w:numId w:val="1035"/>
+        </w:numPr>
+      </w:pPr>
+      <w:r>
+        <w:t xml:space="preserve">Si “NO CUMPLE”: notificar por email con motivación, archivar carpeta de entrega como evidencia y dejar el alquiler facturado tal cual.</w:t>
+      </w:r>
+    </w:p>
+    <w:p>
+      <w:pPr>
+        <w:pStyle w:val="Compact"/>
+        <w:numPr>
+          <w:ilvl w:val="0"/>
+          <w:numId w:val="1035"/>
+        </w:numPr>
+      </w:pPr>
+      <w:r>
+        <w:rPr>
+          <w:b/>
+          <w:bCs/>
+        </w:rPr>
+        <w:t xml:space="preserve">No mezclar</w:t>
+      </w:r>
+      <w:r>
+        <w:t xml:space="preserve"> </w:t>
+      </w:r>
+      <w:r>
+        <w:t xml:space="preserve">este flujo con la fianza: la fianza la liberamos en su ventana habitual (7–14 días hábiles) descontando, si procede, daños/kilometraje/multas/combustible.</w:t>
+      </w:r>
+    </w:p>
+    <w:p>
+      <w:r>
+        <w:pict>
+          <v:rect style="width:0;height:1.5pt" o:hralign="center" o:hrstd="t" o:hr="t"/>
+        </w:pict>
+      </w:r>
+    </w:p>
     <w:p>
       <w:pPr>
         <w:pStyle w:val="FirstParagraph"/>
@@ -5931,7 +5851,7 @@
           <w:i/>
           <w:iCs/>
         </w:rPr>
-        <w:t xml:space="preserve">{{VERSION}}</w:t>
+        <w:t xml:space="preserve">1.1</w:t>
       </w:r>
       <w:r>
         <w:rPr>
@@ -5961,7 +5881,7 @@
           <w:i/>
           <w:iCs/>
         </w:rPr>
-        <w:t xml:space="preserve">{{FECHA_ULTIMA_REVISION_MODELO}}</w:t>
+        <w:t xml:space="preserve">2026-05-14</w:t>
       </w:r>
       <w:r>
         <w:rPr>
@@ -5975,33 +5895,11 @@
           <w:i/>
           <w:iCs/>
         </w:rPr>
-        <w:t xml:space="preserve">· Responsable interno del modelo:</w:t>
-      </w:r>
-      <w:r>
-        <w:rPr>
-          <w:i/>
-          <w:iCs/>
-        </w:rPr>
-        <w:t xml:space="preserve"> </w:t>
-      </w:r>
-      <w:r>
-        <w:rPr>
-          <w:rStyle w:val="VerbatimChar"/>
-          <w:i/>
-          <w:iCs/>
-        </w:rPr>
-        <w:t xml:space="preserve">{{RESPONSABLE_INTERNO}}</w:t>
-      </w:r>
-      <w:r>
-        <w:rPr>
-          <w:i/>
-          <w:iCs/>
-        </w:rPr>
-        <w:t xml:space="preserve">.</w:t>
-      </w:r>
-    </w:p>
-    <w:bookmarkEnd w:id="51"/>
-    <w:bookmarkEnd w:id="52"/>
+        <w:t xml:space="preserve">· Responsable interno del modelo: Equipo FURGOCASA.</w:t>
+      </w:r>
+    </w:p>
+    <w:bookmarkEnd w:id="54"/>
+    <w:bookmarkEnd w:id="55"/>
     <w:sectPr>
       <w:footnotePr>
         <w:numRestart w:val="eachSect"/>
@@ -6294,6 +6192,82 @@
       <w:start w:val="1"/>
       <w:numFmt w:val="decimal"/>
       <w:lvlText w:val="%9."/>
+      <w:lvlJc w:val="left"/>
+      <w:pPr>
+        <w:ind w:left="6480" w:hanging="360"/>
+      </w:pPr>
+    </w:lvl>
+  </w:abstractNum>
+  <w:abstractNum w:abstractNumId="992">
+    <w:nsid w:val="0000A992"/>
+    <w:multiLevelType w:val="multilevel"/>
+    <w:lvl w:ilvl="0">
+      <w:numFmt w:val="bullet"/>
+      <w:lvlText w:val="☐"/>
+      <w:lvlJc w:val="left"/>
+      <w:pPr>
+        <w:ind w:left="720" w:hanging="360"/>
+      </w:pPr>
+    </w:lvl>
+    <w:lvl w:ilvl="1">
+      <w:numFmt w:val="bullet"/>
+      <w:lvlText w:val="☐"/>
+      <w:lvlJc w:val="left"/>
+      <w:pPr>
+        <w:ind w:left="1440" w:hanging="360"/>
+      </w:pPr>
+    </w:lvl>
+    <w:lvl w:ilvl="2">
+      <w:numFmt w:val="bullet"/>
+      <w:lvlText w:val="☐"/>
+      <w:lvlJc w:val="left"/>
+      <w:pPr>
+        <w:ind w:left="2160" w:hanging="360"/>
+      </w:pPr>
+    </w:lvl>
+    <w:lvl w:ilvl="3">
+      <w:numFmt w:val="bullet"/>
+      <w:lvlText w:val="☐"/>
+      <w:lvlJc w:val="left"/>
+      <w:pPr>
+        <w:ind w:left="2880" w:hanging="360"/>
+      </w:pPr>
+    </w:lvl>
+    <w:lvl w:ilvl="4">
+      <w:numFmt w:val="bullet"/>
+      <w:lvlText w:val="☐"/>
+      <w:lvlJc w:val="left"/>
+      <w:pPr>
+        <w:ind w:left="3600" w:hanging="360"/>
+      </w:pPr>
+    </w:lvl>
+    <w:lvl w:ilvl="5">
+      <w:numFmt w:val="bullet"/>
+      <w:lvlText w:val="☐"/>
+      <w:lvlJc w:val="left"/>
+      <w:pPr>
+        <w:ind w:left="4320" w:hanging="360"/>
+      </w:pPr>
+    </w:lvl>
+    <w:lvl w:ilvl="6">
+      <w:numFmt w:val="bullet"/>
+      <w:lvlText w:val="☐"/>
+      <w:lvlJc w:val="left"/>
+      <w:pPr>
+        <w:ind w:left="5040" w:hanging="360"/>
+      </w:pPr>
+    </w:lvl>
+    <w:lvl w:ilvl="7">
+      <w:numFmt w:val="bullet"/>
+      <w:lvlText w:val="☐"/>
+      <w:lvlJc w:val="left"/>
+      <w:pPr>
+        <w:ind w:left="5760" w:hanging="360"/>
+      </w:pPr>
+    </w:lvl>
+    <w:lvl w:ilvl="8">
+      <w:numFmt w:val="bullet"/>
+      <w:lvlText w:val="☐"/>
       <w:lvlJc w:val="left"/>
       <w:pPr>
         <w:ind w:left="6480" w:hanging="360"/>
@@ -6373,15 +6347,45 @@
     </w:lvlOverride>
   </w:num>
   <w:num w:numId="1006">
+    <w:abstractNumId w:val="992"/>
+  </w:num>
+  <w:num w:numId="1007">
+    <w:abstractNumId w:val="992"/>
+  </w:num>
+  <w:num w:numId="1008">
+    <w:abstractNumId w:val="992"/>
+  </w:num>
+  <w:num w:numId="1009">
+    <w:abstractNumId w:val="992"/>
+  </w:num>
+  <w:num w:numId="1010">
+    <w:abstractNumId w:val="992"/>
+  </w:num>
+  <w:num w:numId="1011">
     <w:abstractNumId w:val="991"/>
   </w:num>
-  <w:num w:numId="1007">
+  <w:num w:numId="1012">
     <w:abstractNumId w:val="991"/>
   </w:num>
-  <w:num w:numId="1008">
+  <w:num w:numId="1013">
     <w:abstractNumId w:val="991"/>
   </w:num>
-  <w:num w:numId="1009">
+  <w:num w:numId="1014">
+    <w:abstractNumId w:val="991"/>
+  </w:num>
+  <w:num w:numId="1015">
+    <w:abstractNumId w:val="991"/>
+  </w:num>
+  <w:num w:numId="1016">
+    <w:abstractNumId w:val="992"/>
+  </w:num>
+  <w:num w:numId="1017">
+    <w:abstractNumId w:val="992"/>
+  </w:num>
+  <w:num w:numId="1018">
+    <w:abstractNumId w:val="992"/>
+  </w:num>
+  <w:num w:numId="1019">
     <w:abstractNumId w:val="99411"/>
     <w:lvlOverride w:ilvl="0">
       <w:startOverride w:val="1"/>
@@ -6411,7 +6415,7 @@
       <w:startOverride w:val="1"/>
     </w:lvlOverride>
   </w:num>
-  <w:num w:numId="1010">
+  <w:num w:numId="1020">
     <w:abstractNumId w:val="99411"/>
     <w:lvlOverride w:ilvl="0">
       <w:startOverride w:val="1"/>
@@ -6441,16 +6445,16 @@
       <w:startOverride w:val="1"/>
     </w:lvlOverride>
   </w:num>
-  <w:num w:numId="1011">
+  <w:num w:numId="1021">
     <w:abstractNumId w:val="991"/>
   </w:num>
-  <w:num w:numId="1012">
+  <w:num w:numId="1022">
     <w:abstractNumId w:val="991"/>
   </w:num>
-  <w:num w:numId="1013">
+  <w:num w:numId="1023">
     <w:abstractNumId w:val="991"/>
   </w:num>
-  <w:num w:numId="1014">
+  <w:num w:numId="1024">
     <w:abstractNumId w:val="99411"/>
     <w:lvlOverride w:ilvl="0">
       <w:startOverride w:val="1"/>
@@ -6480,10 +6484,10 @@
       <w:startOverride w:val="1"/>
     </w:lvlOverride>
   </w:num>
-  <w:num w:numId="1015">
+  <w:num w:numId="1025">
     <w:abstractNumId w:val="991"/>
   </w:num>
-  <w:num w:numId="1016">
+  <w:num w:numId="1026">
     <w:abstractNumId w:val="99411"/>
     <w:lvlOverride w:ilvl="0">
       <w:startOverride w:val="1"/>
@@ -6513,10 +6517,10 @@
       <w:startOverride w:val="1"/>
     </w:lvlOverride>
   </w:num>
-  <w:num w:numId="1017">
+  <w:num w:numId="1027">
     <w:abstractNumId w:val="991"/>
   </w:num>
-  <w:num w:numId="1018">
+  <w:num w:numId="1028">
     <w:abstractNumId w:val="99411"/>
     <w:lvlOverride w:ilvl="0">
       <w:startOverride w:val="1"/>
@@ -6546,16 +6550,25 @@
       <w:startOverride w:val="1"/>
     </w:lvlOverride>
   </w:num>
-  <w:num w:numId="1019">
+  <w:num w:numId="1029">
     <w:abstractNumId w:val="991"/>
   </w:num>
-  <w:num w:numId="1020">
+  <w:num w:numId="1030">
+    <w:abstractNumId w:val="992"/>
+  </w:num>
+  <w:num w:numId="1031">
+    <w:abstractNumId w:val="992"/>
+  </w:num>
+  <w:num w:numId="1032">
+    <w:abstractNumId w:val="992"/>
+  </w:num>
+  <w:num w:numId="1033">
+    <w:abstractNumId w:val="992"/>
+  </w:num>
+  <w:num w:numId="1034">
     <w:abstractNumId w:val="991"/>
   </w:num>
-  <w:num w:numId="1021">
-    <w:abstractNumId w:val="991"/>
-  </w:num>
-  <w:num w:numId="1022">
+  <w:num w:numId="1035">
     <w:abstractNumId w:val="991"/>
   </w:num>
 </w:numbering>
